--- a/Volume 1/Chapter 08 - Web Applications/SPA_Vol1_Ch8_Lesson8_1_HTTP_Review.docx
+++ b/Volume 1/Chapter 08 - Web Applications/SPA_Vol1_Ch8_Lesson8_1_HTTP_Review.docx
@@ -1227,6 +1227,254 @@
         <w:pStyle w:val="Heading3"/>
       </w:pPr>
       <w:r>
+        <w:t>Windows PowerShell Project Files</w:t>
+      </w:r>
+    </w:p>
+    <w:p>
+      <w:pPr>
+        <w:keepNext/>
+      </w:pPr>
+      <w:r>
+        <w:t>Next, let the tools create the C# and Go projects, as in Lesson 6.0. Remember, dotnet new web makes each server's web project, with --exclude-launch-settings so dotnet run starts the server as the lesson shows; each starter Program.cs is replaced with this lesson's code in the C# section. Remember, go mod init makes the .\go folder a module; its go line shows your own Go version.</w:t>
+      </w:r>
+    </w:p>
+    <w:p>
+      <w:pPr>
+        <w:keepNext/>
+      </w:pPr>
+    </w:p>
+    <w:p>
+      <w:pPr>
+        <w:pStyle w:val="CommandBlock"/>
+        <w:keepNext/>
+      </w:pPr>
+      <w:r>
+        <w:t>dotnet new web -o .\csharp\BasicServer --exclude-launch-settings</w:t>
+      </w:r>
+    </w:p>
+    <w:p>
+      <w:pPr>
+        <w:pStyle w:val="CommandBlock"/>
+        <w:keepNext/>
+      </w:pPr>
+      <w:r>
+        <w:t>dotnet new web -o .\csharp\Server --exclude-launch-settings</w:t>
+      </w:r>
+    </w:p>
+    <w:p>
+      <w:pPr>
+        <w:pStyle w:val="CommandBlock"/>
+      </w:pPr>
+      <w:r>
+        <w:t>go -C .\go mod init example.com/httpreview</w:t>
+      </w:r>
+    </w:p>
+    <w:p>
+      <w:pPr>
+        <w:keepNext/>
+      </w:pPr>
+    </w:p>
+    <w:p>
+      <w:r>
+        <w:t>As in Lesson 6.0, type each server's .csproj over the one dotnet new web made, for OutputType Exe and RunWorkingDirectory: notepad .\csharp\BasicServer\BasicServer.csproj opens the file; press Ctrl+A, type the file below in place of its lines, save it with Ctrl+S, and close Notepad. Do the same for .\csharp\Server\Server.csproj.</w:t>
+      </w:r>
+    </w:p>
+    <w:p>
+      <w:pPr>
+        <w:keepNext/>
+      </w:pPr>
+    </w:p>
+    <w:p>
+      <w:pPr>
+        <w:pStyle w:val="Heading3"/>
+      </w:pPr>
+      <w:r>
+        <w:t>csharp/BasicServer/BasicServer.csproj</w:t>
+      </w:r>
+    </w:p>
+    <w:p>
+      <w:pPr>
+        <w:pStyle w:val="SourceCode"/>
+        <w:keepNext/>
+      </w:pPr>
+      <w:r>
+        <w:t>&lt;Project Sdk="Microsoft.NET.Sdk.Web"&gt;</w:t>
+      </w:r>
+    </w:p>
+    <w:p>
+      <w:pPr>
+        <w:pStyle w:val="SourceCode"/>
+        <w:keepNext/>
+      </w:pPr>
+      <w:r>
+        <w:t xml:space="preserve">  &lt;PropertyGroup&gt;</w:t>
+      </w:r>
+    </w:p>
+    <w:p>
+      <w:pPr>
+        <w:pStyle w:val="SourceCode"/>
+        <w:keepNext/>
+      </w:pPr>
+      <w:r>
+        <w:t xml:space="preserve">    &lt;OutputType&gt;Exe&lt;/OutputType&gt;</w:t>
+      </w:r>
+    </w:p>
+    <w:p>
+      <w:pPr>
+        <w:pStyle w:val="SourceCode"/>
+        <w:keepNext/>
+      </w:pPr>
+      <w:r>
+        <w:t xml:space="preserve">    &lt;TargetFramework&gt;net10.0&lt;/TargetFramework&gt;</w:t>
+      </w:r>
+    </w:p>
+    <w:p>
+      <w:pPr>
+        <w:pStyle w:val="SourceCode"/>
+        <w:keepNext/>
+      </w:pPr>
+      <w:r>
+        <w:t xml:space="preserve">    &lt;ImplicitUsings&gt;enable&lt;/ImplicitUsings&gt;</w:t>
+      </w:r>
+    </w:p>
+    <w:p>
+      <w:pPr>
+        <w:pStyle w:val="SourceCode"/>
+        <w:keepNext/>
+      </w:pPr>
+      <w:r>
+        <w:t xml:space="preserve">    &lt;Nullable&gt;enable&lt;/Nullable&gt;</w:t>
+      </w:r>
+    </w:p>
+    <w:p>
+      <w:pPr>
+        <w:pStyle w:val="SourceCode"/>
+        <w:keepNext/>
+      </w:pPr>
+      <w:r>
+        <w:t xml:space="preserve">    &lt;RunWorkingDirectory&gt;$(MSBuildStartupDirectory)&lt;/RunWorkingDirectory&gt;</w:t>
+      </w:r>
+    </w:p>
+    <w:p>
+      <w:pPr>
+        <w:pStyle w:val="SourceCode"/>
+        <w:keepNext/>
+      </w:pPr>
+      <w:r>
+        <w:t xml:space="preserve">  &lt;/PropertyGroup&gt;</w:t>
+      </w:r>
+    </w:p>
+    <w:p>
+      <w:pPr>
+        <w:pStyle w:val="SourceCode"/>
+      </w:pPr>
+      <w:r>
+        <w:t>&lt;/Project&gt;</w:t>
+      </w:r>
+    </w:p>
+    <w:p>
+      <w:pPr>
+        <w:keepNext/>
+      </w:pPr>
+    </w:p>
+    <w:p>
+      <w:pPr>
+        <w:pStyle w:val="Heading3"/>
+      </w:pPr>
+      <w:r>
+        <w:t>csharp/Server/Server.csproj</w:t>
+      </w:r>
+    </w:p>
+    <w:p>
+      <w:pPr>
+        <w:pStyle w:val="SourceCode"/>
+        <w:keepNext/>
+      </w:pPr>
+      <w:r>
+        <w:t>&lt;Project Sdk="Microsoft.NET.Sdk.Web"&gt;</w:t>
+      </w:r>
+    </w:p>
+    <w:p>
+      <w:pPr>
+        <w:pStyle w:val="SourceCode"/>
+        <w:keepNext/>
+      </w:pPr>
+      <w:r>
+        <w:t xml:space="preserve">  &lt;PropertyGroup&gt;</w:t>
+      </w:r>
+    </w:p>
+    <w:p>
+      <w:pPr>
+        <w:pStyle w:val="SourceCode"/>
+        <w:keepNext/>
+      </w:pPr>
+      <w:r>
+        <w:t xml:space="preserve">    &lt;OutputType&gt;Exe&lt;/OutputType&gt;</w:t>
+      </w:r>
+    </w:p>
+    <w:p>
+      <w:pPr>
+        <w:pStyle w:val="SourceCode"/>
+        <w:keepNext/>
+      </w:pPr>
+      <w:r>
+        <w:t xml:space="preserve">    &lt;TargetFramework&gt;net10.0&lt;/TargetFramework&gt;</w:t>
+      </w:r>
+    </w:p>
+    <w:p>
+      <w:pPr>
+        <w:pStyle w:val="SourceCode"/>
+        <w:keepNext/>
+      </w:pPr>
+      <w:r>
+        <w:t xml:space="preserve">    &lt;ImplicitUsings&gt;enable&lt;/ImplicitUsings&gt;</w:t>
+      </w:r>
+    </w:p>
+    <w:p>
+      <w:pPr>
+        <w:pStyle w:val="SourceCode"/>
+        <w:keepNext/>
+      </w:pPr>
+      <w:r>
+        <w:t xml:space="preserve">    &lt;Nullable&gt;enable&lt;/Nullable&gt;</w:t>
+      </w:r>
+    </w:p>
+    <w:p>
+      <w:pPr>
+        <w:pStyle w:val="SourceCode"/>
+        <w:keepNext/>
+      </w:pPr>
+      <w:r>
+        <w:t xml:space="preserve">    &lt;RunWorkingDirectory&gt;$(MSBuildStartupDirectory)&lt;/RunWorkingDirectory&gt;</w:t>
+      </w:r>
+    </w:p>
+    <w:p>
+      <w:pPr>
+        <w:pStyle w:val="SourceCode"/>
+        <w:keepNext/>
+      </w:pPr>
+      <w:r>
+        <w:t xml:space="preserve">  &lt;/PropertyGroup&gt;</w:t>
+      </w:r>
+    </w:p>
+    <w:p>
+      <w:pPr>
+        <w:pStyle w:val="SourceCode"/>
+      </w:pPr>
+      <w:r>
+        <w:t>&lt;/Project&gt;</w:t>
+      </w:r>
+    </w:p>
+    <w:p>
+      <w:pPr>
+        <w:keepNext/>
+      </w:pPr>
+    </w:p>
+    <w:p>
+      <w:pPr>
+        <w:pStyle w:val="Heading3"/>
+      </w:pPr>
+      <w:r>
         <w:t>Linux or macOS Project Setup</w:t>
       </w:r>
     </w:p>
@@ -1293,11 +1541,55 @@
       </w:pPr>
     </w:p>
     <w:p>
-      <w:r>
-        <w:t>Save each source and supporting file from this lesson into the matching path in the project layout. As in Chapter 1, notepad .\c\basic_server.c creates and opens one: choose Yes, type the file, save it with Ctrl+S, and close Notepad (on Linux or macOS, nano ./c/basic_server.c: type the file, then save and close it with Ctrl+O, Enter, then Ctrl+X). Then write .gitignore. Remember, it lists files Git must never add (Lesson 6.0): *.key for the server's key, and the folders and files the tools make and can make</w:t>
-      </w:r>
-      <w:r>
-        <w:t xml:space="preserve"> again, .\python\.venv, .\typescript\node_modules, the copied OpenSSL, and the build outputs.</w:t>
+      <w:pPr>
+        <w:keepNext/>
+      </w:pPr>
+      <w:r>
+        <w:t>Then create the C# and Go projects with the same commands as on Windows, and type the two server .csproj files exactly as shown in the Windows setup.</w:t>
+      </w:r>
+    </w:p>
+    <w:p>
+      <w:pPr>
+        <w:keepNext/>
+      </w:pPr>
+    </w:p>
+    <w:p>
+      <w:pPr>
+        <w:pStyle w:val="CommandBlock"/>
+        <w:keepNext/>
+      </w:pPr>
+      <w:r>
+        <w:t>dotnet new web -o ./csharp/BasicServer --exclude-launch-settings</w:t>
+      </w:r>
+    </w:p>
+    <w:p>
+      <w:pPr>
+        <w:pStyle w:val="CommandBlock"/>
+        <w:keepNext/>
+      </w:pPr>
+      <w:r>
+        <w:t>dotnet new web -o ./csharp/Server --exclude-launch-settings</w:t>
+      </w:r>
+    </w:p>
+    <w:p>
+      <w:pPr>
+        <w:pStyle w:val="CommandBlock"/>
+      </w:pPr>
+      <w:r>
+        <w:t>go -C ./go mod init example.com/httpreview</w:t>
+      </w:r>
+    </w:p>
+    <w:p>
+      <w:pPr>
+        <w:keepNext/>
+      </w:pPr>
+    </w:p>
+    <w:p>
+      <w:r>
+        <w:t>You save each source file in its language's section below, as each is shown, and Step 2 makes the Python and TypeScript projects. As in Chapter 1, notepad .\c\basic_server.c creates and opens one: choose Yes, type the file, save it with Ctrl+S, and close Notepad (on Linux or macOS, nano ./c/basic_server.c: type the file, then save and close it with Ctrl+O, Enter, then Ctrl+X). Then write .gitignore. Remember, it lists files Git must never add (Lesson 6.0): *.key for the server's key, and the folders and fil</w:t>
+      </w:r>
+      <w:r>
+        <w:t>es the tools make and can make again, .\python\.venv, .\typescript\node_modules, the copied OpenSSL, and the build outputs.</w:t>
       </w:r>
     </w:p>
     <w:p>
@@ -1526,10 +1818,20 @@
     </w:p>
     <w:p>
       <w:r>
-        <w:t>Python and TypeScript install their frameworks into this lesson folder, exactly as Lesson 8.0 did, each pinned to one exact version (Lesson 2.17). Remember, py -m venv makes .\python\.venv, and its own Python's pip installs Flask and the six packages Flask needs from requirements.txt (Lesson 8.0). npm installs Express, its types, Node's types, and the TypeScript compiler from package.json into .\typescript\node_modules, with the smaller packages Express is built from. EJS, the template library from Lesson 8</w:t>
-      </w:r>
-      <w:r>
-        <w:t>.0, is not needed until Lesson 8.3. C, C++, C#, and Go need nothing new.</w:t>
+        <w:t>Python and TypeScript install their frameworks into this lesson folder, exactly as Lesson 8.0 did, each pinned to one exact version (Lesson 2.17). Remember, py -m venv makes .\python\.venv, and its own Python's pip installs Flask and the six packages Flask needs from requirements.txt (Lesson 8.0). The TypeScript project needs a package.json. Remember, npm init -y, npm pkg, then npm install: the first npm install line pins Express, which the server needs when it runs, with the smaller packages Express is bui</w:t>
+      </w:r>
+      <w:r>
+        <w:t>lt from; the second pins the TypeScript compiler, Node's type descriptions, and Express's types, needed only to build. EJS, the template library from Lesson 8.0, is not needed until Lesson 8.3. C, C++, C#, and Go need nothing new.</w:t>
+      </w:r>
+    </w:p>
+    <w:p>
+      <w:pPr>
+        <w:keepNext/>
+      </w:pPr>
+    </w:p>
+    <w:p>
+      <w:r>
+        <w:t>First type the two settings files these installs and builds read, Lesson 8.0's requirements.txt and Chapter 7's tsconfig.json. notepad .\python\requirements.txt creates and opens the first: choose Yes, type the file, save it with Ctrl+S, and close Notepad. Do the same for .\typescript\tsconfig.json.</w:t>
       </w:r>
     </w:p>
     <w:p>
@@ -1542,6 +1844,234 @@
         <w:pStyle w:val="Heading3"/>
       </w:pPr>
       <w:r>
+        <w:t>python/requirements.txt</w:t>
+      </w:r>
+    </w:p>
+    <w:p>
+      <w:pPr>
+        <w:pStyle w:val="SourceCode"/>
+        <w:keepNext/>
+      </w:pPr>
+      <w:r>
+        <w:t>Flask==3.1.3</w:t>
+      </w:r>
+    </w:p>
+    <w:p>
+      <w:pPr>
+        <w:pStyle w:val="SourceCode"/>
+        <w:keepNext/>
+      </w:pPr>
+      <w:r>
+        <w:t>Werkzeug==3.1.9</w:t>
+      </w:r>
+    </w:p>
+    <w:p>
+      <w:pPr>
+        <w:pStyle w:val="SourceCode"/>
+        <w:keepNext/>
+      </w:pPr>
+      <w:r>
+        <w:t>Jinja2==3.1.6</w:t>
+      </w:r>
+    </w:p>
+    <w:p>
+      <w:pPr>
+        <w:pStyle w:val="SourceCode"/>
+        <w:keepNext/>
+      </w:pPr>
+      <w:r>
+        <w:t>MarkupSafe==3.0.4</w:t>
+      </w:r>
+    </w:p>
+    <w:p>
+      <w:pPr>
+        <w:pStyle w:val="SourceCode"/>
+        <w:keepNext/>
+      </w:pPr>
+      <w:r>
+        <w:t>itsdangerous==2.2.0</w:t>
+      </w:r>
+    </w:p>
+    <w:p>
+      <w:pPr>
+        <w:pStyle w:val="SourceCode"/>
+        <w:keepNext/>
+      </w:pPr>
+      <w:r>
+        <w:t>click==8.5.0</w:t>
+      </w:r>
+    </w:p>
+    <w:p>
+      <w:pPr>
+        <w:pStyle w:val="SourceCode"/>
+      </w:pPr>
+      <w:r>
+        <w:t>blinker==1.9.0</w:t>
+      </w:r>
+    </w:p>
+    <w:p>
+      <w:pPr>
+        <w:keepNext/>
+      </w:pPr>
+    </w:p>
+    <w:p>
+      <w:pPr>
+        <w:pStyle w:val="Heading3"/>
+      </w:pPr>
+      <w:r>
+        <w:t>typescript/tsconfig.json</w:t>
+      </w:r>
+    </w:p>
+    <w:p>
+      <w:pPr>
+        <w:pStyle w:val="SourceCode"/>
+        <w:keepNext/>
+      </w:pPr>
+      <w:r>
+        <w:t>{</w:t>
+      </w:r>
+    </w:p>
+    <w:p>
+      <w:pPr>
+        <w:pStyle w:val="SourceCode"/>
+        <w:keepNext/>
+      </w:pPr>
+      <w:r>
+        <w:t xml:space="preserve">  "compilerOptions": {</w:t>
+      </w:r>
+    </w:p>
+    <w:p>
+      <w:pPr>
+        <w:pStyle w:val="SourceCode"/>
+      </w:pPr>
+      <w:r>
+        <w:t xml:space="preserve">    "target": "ES2022",</w:t>
+      </w:r>
+    </w:p>
+    <w:p>
+      <w:pPr>
+        <w:pStyle w:val="SourceCode"/>
+      </w:pPr>
+      <w:r>
+        <w:t xml:space="preserve">    "module": "NodeNext",</w:t>
+      </w:r>
+    </w:p>
+    <w:p>
+      <w:pPr>
+        <w:pStyle w:val="SourceCode"/>
+      </w:pPr>
+      <w:r>
+        <w:t xml:space="preserve">    "moduleResolution": "NodeNext",</w:t>
+      </w:r>
+    </w:p>
+    <w:p>
+      <w:pPr>
+        <w:pStyle w:val="SourceCode"/>
+      </w:pPr>
+      <w:r>
+        <w:t xml:space="preserve">    "rootDir": "src",</w:t>
+      </w:r>
+    </w:p>
+    <w:p>
+      <w:pPr>
+        <w:pStyle w:val="SourceCode"/>
+      </w:pPr>
+      <w:r>
+        <w:t xml:space="preserve">    "outDir": "dist",</w:t>
+      </w:r>
+    </w:p>
+    <w:p>
+      <w:pPr>
+        <w:pStyle w:val="SourceCode"/>
+      </w:pPr>
+      <w:r>
+        <w:t xml:space="preserve">    "strict": true,</w:t>
+      </w:r>
+    </w:p>
+    <w:p>
+      <w:pPr>
+        <w:pStyle w:val="SourceCode"/>
+      </w:pPr>
+      <w:r>
+        <w:t xml:space="preserve">    "types": [</w:t>
+      </w:r>
+    </w:p>
+    <w:p>
+      <w:pPr>
+        <w:pStyle w:val="SourceCode"/>
+      </w:pPr>
+      <w:r>
+        <w:t xml:space="preserve">      "node"</w:t>
+      </w:r>
+    </w:p>
+    <w:p>
+      <w:pPr>
+        <w:pStyle w:val="SourceCode"/>
+      </w:pPr>
+      <w:r>
+        <w:t xml:space="preserve">    ],</w:t>
+      </w:r>
+    </w:p>
+    <w:p>
+      <w:pPr>
+        <w:pStyle w:val="SourceCode"/>
+      </w:pPr>
+      <w:r>
+        <w:t xml:space="preserve">    "moduleDetection": "force"</w:t>
+      </w:r>
+    </w:p>
+    <w:p>
+      <w:pPr>
+        <w:pStyle w:val="SourceCode"/>
+      </w:pPr>
+      <w:r>
+        <w:t xml:space="preserve">  },</w:t>
+      </w:r>
+    </w:p>
+    <w:p>
+      <w:pPr>
+        <w:pStyle w:val="SourceCode"/>
+      </w:pPr>
+      <w:r>
+        <w:t xml:space="preserve">  "include": [</w:t>
+      </w:r>
+    </w:p>
+    <w:p>
+      <w:pPr>
+        <w:pStyle w:val="SourceCode"/>
+        <w:keepNext/>
+      </w:pPr>
+      <w:r>
+        <w:t xml:space="preserve">    "src/**/*.ts"</w:t>
+      </w:r>
+    </w:p>
+    <w:p>
+      <w:pPr>
+        <w:pStyle w:val="SourceCode"/>
+        <w:keepNext/>
+      </w:pPr>
+      <w:r>
+        <w:t xml:space="preserve">  ]</w:t>
+      </w:r>
+    </w:p>
+    <w:p>
+      <w:pPr>
+        <w:pStyle w:val="SourceCode"/>
+      </w:pPr>
+      <w:r>
+        <w:t>}</w:t>
+      </w:r>
+    </w:p>
+    <w:p>
+      <w:pPr>
+        <w:keepNext/>
+      </w:pPr>
+    </w:p>
+    <w:p>
+      <w:pPr>
+        <w:pStyle w:val="Heading3"/>
+      </w:pPr>
+      <w:r>
         <w:t>Windows PowerShell Package Setup</w:t>
       </w:r>
     </w:p>
@@ -1566,9 +2096,90 @@
     <w:p>
       <w:pPr>
         <w:pStyle w:val="CommandBlock"/>
-      </w:pPr>
-      <w:r>
-        <w:t>npm --prefix .\typescript install --ignore-scripts --no-audit --no-fund</w:t>
+        <w:keepNext/>
+      </w:pPr>
+      <w:r>
+        <w:t>Push-Location .\typescript</w:t>
+      </w:r>
+    </w:p>
+    <w:p>
+      <w:pPr>
+        <w:pStyle w:val="CommandBlock"/>
+        <w:keepNext/>
+      </w:pPr>
+      <w:r>
+        <w:t>npm init -y</w:t>
+      </w:r>
+    </w:p>
+    <w:p>
+      <w:pPr>
+        <w:pStyle w:val="CommandBlock"/>
+        <w:keepNext/>
+      </w:pPr>
+      <w:r>
+        <w:t>npm pkg set name=http-review-typescript type=module</w:t>
+      </w:r>
+    </w:p>
+    <w:p>
+      <w:pPr>
+        <w:pStyle w:val="CommandBlock"/>
+        <w:keepNext/>
+      </w:pPr>
+      <w:r>
+        <w:t>npm pkg set private=true --json</w:t>
+      </w:r>
+    </w:p>
+    <w:p>
+      <w:pPr>
+        <w:pStyle w:val="CommandBlock"/>
+        <w:keepNext/>
+      </w:pPr>
+      <w:r>
+        <w:t>npm pkg set "scripts.check=tsc --noEmit" "scripts.build=tsc --noEmitOnError"</w:t>
+      </w:r>
+    </w:p>
+    <w:p>
+      <w:pPr>
+        <w:pStyle w:val="CommandBlock"/>
+        <w:keepNext/>
+      </w:pPr>
+      <w:r>
+        <w:t>npm pkg delete version description main keywords author license scripts.test</w:t>
+      </w:r>
+    </w:p>
+    <w:p>
+      <w:pPr>
+        <w:pStyle w:val="CommandBlock"/>
+        <w:keepNext/>
+      </w:pPr>
+      <w:r>
+        <w:t>npm install --save-exact express@5.2.1 --ignore-scripts --no-audit --no-fund</w:t>
+      </w:r>
+    </w:p>
+    <w:p>
+      <w:pPr>
+        <w:pStyle w:val="CommandBlock"/>
+        <w:keepNext/>
+      </w:pPr>
+      <w:r>
+        <w:t>npm install --save-dev --save-exact typescript@7.0.2 @types/node@24.13.5 `</w:t>
+      </w:r>
+    </w:p>
+    <w:p>
+      <w:pPr>
+        <w:pStyle w:val="CommandBlock"/>
+        <w:keepNext/>
+      </w:pPr>
+      <w:r>
+        <w:t xml:space="preserve">    @types/express@5.0.6 --ignore-scripts --no-audit --no-fund</w:t>
+      </w:r>
+    </w:p>
+    <w:p>
+      <w:pPr>
+        <w:pStyle w:val="CommandBlock"/>
+      </w:pPr>
+      <w:r>
+        <w:t>Pop-Location</w:t>
       </w:r>
     </w:p>
     <w:p>
@@ -1714,6 +2325,19 @@
     </w:p>
     <w:p>
       <w:pPr>
+        <w:keepNext/>
+      </w:pPr>
+      <w:r>
+        <w:t>Type python/requirements.txt and typescript/tsconfig.json exactly as shown in the Windows setup. On Linux, cd moves into ./typescript for the npm lines, and cd .. moves back.</w:t>
+      </w:r>
+    </w:p>
+    <w:p>
+      <w:pPr>
+        <w:keepNext/>
+      </w:pPr>
+    </w:p>
+    <w:p>
+      <w:pPr>
         <w:pStyle w:val="CommandBlock"/>
         <w:keepNext/>
       </w:pPr>
@@ -1733,9 +2357,90 @@
     <w:p>
       <w:pPr>
         <w:pStyle w:val="CommandBlock"/>
-      </w:pPr>
-      <w:r>
-        <w:t>npm --prefix ./typescript install --ignore-scripts --no-audit --no-fund</w:t>
+        <w:keepNext/>
+      </w:pPr>
+      <w:r>
+        <w:t>cd ./typescript</w:t>
+      </w:r>
+    </w:p>
+    <w:p>
+      <w:pPr>
+        <w:pStyle w:val="CommandBlock"/>
+        <w:keepNext/>
+      </w:pPr>
+      <w:r>
+        <w:t>npm init -y</w:t>
+      </w:r>
+    </w:p>
+    <w:p>
+      <w:pPr>
+        <w:pStyle w:val="CommandBlock"/>
+        <w:keepNext/>
+      </w:pPr>
+      <w:r>
+        <w:t>npm pkg set name=http-review-typescript type=module</w:t>
+      </w:r>
+    </w:p>
+    <w:p>
+      <w:pPr>
+        <w:pStyle w:val="CommandBlock"/>
+        <w:keepNext/>
+      </w:pPr>
+      <w:r>
+        <w:t>npm pkg set private=true --json</w:t>
+      </w:r>
+    </w:p>
+    <w:p>
+      <w:pPr>
+        <w:pStyle w:val="CommandBlock"/>
+        <w:keepNext/>
+      </w:pPr>
+      <w:r>
+        <w:t>npm pkg set "scripts.check=tsc --noEmit" "scripts.build=tsc --noEmitOnError"</w:t>
+      </w:r>
+    </w:p>
+    <w:p>
+      <w:pPr>
+        <w:pStyle w:val="CommandBlock"/>
+        <w:keepNext/>
+      </w:pPr>
+      <w:r>
+        <w:t>npm pkg delete version description main keywords author license scripts.test</w:t>
+      </w:r>
+    </w:p>
+    <w:p>
+      <w:pPr>
+        <w:pStyle w:val="CommandBlock"/>
+        <w:keepNext/>
+      </w:pPr>
+      <w:r>
+        <w:t>npm install --save-exact express@5.2.1 --ignore-scripts --no-audit --no-fund</w:t>
+      </w:r>
+    </w:p>
+    <w:p>
+      <w:pPr>
+        <w:pStyle w:val="CommandBlock"/>
+        <w:keepNext/>
+      </w:pPr>
+      <w:r>
+        <w:t>npm install --save-dev --save-exact typescript@7.0.2 @types/node@24.13.5 \</w:t>
+      </w:r>
+    </w:p>
+    <w:p>
+      <w:pPr>
+        <w:pStyle w:val="CommandBlock"/>
+        <w:keepNext/>
+      </w:pPr>
+      <w:r>
+        <w:t xml:space="preserve">    @types/express@5.0.6 --ignore-scripts --no-audit --no-fund</w:t>
+      </w:r>
+    </w:p>
+    <w:p>
+      <w:pPr>
+        <w:pStyle w:val="CommandBlock"/>
+      </w:pPr>
+      <w:r>
+        <w:t>cd ..</w:t>
       </w:r>
     </w:p>
     <w:p>
@@ -18884,10 +19589,7 @@
     </w:p>
     <w:p>
       <w:r>
-        <w:t>The two .csproj files are Lesson 6.0's server project file: Microsoft.NET.Sdk.Web brings in ASP.NET Core, and RunWorkingDirectory starts the program in the folder dotnet run is typed in, so .\certs\server.pem is found. go.mod names this lesson's Go module. requirements.txt is Lesson 8.0's: Flask and the six packages it needs, each pinned. package.json pins Express under dependencies, needed when the server runs, and Express's types, Node's types, and the TypeScript compiler under devDependencies, needed onl</w:t>
-      </w:r>
-      <w:r>
-        <w:t>y to build; it is Lesson 8.0's without EJS. tsconfig.json is Chapter 7's.</w:t>
+        <w:t>These are the files the setup commands wrote, shown here so you can check yours. Your go line shows your own Go version, and the blank lines and the order of the package.json fields may differ. go.mod names this lesson's Go module. package.json pins Express under dependencies, needed when the server runs, and Express's types, Node's types, and the TypeScript compiler under devDependencies, needed only to build; it is Lesson 8.0's without EJS.</w:t>
       </w:r>
     </w:p>
     <w:p>
@@ -18905,87 +19607,30 @@
         <w:pStyle w:val="Heading2"/>
       </w:pPr>
       <w:r>
-        <w:t>csharp/BasicServer/BasicServer.csproj</w:t>
-      </w:r>
-    </w:p>
-    <w:p>
-      <w:pPr>
-        <w:pStyle w:val="SourceCode"/>
-        <w:keepNext/>
-      </w:pPr>
-      <w:r>
-        <w:t>&lt;Project Sdk="Microsoft.NET.Sdk.Web"&gt;</w:t>
-      </w:r>
-    </w:p>
-    <w:p>
-      <w:pPr>
-        <w:pStyle w:val="SourceCode"/>
-        <w:keepNext/>
-      </w:pPr>
-      <w:r>
-        <w:t xml:space="preserve">  &lt;PropertyGroup&gt;</w:t>
-      </w:r>
-    </w:p>
-    <w:p>
-      <w:pPr>
-        <w:pStyle w:val="SourceCode"/>
-        <w:keepNext/>
-      </w:pPr>
-      <w:r>
-        <w:t xml:space="preserve">    &lt;OutputType&gt;Exe&lt;/OutputType&gt;</w:t>
-      </w:r>
-    </w:p>
-    <w:p>
-      <w:pPr>
-        <w:pStyle w:val="SourceCode"/>
-        <w:keepNext/>
-      </w:pPr>
-      <w:r>
-        <w:t xml:space="preserve">    &lt;TargetFramework&gt;net10.0&lt;/TargetFramework&gt;</w:t>
-      </w:r>
-    </w:p>
-    <w:p>
-      <w:pPr>
-        <w:pStyle w:val="SourceCode"/>
-        <w:keepNext/>
-      </w:pPr>
-      <w:r>
-        <w:t xml:space="preserve">    &lt;ImplicitUsings&gt;enable&lt;/ImplicitUsings&gt;</w:t>
-      </w:r>
-    </w:p>
-    <w:p>
-      <w:pPr>
-        <w:pStyle w:val="SourceCode"/>
-        <w:keepNext/>
-      </w:pPr>
-      <w:r>
-        <w:t xml:space="preserve">    &lt;Nullable&gt;enable&lt;/Nullable&gt;</w:t>
-      </w:r>
-    </w:p>
-    <w:p>
-      <w:pPr>
-        <w:pStyle w:val="SourceCode"/>
-        <w:keepNext/>
-      </w:pPr>
-      <w:r>
-        <w:t xml:space="preserve">    &lt;RunWorkingDirectory&gt;$(MSBuildStartupDirectory)&lt;/RunWorkingDirectory&gt;</w:t>
-      </w:r>
-    </w:p>
-    <w:p>
-      <w:pPr>
-        <w:pStyle w:val="SourceCode"/>
-        <w:keepNext/>
-      </w:pPr>
-      <w:r>
-        <w:t xml:space="preserve">  &lt;/PropertyGroup&gt;</w:t>
-      </w:r>
-    </w:p>
-    <w:p>
-      <w:pPr>
-        <w:pStyle w:val="SourceCode"/>
-      </w:pPr>
-      <w:r>
-        <w:t>&lt;/Project&gt;</w:t>
+        <w:t>go/go.mod</w:t>
+      </w:r>
+    </w:p>
+    <w:p>
+      <w:pPr>
+        <w:pStyle w:val="SourceCode"/>
+        <w:keepNext/>
+      </w:pPr>
+      <w:r>
+        <w:t>module example.com/httpreview</w:t>
+      </w:r>
+    </w:p>
+    <w:p>
+      <w:pPr>
+        <w:pStyle w:val="SourceCode"/>
+        <w:keepNext/>
+      </w:pPr>
+    </w:p>
+    <w:p>
+      <w:pPr>
+        <w:pStyle w:val="SourceCode"/>
+      </w:pPr>
+      <w:r>
+        <w:t>go 1.24.0</w:t>
       </w:r>
     </w:p>
     <w:p>
@@ -19003,225 +19648,6 @@
         <w:pStyle w:val="Heading2"/>
       </w:pPr>
       <w:r>
-        <w:t>csharp/Server/Server.csproj</w:t>
-      </w:r>
-    </w:p>
-    <w:p>
-      <w:pPr>
-        <w:pStyle w:val="SourceCode"/>
-        <w:keepNext/>
-      </w:pPr>
-      <w:r>
-        <w:t>&lt;Project Sdk="Microsoft.NET.Sdk.Web"&gt;</w:t>
-      </w:r>
-    </w:p>
-    <w:p>
-      <w:pPr>
-        <w:pStyle w:val="SourceCode"/>
-        <w:keepNext/>
-      </w:pPr>
-      <w:r>
-        <w:t xml:space="preserve">  &lt;PropertyGroup&gt;</w:t>
-      </w:r>
-    </w:p>
-    <w:p>
-      <w:pPr>
-        <w:pStyle w:val="SourceCode"/>
-        <w:keepNext/>
-      </w:pPr>
-      <w:r>
-        <w:t xml:space="preserve">    &lt;OutputType&gt;Exe&lt;/OutputType&gt;</w:t>
-      </w:r>
-    </w:p>
-    <w:p>
-      <w:pPr>
-        <w:pStyle w:val="SourceCode"/>
-        <w:keepNext/>
-      </w:pPr>
-      <w:r>
-        <w:t xml:space="preserve">    &lt;TargetFramework&gt;net10.0&lt;/TargetFramework&gt;</w:t>
-      </w:r>
-    </w:p>
-    <w:p>
-      <w:pPr>
-        <w:pStyle w:val="SourceCode"/>
-        <w:keepNext/>
-      </w:pPr>
-      <w:r>
-        <w:t xml:space="preserve">    &lt;ImplicitUsings&gt;enable&lt;/ImplicitUsings&gt;</w:t>
-      </w:r>
-    </w:p>
-    <w:p>
-      <w:pPr>
-        <w:pStyle w:val="SourceCode"/>
-        <w:keepNext/>
-      </w:pPr>
-      <w:r>
-        <w:t xml:space="preserve">    &lt;Nullable&gt;enable&lt;/Nullable&gt;</w:t>
-      </w:r>
-    </w:p>
-    <w:p>
-      <w:pPr>
-        <w:pStyle w:val="SourceCode"/>
-        <w:keepNext/>
-      </w:pPr>
-      <w:r>
-        <w:t xml:space="preserve">    &lt;RunWorkingDirectory&gt;$(MSBuildStartupDirectory)&lt;/RunWorkingDirectory&gt;</w:t>
-      </w:r>
-    </w:p>
-    <w:p>
-      <w:pPr>
-        <w:pStyle w:val="SourceCode"/>
-        <w:keepNext/>
-      </w:pPr>
-      <w:r>
-        <w:t xml:space="preserve">  &lt;/PropertyGroup&gt;</w:t>
-      </w:r>
-    </w:p>
-    <w:p>
-      <w:pPr>
-        <w:pStyle w:val="SourceCode"/>
-      </w:pPr>
-      <w:r>
-        <w:t>&lt;/Project&gt;</w:t>
-      </w:r>
-    </w:p>
-    <w:p>
-      <w:pPr>
-        <w:keepNext/>
-      </w:pPr>
-    </w:p>
-    <w:p>
-      <w:pPr>
-        <w:keepNext/>
-      </w:pPr>
-    </w:p>
-    <w:p>
-      <w:pPr>
-        <w:pStyle w:val="Heading2"/>
-      </w:pPr>
-      <w:r>
-        <w:t>go/go.mod</w:t>
-      </w:r>
-    </w:p>
-    <w:p>
-      <w:pPr>
-        <w:pStyle w:val="SourceCode"/>
-        <w:keepNext/>
-      </w:pPr>
-      <w:r>
-        <w:t>module example.com/httpreview</w:t>
-      </w:r>
-    </w:p>
-    <w:p>
-      <w:pPr>
-        <w:pStyle w:val="SourceCode"/>
-        <w:keepNext/>
-      </w:pPr>
-    </w:p>
-    <w:p>
-      <w:pPr>
-        <w:pStyle w:val="SourceCode"/>
-      </w:pPr>
-      <w:r>
-        <w:t>go 1.24.0</w:t>
-      </w:r>
-    </w:p>
-    <w:p>
-      <w:pPr>
-        <w:keepNext/>
-      </w:pPr>
-    </w:p>
-    <w:p>
-      <w:pPr>
-        <w:keepNext/>
-      </w:pPr>
-    </w:p>
-    <w:p>
-      <w:pPr>
-        <w:pStyle w:val="Heading2"/>
-      </w:pPr>
-      <w:r>
-        <w:t>python/requirements.txt</w:t>
-      </w:r>
-    </w:p>
-    <w:p>
-      <w:pPr>
-        <w:pStyle w:val="SourceCode"/>
-        <w:keepNext/>
-      </w:pPr>
-      <w:r>
-        <w:t>Flask==3.1.3</w:t>
-      </w:r>
-    </w:p>
-    <w:p>
-      <w:pPr>
-        <w:pStyle w:val="SourceCode"/>
-        <w:keepNext/>
-      </w:pPr>
-      <w:r>
-        <w:t>Werkzeug==3.1.9</w:t>
-      </w:r>
-    </w:p>
-    <w:p>
-      <w:pPr>
-        <w:pStyle w:val="SourceCode"/>
-        <w:keepNext/>
-      </w:pPr>
-      <w:r>
-        <w:t>Jinja2==3.1.6</w:t>
-      </w:r>
-    </w:p>
-    <w:p>
-      <w:pPr>
-        <w:pStyle w:val="SourceCode"/>
-        <w:keepNext/>
-      </w:pPr>
-      <w:r>
-        <w:t>MarkupSafe==3.0.4</w:t>
-      </w:r>
-    </w:p>
-    <w:p>
-      <w:pPr>
-        <w:pStyle w:val="SourceCode"/>
-        <w:keepNext/>
-      </w:pPr>
-      <w:r>
-        <w:t>itsdangerous==2.2.0</w:t>
-      </w:r>
-    </w:p>
-    <w:p>
-      <w:pPr>
-        <w:pStyle w:val="SourceCode"/>
-        <w:keepNext/>
-      </w:pPr>
-      <w:r>
-        <w:t>click==8.5.0</w:t>
-      </w:r>
-    </w:p>
-    <w:p>
-      <w:pPr>
-        <w:pStyle w:val="SourceCode"/>
-      </w:pPr>
-      <w:r>
-        <w:t>blinker==1.9.0</w:t>
-      </w:r>
-    </w:p>
-    <w:p>
-      <w:pPr>
-        <w:keepNext/>
-      </w:pPr>
-    </w:p>
-    <w:p>
-      <w:pPr>
-        <w:keepNext/>
-      </w:pPr>
-    </w:p>
-    <w:p>
-      <w:pPr>
-        <w:pStyle w:val="Heading2"/>
-      </w:pPr>
-      <w:r>
         <w:t>typescript/package.json</w:t>
       </w:r>
     </w:p>
@@ -19355,164 +19781,6 @@
       </w:pPr>
       <w:r>
         <w:t xml:space="preserve">  }</w:t>
-      </w:r>
-    </w:p>
-    <w:p>
-      <w:pPr>
-        <w:pStyle w:val="SourceCode"/>
-      </w:pPr>
-      <w:r>
-        <w:t>}</w:t>
-      </w:r>
-    </w:p>
-    <w:p>
-      <w:pPr>
-        <w:keepNext/>
-      </w:pPr>
-    </w:p>
-    <w:p>
-      <w:pPr>
-        <w:keepNext/>
-      </w:pPr>
-    </w:p>
-    <w:p>
-      <w:pPr>
-        <w:pStyle w:val="Heading2"/>
-      </w:pPr>
-      <w:r>
-        <w:t>typescript/tsconfig.json</w:t>
-      </w:r>
-    </w:p>
-    <w:p>
-      <w:pPr>
-        <w:pStyle w:val="SourceCode"/>
-        <w:keepNext/>
-      </w:pPr>
-      <w:r>
-        <w:t>{</w:t>
-      </w:r>
-    </w:p>
-    <w:p>
-      <w:pPr>
-        <w:pStyle w:val="SourceCode"/>
-        <w:keepNext/>
-      </w:pPr>
-      <w:r>
-        <w:t xml:space="preserve">  "compilerOptions": {</w:t>
-      </w:r>
-    </w:p>
-    <w:p>
-      <w:pPr>
-        <w:pStyle w:val="SourceCode"/>
-      </w:pPr>
-      <w:r>
-        <w:t xml:space="preserve">    "target": "ES2022",</w:t>
-      </w:r>
-    </w:p>
-    <w:p>
-      <w:pPr>
-        <w:pStyle w:val="SourceCode"/>
-      </w:pPr>
-      <w:r>
-        <w:t xml:space="preserve">    "module": "NodeNext",</w:t>
-      </w:r>
-    </w:p>
-    <w:p>
-      <w:pPr>
-        <w:pStyle w:val="SourceCode"/>
-      </w:pPr>
-      <w:r>
-        <w:t xml:space="preserve">    "moduleResolution": "NodeNext",</w:t>
-      </w:r>
-    </w:p>
-    <w:p>
-      <w:pPr>
-        <w:pStyle w:val="SourceCode"/>
-      </w:pPr>
-      <w:r>
-        <w:t xml:space="preserve">    "rootDir": "src",</w:t>
-      </w:r>
-    </w:p>
-    <w:p>
-      <w:pPr>
-        <w:pStyle w:val="SourceCode"/>
-      </w:pPr>
-      <w:r>
-        <w:t xml:space="preserve">    "outDir": "dist",</w:t>
-      </w:r>
-    </w:p>
-    <w:p>
-      <w:pPr>
-        <w:pStyle w:val="SourceCode"/>
-      </w:pPr>
-      <w:r>
-        <w:t xml:space="preserve">    "strict": true,</w:t>
-      </w:r>
-    </w:p>
-    <w:p>
-      <w:pPr>
-        <w:pStyle w:val="SourceCode"/>
-      </w:pPr>
-      <w:r>
-        <w:t xml:space="preserve">    "types": [</w:t>
-      </w:r>
-    </w:p>
-    <w:p>
-      <w:pPr>
-        <w:pStyle w:val="SourceCode"/>
-      </w:pPr>
-      <w:r>
-        <w:t xml:space="preserve">      "node"</w:t>
-      </w:r>
-    </w:p>
-    <w:p>
-      <w:pPr>
-        <w:pStyle w:val="SourceCode"/>
-      </w:pPr>
-      <w:r>
-        <w:t xml:space="preserve">    ],</w:t>
-      </w:r>
-    </w:p>
-    <w:p>
-      <w:pPr>
-        <w:pStyle w:val="SourceCode"/>
-      </w:pPr>
-      <w:r>
-        <w:t xml:space="preserve">    "moduleDetection": "force"</w:t>
-      </w:r>
-    </w:p>
-    <w:p>
-      <w:pPr>
-        <w:pStyle w:val="SourceCode"/>
-      </w:pPr>
-      <w:r>
-        <w:t xml:space="preserve">  },</w:t>
-      </w:r>
-    </w:p>
-    <w:p>
-      <w:pPr>
-        <w:pStyle w:val="SourceCode"/>
-      </w:pPr>
-      <w:r>
-        <w:t xml:space="preserve">  "include": [</w:t>
-      </w:r>
-    </w:p>
-    <w:p>
-      <w:pPr>
-        <w:pStyle w:val="SourceCode"/>
-        <w:keepNext/>
-      </w:pPr>
-      <w:r>
-        <w:t xml:space="preserve">    "src/**/*.ts"</w:t>
-      </w:r>
-    </w:p>
-    <w:p>
-      <w:pPr>
-        <w:pStyle w:val="SourceCode"/>
-        <w:keepNext/>
-      </w:pPr>
-      <w:r>
-        <w:t xml:space="preserve">  ]</w:t>
       </w:r>
     </w:p>
     <w:p>
@@ -20485,31 +20753,31 @@
       </w:rPr>
     </w:lvl>
   </w:abstractNum>
-  <w:num w:numId="1" w16cid:durableId="1465153455">
+  <w:num w:numId="1" w16cid:durableId="871068380">
     <w:abstractNumId w:val="8"/>
   </w:num>
-  <w:num w:numId="2" w16cid:durableId="1856992830">
+  <w:num w:numId="2" w16cid:durableId="1277636722">
     <w:abstractNumId w:val="6"/>
   </w:num>
-  <w:num w:numId="3" w16cid:durableId="1005789452">
+  <w:num w:numId="3" w16cid:durableId="1630352563">
     <w:abstractNumId w:val="5"/>
   </w:num>
-  <w:num w:numId="4" w16cid:durableId="1012800855">
+  <w:num w:numId="4" w16cid:durableId="539175011">
     <w:abstractNumId w:val="4"/>
   </w:num>
-  <w:num w:numId="5" w16cid:durableId="1402174220">
+  <w:num w:numId="5" w16cid:durableId="1661078655">
     <w:abstractNumId w:val="7"/>
   </w:num>
-  <w:num w:numId="6" w16cid:durableId="1815173952">
+  <w:num w:numId="6" w16cid:durableId="2141261068">
     <w:abstractNumId w:val="3"/>
   </w:num>
-  <w:num w:numId="7" w16cid:durableId="1323970555">
+  <w:num w:numId="7" w16cid:durableId="1178696043">
     <w:abstractNumId w:val="2"/>
   </w:num>
-  <w:num w:numId="8" w16cid:durableId="801774555">
+  <w:num w:numId="8" w16cid:durableId="421998230">
     <w:abstractNumId w:val="1"/>
   </w:num>
-  <w:num w:numId="9" w16cid:durableId="1135374816">
+  <w:num w:numId="9" w16cid:durableId="2118138387">
     <w:abstractNumId w:val="0"/>
   </w:num>
 </w:numbering>

--- a/Volume 1/Chapter 08 - Web Applications/SPA_Vol1_Ch8_Lesson8_1_HTTP_Review.docx
+++ b/Volume 1/Chapter 08 - Web Applications/SPA_Vol1_Ch8_Lesson8_1_HTTP_Review.docx
@@ -385,6 +385,7 @@
         <w:pStyle w:val="ListBullet2"/>
       </w:pPr>
       <w:r>
+        <w:lastRenderedPageBreak/>
         <w:t>&lt;!DOCTYPE html&gt; says the document is modern HTML.</w:t>
       </w:r>
     </w:p>
@@ -567,6 +568,7 @@
         <w:pStyle w:val="ListBullet2"/>
       </w:pPr>
       <w:r>
+        <w:lastRenderedPageBreak/>
         <w:t>Hooks. A hook is code the framework runs for every request: Flask's @app.after_request, and Express's middleware, which runs before the routes. The log line moves there, so even the answers the framework makes by itself are logged.</w:t>
       </w:r>
     </w:p>
@@ -824,6 +826,7 @@
         <w:pStyle w:val="CommandBlock"/>
       </w:pPr>
       <w:r>
+        <w:lastRenderedPageBreak/>
         <w:t xml:space="preserve">  cpp/basic_server.cpp</w:t>
       </w:r>
     </w:p>
@@ -2778,7 +2781,7 @@
         <w:pStyle w:val="SourceCode"/>
       </w:pPr>
       <w:r>
-        <w:t>// Remember, read a whole small text file into contents; 1 means success.</w:t>
+        <w:t>// Remember, read a small text file whole; 1 on success; feof: end reached.</w:t>
       </w:r>
     </w:p>
     <w:p>
@@ -2887,15 +2890,15 @@
         <w:pStyle w:val="SourceCode"/>
       </w:pPr>
       <w:r>
-        <w:t>// Remember, libmicrohttpd calls this once for every request; url is the</w:t>
-      </w:r>
-    </w:p>
-    <w:p>
-      <w:pPr>
-        <w:pStyle w:val="SourceCode"/>
-      </w:pPr>
-      <w:r>
-        <w:t>// path alone and method the request's method.</w:t>
+        <w:t>// Remember, libmicrohttpd calls this for each request; this server answers on</w:t>
+      </w:r>
+    </w:p>
+    <w:p>
+      <w:pPr>
+        <w:pStyle w:val="SourceCode"/>
+      </w:pPr>
+      <w:r>
+        <w:t>// its first call. url is the path; (void) marks parameters left unused.</w:t>
       </w:r>
     </w:p>
     <w:p>
@@ -3204,15 +3207,15 @@
         <w:pStyle w:val="SourceCode"/>
       </w:pPr>
       <w:r>
-        <w:t xml:space="preserve">    // Remember, a response is a status, headers, and a body; _static</w:t>
-      </w:r>
-    </w:p>
-    <w:p>
-      <w:pPr>
-        <w:pStyle w:val="SourceCode"/>
-      </w:pPr>
-      <w:r>
-        <w:t xml:space="preserve">    // means the body is text that lives as long as the program.</w:t>
+        <w:t xml:space="preserve">    // Remember, a response is a status, headers, and a body; _static: the</w:t>
+      </w:r>
+    </w:p>
+    <w:p>
+      <w:pPr>
+        <w:pStyle w:val="SourceCode"/>
+      </w:pPr>
+      <w:r>
+        <w:t xml:space="preserve">    // text lasts as long as the program; destroy drops only our hold on it.</w:t>
       </w:r>
     </w:p>
     <w:p>
@@ -4666,15 +4669,3185 @@
         <w:pStyle w:val="SourceCode"/>
       </w:pPr>
       <w:r>
-        <w:t>// send_json's twin for pages: every HTML answer goes through here, with</w:t>
-      </w:r>
-    </w:p>
-    <w:p>
-      <w:pPr>
-        <w:pStyle w:val="SourceCode"/>
-      </w:pPr>
-      <w:r>
-        <w:t>// the HTML content type and nosniff, which tells the browser to believe</w:t>
+        <w:t>// send_json's twin for pages, with the HTML type and nosniff: believe</w:t>
+      </w:r>
+    </w:p>
+    <w:p>
+      <w:pPr>
+        <w:pStyle w:val="SourceCode"/>
+      </w:pPr>
+      <w:r>
+        <w:t>// Content-Type, never guess. Remember, _copy keeps the library's own copy,</w:t>
+      </w:r>
+    </w:p>
+    <w:p>
+      <w:pPr>
+        <w:pStyle w:val="SourceCode"/>
+      </w:pPr>
+      <w:r>
+        <w:t>// and the queue holds the response, so destroy only lets go of ours.</w:t>
+      </w:r>
+    </w:p>
+    <w:p>
+      <w:pPr>
+        <w:pStyle w:val="SourceCode"/>
+      </w:pPr>
+      <w:r>
+        <w:t>static enum MHD_Result send_html(const struct Request *request,</w:t>
+      </w:r>
+    </w:p>
+    <w:p>
+      <w:pPr>
+        <w:pStyle w:val="SourceCode"/>
+      </w:pPr>
+      <w:r>
+        <w:t xml:space="preserve">                                 unsigned int status, const char *html)</w:t>
+      </w:r>
+    </w:p>
+    <w:p>
+      <w:pPr>
+        <w:pStyle w:val="SourceCode"/>
+      </w:pPr>
+      <w:r>
+        <w:t>{</w:t>
+      </w:r>
+    </w:p>
+    <w:p>
+      <w:pPr>
+        <w:pStyle w:val="SourceCode"/>
+      </w:pPr>
+      <w:r>
+        <w:t xml:space="preserve">    struct MHD_Response *response =</w:t>
+      </w:r>
+    </w:p>
+    <w:p>
+      <w:pPr>
+        <w:pStyle w:val="SourceCode"/>
+      </w:pPr>
+      <w:r>
+        <w:t xml:space="preserve">        MHD_create_response_from_buffer_copy(strlen(html), html);</w:t>
+      </w:r>
+    </w:p>
+    <w:p>
+      <w:pPr>
+        <w:pStyle w:val="SourceCode"/>
+      </w:pPr>
+      <w:r>
+        <w:t xml:space="preserve">    MHD_add_response_header(response, "Content-Type", HTML_TYPE);</w:t>
+      </w:r>
+    </w:p>
+    <w:p>
+      <w:pPr>
+        <w:pStyle w:val="SourceCode"/>
+      </w:pPr>
+      <w:r>
+        <w:t xml:space="preserve">    MHD_add_response_header(response, "X-Content-Type-Options", "nosniff");</w:t>
+      </w:r>
+    </w:p>
+    <w:p>
+      <w:pPr>
+        <w:pStyle w:val="SourceCode"/>
+      </w:pPr>
+      <w:r>
+        <w:t xml:space="preserve">    enum MHD_Result queued =</w:t>
+      </w:r>
+    </w:p>
+    <w:p>
+      <w:pPr>
+        <w:pStyle w:val="SourceCode"/>
+      </w:pPr>
+      <w:r>
+        <w:t xml:space="preserve">        MHD_queue_response(request-&gt;connection, status, response);</w:t>
+      </w:r>
+    </w:p>
+    <w:p>
+      <w:pPr>
+        <w:pStyle w:val="SourceCode"/>
+      </w:pPr>
+      <w:r>
+        <w:t xml:space="preserve">    MHD_destroy_response(response);</w:t>
+      </w:r>
+    </w:p>
+    <w:p>
+      <w:pPr>
+        <w:pStyle w:val="SourceCode"/>
+      </w:pPr>
+      <w:r>
+        <w:t xml:space="preserve">    log_request(request-&gt;method, request-&gt;target, status);</w:t>
+      </w:r>
+    </w:p>
+    <w:p>
+      <w:pPr>
+        <w:pStyle w:val="SourceCode"/>
+      </w:pPr>
+      <w:r>
+        <w:t xml:space="preserve">    return queued;</w:t>
+      </w:r>
+    </w:p>
+    <w:p>
+      <w:pPr>
+        <w:pStyle w:val="SourceCode"/>
+      </w:pPr>
+      <w:r>
+        <w:t>}</w:t>
+      </w:r>
+    </w:p>
+    <w:p>
+      <w:pPr>
+        <w:pStyle w:val="SourceCode"/>
+      </w:pPr>
+    </w:p>
+    <w:p>
+      <w:pPr>
+        <w:pStyle w:val="SourceCode"/>
+      </w:pPr>
+      <w:r>
+        <w:t>static enum MHD_Result handle_home(const struct Request *request)</w:t>
+      </w:r>
+    </w:p>
+    <w:p>
+      <w:pPr>
+        <w:pStyle w:val="SourceCode"/>
+      </w:pPr>
+      <w:r>
+        <w:t>{</w:t>
+      </w:r>
+    </w:p>
+    <w:p>
+      <w:pPr>
+        <w:pStyle w:val="SourceCode"/>
+      </w:pPr>
+      <w:r>
+        <w:t xml:space="preserve">    return send_html(request, 200, HOME_PAGE);</w:t>
+      </w:r>
+    </w:p>
+    <w:p>
+      <w:pPr>
+        <w:pStyle w:val="SourceCode"/>
+      </w:pPr>
+      <w:r>
+        <w:t>}</w:t>
+      </w:r>
+    </w:p>
+    <w:p>
+      <w:pPr>
+        <w:pStyle w:val="SourceCode"/>
+      </w:pPr>
+    </w:p>
+    <w:p>
+      <w:pPr>
+        <w:pStyle w:val="SourceCode"/>
+      </w:pPr>
+      <w:r>
+        <w:t>static enum MHD_Result handle_health(const struct Request *request)</w:t>
+      </w:r>
+    </w:p>
+    <w:p>
+      <w:pPr>
+        <w:pStyle w:val="SourceCode"/>
+      </w:pPr>
+      <w:r>
+        <w:t>{</w:t>
+      </w:r>
+    </w:p>
+    <w:p>
+      <w:pPr>
+        <w:pStyle w:val="SourceCode"/>
+      </w:pPr>
+      <w:r>
+        <w:t xml:space="preserve">    return send_json(request, 200, "{\"status\":\"ok\"}");</w:t>
+      </w:r>
+    </w:p>
+    <w:p>
+      <w:pPr>
+        <w:pStyle w:val="SourceCode"/>
+      </w:pPr>
+      <w:r>
+        <w:t>}</w:t>
+      </w:r>
+    </w:p>
+    <w:p>
+      <w:pPr>
+        <w:pStyle w:val="SourceCode"/>
+      </w:pPr>
+    </w:p>
+    <w:p>
+      <w:pPr>
+        <w:pStyle w:val="SourceCode"/>
+      </w:pPr>
+      <w:r>
+        <w:t>// The route table: the home page, the API's health route, then 404.</w:t>
+      </w:r>
+    </w:p>
+    <w:p>
+      <w:pPr>
+        <w:pStyle w:val="SourceCode"/>
+      </w:pPr>
+      <w:r>
+        <w:t>static enum MHD_Result route_request(const struct Request *request)</w:t>
+      </w:r>
+    </w:p>
+    <w:p>
+      <w:pPr>
+        <w:pStyle w:val="SourceCode"/>
+      </w:pPr>
+      <w:r>
+        <w:t>{</w:t>
+      </w:r>
+    </w:p>
+    <w:p>
+      <w:pPr>
+        <w:pStyle w:val="SourceCode"/>
+      </w:pPr>
+      <w:r>
+        <w:t xml:space="preserve">    if (strcmp(request-&gt;method, "GET") == 0 &amp;&amp;</w:t>
+      </w:r>
+    </w:p>
+    <w:p>
+      <w:pPr>
+        <w:pStyle w:val="SourceCode"/>
+      </w:pPr>
+      <w:r>
+        <w:t xml:space="preserve">        strcmp(request-&gt;path, "/") == 0) {</w:t>
+      </w:r>
+    </w:p>
+    <w:p>
+      <w:pPr>
+        <w:pStyle w:val="SourceCode"/>
+      </w:pPr>
+      <w:r>
+        <w:t xml:space="preserve">        return handle_home(request);</w:t>
+      </w:r>
+    </w:p>
+    <w:p>
+      <w:pPr>
+        <w:pStyle w:val="SourceCode"/>
+      </w:pPr>
+      <w:r>
+        <w:t xml:space="preserve">    }</w:t>
+      </w:r>
+    </w:p>
+    <w:p>
+      <w:pPr>
+        <w:pStyle w:val="SourceCode"/>
+      </w:pPr>
+      <w:r>
+        <w:t xml:space="preserve">    if (strcmp(request-&gt;method, "GET") == 0 &amp;&amp;</w:t>
+      </w:r>
+    </w:p>
+    <w:p>
+      <w:pPr>
+        <w:pStyle w:val="SourceCode"/>
+      </w:pPr>
+      <w:r>
+        <w:t xml:space="preserve">        strcmp(request-&gt;path, API_PREFIX "/health") == 0) {</w:t>
+      </w:r>
+    </w:p>
+    <w:p>
+      <w:pPr>
+        <w:pStyle w:val="SourceCode"/>
+      </w:pPr>
+      <w:r>
+        <w:t xml:space="preserve">        return handle_health(request);</w:t>
+      </w:r>
+    </w:p>
+    <w:p>
+      <w:pPr>
+        <w:pStyle w:val="SourceCode"/>
+      </w:pPr>
+      <w:r>
+        <w:t xml:space="preserve">    }</w:t>
+      </w:r>
+    </w:p>
+    <w:p>
+      <w:pPr>
+        <w:pStyle w:val="SourceCode"/>
+      </w:pPr>
+      <w:r>
+        <w:t xml:space="preserve">    return send_json(request, 404, NOT_FOUND_JSON);</w:t>
+      </w:r>
+    </w:p>
+    <w:p>
+      <w:pPr>
+        <w:pStyle w:val="SourceCode"/>
+      </w:pPr>
+      <w:r>
+        <w:t>}</w:t>
+      </w:r>
+    </w:p>
+    <w:p>
+      <w:pPr>
+        <w:pStyle w:val="SourceCode"/>
+      </w:pPr>
+    </w:p>
+    <w:p>
+      <w:pPr>
+        <w:pStyle w:val="SourceCode"/>
+      </w:pPr>
+      <w:r>
+        <w:t>// Remember, the library passes the whole target here; malloc's copy becomes</w:t>
+      </w:r>
+    </w:p>
+    <w:p>
+      <w:pPr>
+        <w:pStyle w:val="SourceCode"/>
+      </w:pPr>
+      <w:r>
+        <w:t>// request_state, or NULL if malloc fails (answer_request then uses url).</w:t>
+      </w:r>
+    </w:p>
+    <w:p>
+      <w:pPr>
+        <w:pStyle w:val="SourceCode"/>
+      </w:pPr>
+      <w:r>
+        <w:t>static void *save_target(void *context, const char *uri,</w:t>
+      </w:r>
+    </w:p>
+    <w:p>
+      <w:pPr>
+        <w:pStyle w:val="SourceCode"/>
+      </w:pPr>
+      <w:r>
+        <w:t xml:space="preserve">                         struct MHD_Connection *connection)</w:t>
+      </w:r>
+    </w:p>
+    <w:p>
+      <w:pPr>
+        <w:pStyle w:val="SourceCode"/>
+      </w:pPr>
+      <w:r>
+        <w:t>{</w:t>
+      </w:r>
+    </w:p>
+    <w:p>
+      <w:pPr>
+        <w:pStyle w:val="SourceCode"/>
+      </w:pPr>
+      <w:r>
+        <w:t xml:space="preserve">    (void) context;</w:t>
+      </w:r>
+    </w:p>
+    <w:p>
+      <w:pPr>
+        <w:pStyle w:val="SourceCode"/>
+      </w:pPr>
+      <w:r>
+        <w:t xml:space="preserve">    (void) connection;</w:t>
+      </w:r>
+    </w:p>
+    <w:p>
+      <w:pPr>
+        <w:pStyle w:val="SourceCode"/>
+      </w:pPr>
+      <w:r>
+        <w:t xml:space="preserve">    size_t length = strlen(uri);</w:t>
+      </w:r>
+    </w:p>
+    <w:p>
+      <w:pPr>
+        <w:pStyle w:val="SourceCode"/>
+      </w:pPr>
+      <w:r>
+        <w:t xml:space="preserve">    char *copy = malloc(length + 1);</w:t>
+      </w:r>
+    </w:p>
+    <w:p>
+      <w:pPr>
+        <w:pStyle w:val="SourceCode"/>
+      </w:pPr>
+      <w:r>
+        <w:t xml:space="preserve">    if (copy != NULL) {</w:t>
+      </w:r>
+    </w:p>
+    <w:p>
+      <w:pPr>
+        <w:pStyle w:val="SourceCode"/>
+      </w:pPr>
+      <w:r>
+        <w:t xml:space="preserve">        memcpy(copy, uri, length + 1);</w:t>
+      </w:r>
+    </w:p>
+    <w:p>
+      <w:pPr>
+        <w:pStyle w:val="SourceCode"/>
+      </w:pPr>
+      <w:r>
+        <w:t xml:space="preserve">    }</w:t>
+      </w:r>
+    </w:p>
+    <w:p>
+      <w:pPr>
+        <w:pStyle w:val="SourceCode"/>
+      </w:pPr>
+      <w:r>
+        <w:t xml:space="preserve">    return copy;</w:t>
+      </w:r>
+    </w:p>
+    <w:p>
+      <w:pPr>
+        <w:pStyle w:val="SourceCode"/>
+      </w:pPr>
+      <w:r>
+        <w:t>}</w:t>
+      </w:r>
+    </w:p>
+    <w:p>
+      <w:pPr>
+        <w:pStyle w:val="SourceCode"/>
+      </w:pPr>
+    </w:p>
+    <w:p>
+      <w:pPr>
+        <w:pStyle w:val="SourceCode"/>
+      </w:pPr>
+      <w:r>
+        <w:t>// Remember, free gives the copy's memory back when the request is done.</w:t>
+      </w:r>
+    </w:p>
+    <w:p>
+      <w:pPr>
+        <w:pStyle w:val="SourceCode"/>
+      </w:pPr>
+      <w:r>
+        <w:t>static void free_target(void *context, struct MHD_Connection *connection,</w:t>
+      </w:r>
+    </w:p>
+    <w:p>
+      <w:pPr>
+        <w:pStyle w:val="SourceCode"/>
+      </w:pPr>
+      <w:r>
+        <w:t xml:space="preserve">                        void **request_state,</w:t>
+      </w:r>
+    </w:p>
+    <w:p>
+      <w:pPr>
+        <w:pStyle w:val="SourceCode"/>
+      </w:pPr>
+      <w:r>
+        <w:t xml:space="preserve">                        enum MHD_RequestTerminationCode reason)</w:t>
+      </w:r>
+    </w:p>
+    <w:p>
+      <w:pPr>
+        <w:pStyle w:val="SourceCode"/>
+      </w:pPr>
+      <w:r>
+        <w:t>{</w:t>
+      </w:r>
+    </w:p>
+    <w:p>
+      <w:pPr>
+        <w:pStyle w:val="SourceCode"/>
+      </w:pPr>
+      <w:r>
+        <w:t xml:space="preserve">    (void) context;</w:t>
+      </w:r>
+    </w:p>
+    <w:p>
+      <w:pPr>
+        <w:pStyle w:val="SourceCode"/>
+      </w:pPr>
+      <w:r>
+        <w:t xml:space="preserve">    (void) connection;</w:t>
+      </w:r>
+    </w:p>
+    <w:p>
+      <w:pPr>
+        <w:pStyle w:val="SourceCode"/>
+      </w:pPr>
+      <w:r>
+        <w:t xml:space="preserve">    (void) reason;</w:t>
+      </w:r>
+    </w:p>
+    <w:p>
+      <w:pPr>
+        <w:pStyle w:val="SourceCode"/>
+      </w:pPr>
+      <w:r>
+        <w:t xml:space="preserve">    free(*request_state);</w:t>
+      </w:r>
+    </w:p>
+    <w:p>
+      <w:pPr>
+        <w:pStyle w:val="SourceCode"/>
+      </w:pPr>
+      <w:r>
+        <w:t xml:space="preserve">    *request_state = NULL;</w:t>
+      </w:r>
+    </w:p>
+    <w:p>
+      <w:pPr>
+        <w:pStyle w:val="SourceCode"/>
+      </w:pPr>
+      <w:r>
+        <w:t>}</w:t>
+      </w:r>
+    </w:p>
+    <w:p>
+      <w:pPr>
+        <w:pStyle w:val="SourceCode"/>
+      </w:pPr>
+    </w:p>
+    <w:p>
+      <w:pPr>
+        <w:pStyle w:val="SourceCode"/>
+      </w:pPr>
+      <w:r>
+        <w:t>// Remember, libmicrohttpd calls this for each request, and it answers at once.</w:t>
+      </w:r>
+    </w:p>
+    <w:p>
+      <w:pPr>
+        <w:pStyle w:val="SourceCode"/>
+      </w:pPr>
+      <w:r>
+        <w:t>static enum MHD_Result answer_request(void *context,</w:t>
+      </w:r>
+    </w:p>
+    <w:p>
+      <w:pPr>
+        <w:pStyle w:val="SourceCode"/>
+      </w:pPr>
+      <w:r>
+        <w:t xml:space="preserve">                                      struct MHD_Connection *connection,</w:t>
+      </w:r>
+    </w:p>
+    <w:p>
+      <w:pPr>
+        <w:pStyle w:val="SourceCode"/>
+      </w:pPr>
+      <w:r>
+        <w:t xml:space="preserve">                                      const char *url, const char *method,</w:t>
+      </w:r>
+    </w:p>
+    <w:p>
+      <w:pPr>
+        <w:pStyle w:val="SourceCode"/>
+      </w:pPr>
+      <w:r>
+        <w:t xml:space="preserve">                                      const char *version,</w:t>
+      </w:r>
+    </w:p>
+    <w:p>
+      <w:pPr>
+        <w:pStyle w:val="SourceCode"/>
+      </w:pPr>
+      <w:r>
+        <w:t xml:space="preserve">                                      const char *upload_data,</w:t>
+      </w:r>
+    </w:p>
+    <w:p>
+      <w:pPr>
+        <w:pStyle w:val="SourceCode"/>
+      </w:pPr>
+      <w:r>
+        <w:t xml:space="preserve">                                      size_t *upload_data_size,</w:t>
+      </w:r>
+    </w:p>
+    <w:p>
+      <w:pPr>
+        <w:pStyle w:val="SourceCode"/>
+      </w:pPr>
+      <w:r>
+        <w:t xml:space="preserve">                                      void **request_state)</w:t>
+      </w:r>
+    </w:p>
+    <w:p>
+      <w:pPr>
+        <w:pStyle w:val="SourceCode"/>
+      </w:pPr>
+      <w:r>
+        <w:t>{</w:t>
+      </w:r>
+    </w:p>
+    <w:p>
+      <w:pPr>
+        <w:pStyle w:val="SourceCode"/>
+      </w:pPr>
+      <w:r>
+        <w:t xml:space="preserve">    (void) context;</w:t>
+      </w:r>
+    </w:p>
+    <w:p>
+      <w:pPr>
+        <w:pStyle w:val="SourceCode"/>
+      </w:pPr>
+      <w:r>
+        <w:t xml:space="preserve">    (void) version;</w:t>
+      </w:r>
+    </w:p>
+    <w:p>
+      <w:pPr>
+        <w:pStyle w:val="SourceCode"/>
+      </w:pPr>
+      <w:r>
+        <w:t xml:space="preserve">    (void) upload_data;</w:t>
+      </w:r>
+    </w:p>
+    <w:p>
+      <w:pPr>
+        <w:pStyle w:val="SourceCode"/>
+      </w:pPr>
+      <w:r>
+        <w:t xml:space="preserve">    (void) upload_data_size;</w:t>
+      </w:r>
+    </w:p>
+    <w:p>
+      <w:pPr>
+        <w:pStyle w:val="SourceCode"/>
+      </w:pPr>
+      <w:r>
+        <w:t xml:space="preserve">    const char *target = *request_state;</w:t>
+      </w:r>
+    </w:p>
+    <w:p>
+      <w:pPr>
+        <w:pStyle w:val="SourceCode"/>
+      </w:pPr>
+      <w:r>
+        <w:t xml:space="preserve">    if (target == NULL) {</w:t>
+      </w:r>
+    </w:p>
+    <w:p>
+      <w:pPr>
+        <w:pStyle w:val="SourceCode"/>
+      </w:pPr>
+      <w:r>
+        <w:t xml:space="preserve">        target = url;</w:t>
+      </w:r>
+    </w:p>
+    <w:p>
+      <w:pPr>
+        <w:pStyle w:val="SourceCode"/>
+      </w:pPr>
+      <w:r>
+        <w:t xml:space="preserve">    }</w:t>
+      </w:r>
+    </w:p>
+    <w:p>
+      <w:pPr>
+        <w:pStyle w:val="SourceCode"/>
+      </w:pPr>
+      <w:r>
+        <w:t xml:space="preserve">    struct Request request = {connection, method, url, target};</w:t>
+      </w:r>
+    </w:p>
+    <w:p>
+      <w:pPr>
+        <w:pStyle w:val="SourceCode"/>
+      </w:pPr>
+      <w:r>
+        <w:t xml:space="preserve">    return route_request(&amp;request);</w:t>
+      </w:r>
+    </w:p>
+    <w:p>
+      <w:pPr>
+        <w:pStyle w:val="SourceCode"/>
+      </w:pPr>
+      <w:r>
+        <w:t>}</w:t>
+      </w:r>
+    </w:p>
+    <w:p>
+      <w:pPr>
+        <w:pStyle w:val="SourceCode"/>
+      </w:pPr>
+    </w:p>
+    <w:p>
+      <w:pPr>
+        <w:pStyle w:val="SourceCode"/>
+      </w:pPr>
+      <w:r>
+        <w:t>// Remember, read a small text file whole; 1 on success; feof: end reached.</w:t>
+      </w:r>
+    </w:p>
+    <w:p>
+      <w:pPr>
+        <w:pStyle w:val="SourceCode"/>
+      </w:pPr>
+      <w:r>
+        <w:t>static int read_text_file(const char *path, char *contents, size_t size)</w:t>
+      </w:r>
+    </w:p>
+    <w:p>
+      <w:pPr>
+        <w:pStyle w:val="SourceCode"/>
+      </w:pPr>
+      <w:r>
+        <w:t>{</w:t>
+      </w:r>
+    </w:p>
+    <w:p>
+      <w:pPr>
+        <w:pStyle w:val="SourceCode"/>
+      </w:pPr>
+      <w:r>
+        <w:t xml:space="preserve">    FILE *file = fopen(path, "rb");</w:t>
+      </w:r>
+    </w:p>
+    <w:p>
+      <w:pPr>
+        <w:pStyle w:val="SourceCode"/>
+      </w:pPr>
+      <w:r>
+        <w:t xml:space="preserve">    if (file == NULL) {</w:t>
+      </w:r>
+    </w:p>
+    <w:p>
+      <w:pPr>
+        <w:pStyle w:val="SourceCode"/>
+      </w:pPr>
+      <w:r>
+        <w:t xml:space="preserve">        return 0;</w:t>
+      </w:r>
+    </w:p>
+    <w:p>
+      <w:pPr>
+        <w:pStyle w:val="SourceCode"/>
+      </w:pPr>
+      <w:r>
+        <w:t xml:space="preserve">    }</w:t>
+      </w:r>
+    </w:p>
+    <w:p>
+      <w:pPr>
+        <w:pStyle w:val="SourceCode"/>
+      </w:pPr>
+      <w:r>
+        <w:t xml:space="preserve">    size_t length = fread(contents, 1, size - 1, file);</w:t>
+      </w:r>
+    </w:p>
+    <w:p>
+      <w:pPr>
+        <w:pStyle w:val="SourceCode"/>
+      </w:pPr>
+      <w:r>
+        <w:t xml:space="preserve">    int fits = feof(file);</w:t>
+      </w:r>
+    </w:p>
+    <w:p>
+      <w:pPr>
+        <w:pStyle w:val="SourceCode"/>
+      </w:pPr>
+      <w:r>
+        <w:t xml:space="preserve">    fclose(file);</w:t>
+      </w:r>
+    </w:p>
+    <w:p>
+      <w:pPr>
+        <w:pStyle w:val="SourceCode"/>
+      </w:pPr>
+      <w:r>
+        <w:t xml:space="preserve">    contents[length] = '\0';</w:t>
+      </w:r>
+    </w:p>
+    <w:p>
+      <w:pPr>
+        <w:pStyle w:val="SourceCode"/>
+      </w:pPr>
+      <w:r>
+        <w:t xml:space="preserve">    return fits;</w:t>
+      </w:r>
+    </w:p>
+    <w:p>
+      <w:pPr>
+        <w:pStyle w:val="SourceCode"/>
+      </w:pPr>
+      <w:r>
+        <w:t>}</w:t>
+      </w:r>
+    </w:p>
+    <w:p>
+      <w:pPr>
+        <w:pStyle w:val="SourceCode"/>
+      </w:pPr>
+    </w:p>
+    <w:p>
+      <w:pPr>
+        <w:pStyle w:val="SourceCode"/>
+      </w:pPr>
+      <w:r>
+        <w:t>static void report_start_failure(const char *reason)</w:t>
+      </w:r>
+    </w:p>
+    <w:p>
+      <w:pPr>
+        <w:pStyle w:val="SourceCode"/>
+      </w:pPr>
+      <w:r>
+        <w:t>{</w:t>
+      </w:r>
+    </w:p>
+    <w:p>
+      <w:pPr>
+        <w:pStyle w:val="SourceCode"/>
+      </w:pPr>
+      <w:r>
+        <w:t xml:space="preserve">    fprintf(stderr, "Error: could not start the server on %s:%d\n", HOST,</w:t>
+      </w:r>
+    </w:p>
+    <w:p>
+      <w:pPr>
+        <w:pStyle w:val="SourceCode"/>
+      </w:pPr>
+      <w:r>
+        <w:t xml:space="preserve">            HTTPS_PORT);</w:t>
+      </w:r>
+    </w:p>
+    <w:p>
+      <w:pPr>
+        <w:pStyle w:val="SourceCode"/>
+      </w:pPr>
+      <w:r>
+        <w:t xml:space="preserve">    fprintf(stderr, "Reason: %s\n", reason);</w:t>
+      </w:r>
+    </w:p>
+    <w:p>
+      <w:pPr>
+        <w:pStyle w:val="SourceCode"/>
+      </w:pPr>
+      <w:r>
+        <w:t>}</w:t>
+      </w:r>
+    </w:p>
+    <w:p>
+      <w:pPr>
+        <w:pStyle w:val="SourceCode"/>
+      </w:pPr>
+    </w:p>
+    <w:p>
+      <w:pPr>
+        <w:pStyle w:val="SourceCode"/>
+      </w:pPr>
+      <w:r>
+        <w:t>int main(void)</w:t>
+      </w:r>
+    </w:p>
+    <w:p>
+      <w:pPr>
+        <w:pStyle w:val="SourceCode"/>
+      </w:pPr>
+      <w:r>
+        <w:t>{</w:t>
+      </w:r>
+    </w:p>
+    <w:p>
+      <w:pPr>
+        <w:pStyle w:val="SourceCode"/>
+      </w:pPr>
+      <w:r>
+        <w:t xml:space="preserve">    char certificate[PEM_SIZE];</w:t>
+      </w:r>
+    </w:p>
+    <w:p>
+      <w:pPr>
+        <w:pStyle w:val="SourceCode"/>
+      </w:pPr>
+      <w:r>
+        <w:t xml:space="preserve">    char key[PEM_SIZE];</w:t>
+      </w:r>
+    </w:p>
+    <w:p>
+      <w:pPr>
+        <w:pStyle w:val="SourceCode"/>
+      </w:pPr>
+      <w:r>
+        <w:t xml:space="preserve">    if (!read_text_file(CERTIFICATE_FILE, certificate, sizeof certificate)) {</w:t>
+      </w:r>
+    </w:p>
+    <w:p>
+      <w:pPr>
+        <w:pStyle w:val="SourceCode"/>
+      </w:pPr>
+      <w:r>
+        <w:t xml:space="preserve">        report_start_failure("could not read " CERTIFICATE_FILE);</w:t>
+      </w:r>
+    </w:p>
+    <w:p>
+      <w:pPr>
+        <w:pStyle w:val="SourceCode"/>
+      </w:pPr>
+      <w:r>
+        <w:t xml:space="preserve">        return 1;</w:t>
+      </w:r>
+    </w:p>
+    <w:p>
+      <w:pPr>
+        <w:pStyle w:val="SourceCode"/>
+      </w:pPr>
+      <w:r>
+        <w:t xml:space="preserve">    }</w:t>
+      </w:r>
+    </w:p>
+    <w:p>
+      <w:pPr>
+        <w:pStyle w:val="SourceCode"/>
+      </w:pPr>
+      <w:r>
+        <w:t xml:space="preserve">    if (!read_text_file(KEY_FILE, key, sizeof key)) {</w:t>
+      </w:r>
+    </w:p>
+    <w:p>
+      <w:pPr>
+        <w:pStyle w:val="SourceCode"/>
+      </w:pPr>
+      <w:r>
+        <w:t xml:space="preserve">        report_start_failure("could not read " KEY_FILE);</w:t>
+      </w:r>
+    </w:p>
+    <w:p>
+      <w:pPr>
+        <w:pStyle w:val="SourceCode"/>
+      </w:pPr>
+      <w:r>
+        <w:t xml:space="preserve">        return 1;</w:t>
+      </w:r>
+    </w:p>
+    <w:p>
+      <w:pPr>
+        <w:pStyle w:val="SourceCode"/>
+      </w:pPr>
+      <w:r>
+        <w:t xml:space="preserve">    }</w:t>
+      </w:r>
+    </w:p>
+    <w:p>
+      <w:pPr>
+        <w:pStyle w:val="SourceCode"/>
+      </w:pPr>
+    </w:p>
+    <w:p>
+      <w:pPr>
+        <w:pStyle w:val="SourceCode"/>
+      </w:pPr>
+      <w:r>
+        <w:t xml:space="preserve">    struct sockaddr_in address;</w:t>
+      </w:r>
+    </w:p>
+    <w:p>
+      <w:pPr>
+        <w:pStyle w:val="SourceCode"/>
+      </w:pPr>
+      <w:r>
+        <w:t xml:space="preserve">    memset(&amp;address, 0, sizeof address);</w:t>
+      </w:r>
+    </w:p>
+    <w:p>
+      <w:pPr>
+        <w:pStyle w:val="SourceCode"/>
+      </w:pPr>
+      <w:r>
+        <w:t xml:space="preserve">    address.sin_family = AF_INET;</w:t>
+      </w:r>
+    </w:p>
+    <w:p>
+      <w:pPr>
+        <w:pStyle w:val="SourceCode"/>
+      </w:pPr>
+      <w:r>
+        <w:t xml:space="preserve">    address.sin_port = htons(HTTPS_PORT);</w:t>
+      </w:r>
+    </w:p>
+    <w:p>
+      <w:pPr>
+        <w:pStyle w:val="SourceCode"/>
+      </w:pPr>
+      <w:r>
+        <w:t xml:space="preserve">    inet_pton(AF_INET, HOST, &amp;address.sin_addr);</w:t>
+      </w:r>
+    </w:p>
+    <w:p>
+      <w:pPr>
+        <w:pStyle w:val="SourceCode"/>
+      </w:pPr>
+    </w:p>
+    <w:p>
+      <w:pPr>
+        <w:pStyle w:val="SourceCode"/>
+      </w:pPr>
+      <w:r>
+        <w:t xml:space="preserve">    // Remember, HTTPS on 127.0.0.1:8765, one thread per connection, and the</w:t>
+      </w:r>
+    </w:p>
+    <w:p>
+      <w:pPr>
+        <w:pStyle w:val="SourceCode"/>
+      </w:pPr>
+      <w:r>
+        <w:t xml:space="preserve">    // two callbacks that keep and free each request's target.</w:t>
+      </w:r>
+    </w:p>
+    <w:p>
+      <w:pPr>
+        <w:pStyle w:val="SourceCode"/>
+      </w:pPr>
+      <w:r>
+        <w:t xml:space="preserve">    struct MHD_Daemon *daemon = MHD_start_daemon(</w:t>
+      </w:r>
+    </w:p>
+    <w:p>
+      <w:pPr>
+        <w:pStyle w:val="SourceCode"/>
+      </w:pPr>
+      <w:r>
+        <w:t xml:space="preserve">        MHD_USE_TLS | MHD_USE_INTERNAL_POLLING_THREAD |</w:t>
+      </w:r>
+    </w:p>
+    <w:p>
+      <w:pPr>
+        <w:pStyle w:val="SourceCode"/>
+      </w:pPr>
+      <w:r>
+        <w:t xml:space="preserve">            MHD_USE_THREAD_PER_CONNECTION,</w:t>
+      </w:r>
+    </w:p>
+    <w:p>
+      <w:pPr>
+        <w:pStyle w:val="SourceCode"/>
+      </w:pPr>
+      <w:r>
+        <w:t xml:space="preserve">        HTTPS_PORT, NULL, NULL, answer_request, NULL,</w:t>
+      </w:r>
+    </w:p>
+    <w:p>
+      <w:pPr>
+        <w:pStyle w:val="SourceCode"/>
+      </w:pPr>
+      <w:r>
+        <w:t xml:space="preserve">        MHD_OPTION_SOCK_ADDR_LEN, (socklen_t) sizeof address,</w:t>
+      </w:r>
+    </w:p>
+    <w:p>
+      <w:pPr>
+        <w:pStyle w:val="SourceCode"/>
+      </w:pPr>
+      <w:r>
+        <w:t xml:space="preserve">        (const struct sockaddr *) &amp;address,</w:t>
+      </w:r>
+    </w:p>
+    <w:p>
+      <w:pPr>
+        <w:pStyle w:val="SourceCode"/>
+      </w:pPr>
+      <w:r>
+        <w:t xml:space="preserve">        MHD_OPTION_HTTPS_MEM_CERT, certificate,</w:t>
+      </w:r>
+    </w:p>
+    <w:p>
+      <w:pPr>
+        <w:pStyle w:val="SourceCode"/>
+      </w:pPr>
+      <w:r>
+        <w:t xml:space="preserve">        MHD_OPTION_HTTPS_MEM_KEY, key,</w:t>
+      </w:r>
+    </w:p>
+    <w:p>
+      <w:pPr>
+        <w:pStyle w:val="SourceCode"/>
+      </w:pPr>
+      <w:r>
+        <w:t xml:space="preserve">        MHD_OPTION_URI_LOG_CALLBACK, save_target, NULL,</w:t>
+      </w:r>
+    </w:p>
+    <w:p>
+      <w:pPr>
+        <w:pStyle w:val="SourceCode"/>
+      </w:pPr>
+      <w:r>
+        <w:t xml:space="preserve">        MHD_OPTION_NOTIFY_COMPLETED, free_target, NULL,</w:t>
+      </w:r>
+    </w:p>
+    <w:p>
+      <w:pPr>
+        <w:pStyle w:val="SourceCode"/>
+      </w:pPr>
+      <w:r>
+        <w:t xml:space="preserve">        MHD_OPTION_END);</w:t>
+      </w:r>
+    </w:p>
+    <w:p>
+      <w:pPr>
+        <w:pStyle w:val="SourceCode"/>
+      </w:pPr>
+      <w:r>
+        <w:t xml:space="preserve">    if (daemon == NULL) {</w:t>
+      </w:r>
+    </w:p>
+    <w:p>
+      <w:pPr>
+        <w:pStyle w:val="SourceCode"/>
+      </w:pPr>
+      <w:r>
+        <w:t xml:space="preserve">        report_start_failure("the port is in use, or the certificate or "</w:t>
+      </w:r>
+    </w:p>
+    <w:p>
+      <w:pPr>
+        <w:pStyle w:val="SourceCode"/>
+      </w:pPr>
+      <w:r>
+        <w:t xml:space="preserve">                             "key is not valid");</w:t>
+      </w:r>
+    </w:p>
+    <w:p>
+      <w:pPr>
+        <w:pStyle w:val="SourceCode"/>
+      </w:pPr>
+      <w:r>
+        <w:t xml:space="preserve">        return 1;</w:t>
+      </w:r>
+    </w:p>
+    <w:p>
+      <w:pPr>
+        <w:pStyle w:val="SourceCode"/>
+      </w:pPr>
+      <w:r>
+        <w:t xml:space="preserve">    }</w:t>
+      </w:r>
+    </w:p>
+    <w:p>
+      <w:pPr>
+        <w:pStyle w:val="SourceCode"/>
+      </w:pPr>
+      <w:r>
+        <w:t xml:space="preserve">    printf("Listening on https://%s:%d\n", HOST, HTTPS_PORT);</w:t>
+      </w:r>
+    </w:p>
+    <w:p>
+      <w:pPr>
+        <w:pStyle w:val="SourceCode"/>
+      </w:pPr>
+      <w:r>
+        <w:t xml:space="preserve">    fflush(stdout);</w:t>
+      </w:r>
+    </w:p>
+    <w:p>
+      <w:pPr>
+        <w:pStyle w:val="SourceCode"/>
+      </w:pPr>
+      <w:r>
+        <w:t xml:space="preserve">    // Remember, main waits for a line: Ctrl+C (or Enter) stops it.</w:t>
+      </w:r>
+    </w:p>
+    <w:p>
+      <w:pPr>
+        <w:pStyle w:val="SourceCode"/>
+      </w:pPr>
+      <w:r>
+        <w:t xml:space="preserve">    (void) getchar();</w:t>
+      </w:r>
+    </w:p>
+    <w:p>
+      <w:pPr>
+        <w:pStyle w:val="SourceCode"/>
+        <w:keepNext/>
+      </w:pPr>
+      <w:r>
+        <w:t xml:space="preserve">    MHD_stop_daemon(daemon);</w:t>
+      </w:r>
+    </w:p>
+    <w:p>
+      <w:pPr>
+        <w:pStyle w:val="SourceCode"/>
+        <w:keepNext/>
+      </w:pPr>
+      <w:r>
+        <w:t xml:space="preserve">    return 0;</w:t>
+      </w:r>
+    </w:p>
+    <w:p>
+      <w:pPr>
+        <w:pStyle w:val="SourceCode"/>
+      </w:pPr>
+      <w:r>
+        <w:t>}</w:t>
+      </w:r>
+    </w:p>
+    <w:p>
+      <w:pPr>
+        <w:keepNext/>
+      </w:pPr>
+    </w:p>
+    <w:p>
+      <w:pPr>
+        <w:pStyle w:val="Heading3"/>
+      </w:pPr>
+      <w:r>
+        <w:t>Windows PowerShell Server Build and Run</w:t>
+      </w:r>
+    </w:p>
+    <w:p>
+      <w:pPr>
+        <w:keepNext/>
+      </w:pPr>
+      <w:r>
+        <w:t>In Terminal 1, in the lesson-8.1 folder:</w:t>
+      </w:r>
+    </w:p>
+    <w:p>
+      <w:pPr>
+        <w:keepNext/>
+      </w:pPr>
+    </w:p>
+    <w:p>
+      <w:pPr>
+        <w:pStyle w:val="CommandBlock"/>
+        <w:keepNext/>
+      </w:pPr>
+      <w:r>
+        <w:t>$env:Path = "C:\msys64\ucrt64\bin;" + $env:Path</w:t>
+      </w:r>
+    </w:p>
+    <w:p>
+      <w:pPr>
+        <w:pStyle w:val="CommandBlock"/>
+        <w:keepNext/>
+      </w:pPr>
+      <w:r>
+        <w:t>gcc -std=c17 -Wall -Wextra -Wpedantic -Werror .\c\server.c `</w:t>
+      </w:r>
+    </w:p>
+    <w:p>
+      <w:pPr>
+        <w:pStyle w:val="CommandBlock"/>
+        <w:keepNext/>
+      </w:pPr>
+      <w:r>
+        <w:t xml:space="preserve">    -lmicrohttpd -lws2_32 -o .\c\server.exe</w:t>
+      </w:r>
+    </w:p>
+    <w:p>
+      <w:pPr>
+        <w:pStyle w:val="CommandBlock"/>
+      </w:pPr>
+      <w:r>
+        <w:t>.\c\server.exe</w:t>
+      </w:r>
+    </w:p>
+    <w:p>
+      <w:pPr>
+        <w:keepNext/>
+      </w:pPr>
+    </w:p>
+    <w:p>
+      <w:r>
+        <w:t>Wait for its Listening line, and leave it running.</w:t>
+      </w:r>
+    </w:p>
+    <w:p>
+      <w:pPr>
+        <w:keepNext/>
+      </w:pPr>
+    </w:p>
+    <w:p>
+      <w:pPr>
+        <w:pStyle w:val="Heading3"/>
+      </w:pPr>
+      <w:r>
+        <w:t>Windows PowerShell Browser Check</w:t>
+      </w:r>
+    </w:p>
+    <w:p>
+      <w:pPr>
+        <w:keepNext/>
+      </w:pPr>
+      <w:r>
+        <w:t>In Terminal 2, open the home page, then the API's health route. In DevTools, the health request also says Accept: text/html, because the browser asked for a page; the answer is application/json all the same, so the browser shows the JSON as text.</w:t>
+      </w:r>
+    </w:p>
+    <w:p>
+      <w:pPr>
+        <w:keepNext/>
+      </w:pPr>
+    </w:p>
+    <w:p>
+      <w:pPr>
+        <w:pStyle w:val="CommandBlock"/>
+        <w:keepNext/>
+      </w:pPr>
+      <w:r>
+        <w:t>Start-Process "https://127.0.0.1:8765/"</w:t>
+      </w:r>
+    </w:p>
+    <w:p>
+      <w:pPr>
+        <w:pStyle w:val="CommandBlock"/>
+      </w:pPr>
+      <w:r>
+        <w:t>Start-Process "https://127.0.0.1:8765/api/v1/health"</w:t>
+      </w:r>
+    </w:p>
+    <w:p>
+      <w:pPr>
+        <w:keepNext/>
+      </w:pPr>
+    </w:p>
+    <w:p>
+      <w:pPr>
+        <w:pStyle w:val="Heading3"/>
+      </w:pPr>
+      <w:r>
+        <w:t>Windows PowerShell Missing Page Check</w:t>
+      </w:r>
+    </w:p>
+    <w:p>
+      <w:pPr>
+        <w:keepNext/>
+      </w:pPr>
+      <w:r>
+        <w:t>Open a path the server has no route for yet; Lesson 8.2 adds the contact list here. The page shows the answer's body, and only DevTools shows its Status Code, 404.</w:t>
+      </w:r>
+    </w:p>
+    <w:p>
+      <w:pPr>
+        <w:keepNext/>
+      </w:pPr>
+    </w:p>
+    <w:p>
+      <w:pPr>
+        <w:pStyle w:val="CommandBlock"/>
+      </w:pPr>
+      <w:r>
+        <w:t>Start-Process "https://127.0.0.1:8765/contacts"</w:t>
+      </w:r>
+    </w:p>
+    <w:p>
+      <w:pPr>
+        <w:keepNext/>
+      </w:pPr>
+    </w:p>
+    <w:p>
+      <w:pPr>
+        <w:pStyle w:val="Heading3"/>
+      </w:pPr>
+      <w:r>
+        <w:t>Windows PowerShell curl Check</w:t>
+      </w:r>
+    </w:p>
+    <w:p>
+      <w:pPr>
+        <w:keepNext/>
+      </w:pPr>
+      <w:r>
+        <w:t>Still in Terminal 2, send four requests in one curl.exe command, with the Accept header a browser sends for a page: -H adds a request header (Lesson 6.2). Each -o NUL writes the body of the address after it to NUL, Windows' name for nowhere, and -w prints the status and the Content-Type after each answer (Lesson 6.4). /favicon.ico is what the browser asked for by itself, and /robots.txt what a crawler asks for.</w:t>
+      </w:r>
+    </w:p>
+    <w:p>
+      <w:pPr>
+        <w:keepNext/>
+      </w:pPr>
+    </w:p>
+    <w:p>
+      <w:pPr>
+        <w:pStyle w:val="CommandBlock"/>
+        <w:keepNext/>
+      </w:pPr>
+      <w:r>
+        <w:t>&amp; "$env:SystemRoot\System32\curl.exe" -sS --ssl-revoke-best-effort `</w:t>
+      </w:r>
+    </w:p>
+    <w:p>
+      <w:pPr>
+        <w:pStyle w:val="CommandBlock"/>
+        <w:keepNext/>
+      </w:pPr>
+      <w:r>
+        <w:t xml:space="preserve">    --cacert .\certs\spa-ca.pem -H "Accept: text/html" `</w:t>
+      </w:r>
+    </w:p>
+    <w:p>
+      <w:pPr>
+        <w:pStyle w:val="CommandBlock"/>
+        <w:keepNext/>
+      </w:pPr>
+      <w:r>
+        <w:t xml:space="preserve">    -w "%{http_code} %{content_type}\n" `</w:t>
+      </w:r>
+    </w:p>
+    <w:p>
+      <w:pPr>
+        <w:pStyle w:val="CommandBlock"/>
+        <w:keepNext/>
+      </w:pPr>
+      <w:r>
+        <w:t xml:space="preserve">    -o NUL https://127.0.0.1:8765/ `</w:t>
+      </w:r>
+    </w:p>
+    <w:p>
+      <w:pPr>
+        <w:pStyle w:val="CommandBlock"/>
+        <w:keepNext/>
+      </w:pPr>
+      <w:r>
+        <w:t xml:space="preserve">    -o NUL https://127.0.0.1:8765/api/v1/health `</w:t>
+      </w:r>
+    </w:p>
+    <w:p>
+      <w:pPr>
+        <w:pStyle w:val="CommandBlock"/>
+        <w:keepNext/>
+      </w:pPr>
+      <w:r>
+        <w:t xml:space="preserve">    -o NUL https://127.0.0.1:8765/favicon.ico `</w:t>
+      </w:r>
+    </w:p>
+    <w:p>
+      <w:pPr>
+        <w:pStyle w:val="CommandBlock"/>
+      </w:pPr>
+      <w:r>
+        <w:t xml:space="preserve">    -o NUL https://127.0.0.1:8765/robots.txt</w:t>
+      </w:r>
+    </w:p>
+    <w:p>
+      <w:pPr>
+        <w:keepNext/>
+      </w:pPr>
+    </w:p>
+    <w:p>
+      <w:r>
+        <w:t>Then press Ctrl+C in Terminal 1 to stop the server.</w:t>
+      </w:r>
+    </w:p>
+    <w:p>
+      <w:pPr>
+        <w:keepNext/>
+      </w:pPr>
+    </w:p>
+    <w:p>
+      <w:pPr>
+        <w:pStyle w:val="Heading3"/>
+      </w:pPr>
+      <w:r>
+        <w:t>Linux or macOS Build and Run</w:t>
+      </w:r>
+    </w:p>
+    <w:p>
+      <w:pPr>
+        <w:keepNext/>
+      </w:pPr>
+      <w:r>
+        <w:t>Run the server in Terminal 1. Open each page with open (macOS) or xdg-open (Linux) instead of Start-Process, and for the curl Check type curl instead of curl.exe, leave out --ssl-revoke-best-effort, and write / instead of \.</w:t>
+      </w:r>
+    </w:p>
+    <w:p>
+      <w:pPr>
+        <w:keepNext/>
+      </w:pPr>
+    </w:p>
+    <w:p>
+      <w:pPr>
+        <w:pStyle w:val="CommandBlock"/>
+        <w:keepNext/>
+      </w:pPr>
+      <w:r>
+        <w:t>gcc -std=c17 -Wall -Wextra -Wpedantic -Werror ./c/server.c \</w:t>
+      </w:r>
+    </w:p>
+    <w:p>
+      <w:pPr>
+        <w:pStyle w:val="CommandBlock"/>
+        <w:keepNext/>
+      </w:pPr>
+      <w:r>
+        <w:t xml:space="preserve">    -lmicrohttpd -o ./c/server</w:t>
+      </w:r>
+    </w:p>
+    <w:p>
+      <w:pPr>
+        <w:pStyle w:val="CommandBlock"/>
+      </w:pPr>
+      <w:r>
+        <w:t>./c/server</w:t>
+      </w:r>
+    </w:p>
+    <w:p>
+      <w:pPr>
+        <w:keepNext/>
+      </w:pPr>
+    </w:p>
+    <w:p>
+      <w:pPr>
+        <w:pStyle w:val="Heading3"/>
+      </w:pPr>
+      <w:r>
+        <w:t>Check Your Results</w:t>
+      </w:r>
+    </w:p>
+    <w:p>
+      <w:pPr>
+        <w:keepNext/>
+      </w:pPr>
+      <w:r>
+        <w:t>The home page shows the same two lines as the Basic server's. The health route shows its JSON as text:</w:t>
+      </w:r>
+    </w:p>
+    <w:p>
+      <w:pPr>
+        <w:keepNext/>
+      </w:pPr>
+    </w:p>
+    <w:p>
+      <w:pPr>
+        <w:pStyle w:val="RequiredOutput"/>
+      </w:pPr>
+      <w:r>
+        <w:t>{"status":"ok"}</w:t>
+      </w:r>
+    </w:p>
+    <w:p>
+      <w:pPr>
+        <w:keepNext/>
+      </w:pPr>
+    </w:p>
+    <w:p>
+      <w:pPr>
+        <w:keepNext/>
+      </w:pPr>
+      <w:r>
+        <w:t>/contacts shows Lesson 6.0's error body, and DevTools shows Status Code 404:</w:t>
+      </w:r>
+    </w:p>
+    <w:p>
+      <w:pPr>
+        <w:keepNext/>
+      </w:pPr>
+    </w:p>
+    <w:p>
+      <w:pPr>
+        <w:pStyle w:val="RequiredOutput"/>
+      </w:pPr>
+      <w:r>
+        <w:t>{"code":"not_found","message":"no such path"}</w:t>
+      </w:r>
+    </w:p>
+    <w:p>
+      <w:pPr>
+        <w:keepNext/>
+      </w:pPr>
+    </w:p>
+    <w:p>
+      <w:pPr>
+        <w:keepNext/>
+      </w:pPr>
+      <w:r>
+        <w:t>The curl Check must print the Required Clean-Run Output, one line per address:</w:t>
+      </w:r>
+    </w:p>
+    <w:p>
+      <w:pPr>
+        <w:keepNext/>
+      </w:pPr>
+    </w:p>
+    <w:p>
+      <w:pPr>
+        <w:pStyle w:val="RequiredOutput"/>
+        <w:keepNext/>
+      </w:pPr>
+      <w:r>
+        <w:t>200 text/html; charset=utf-8</w:t>
+      </w:r>
+    </w:p>
+    <w:p>
+      <w:pPr>
+        <w:pStyle w:val="RequiredOutput"/>
+        <w:keepNext/>
+      </w:pPr>
+      <w:r>
+        <w:t>200 application/json; charset=utf-8</w:t>
+      </w:r>
+    </w:p>
+    <w:p>
+      <w:pPr>
+        <w:pStyle w:val="RequiredOutput"/>
+        <w:keepNext/>
+      </w:pPr>
+      <w:r>
+        <w:t>404 application/json; charset=utf-8</w:t>
+      </w:r>
+    </w:p>
+    <w:p>
+      <w:pPr>
+        <w:pStyle w:val="RequiredOutput"/>
+      </w:pPr>
+      <w:r>
+        <w:t>404 application/json; charset=utf-8</w:t>
+      </w:r>
+    </w:p>
+    <w:p>
+      <w:pPr>
+        <w:keepNext/>
+      </w:pPr>
+    </w:p>
+    <w:p>
+      <w:pPr>
+        <w:keepNext/>
+      </w:pPr>
+      <w:r>
+        <w:t>Terminal 1 must show the Listening line and one line per request: the browser's three pages, each followed by its own /favicon.ico request, then curl.exe's four. Your browser may show fewer favicon lines, because it remembers for a while that the icon is missing:</w:t>
+      </w:r>
+    </w:p>
+    <w:p>
+      <w:pPr>
+        <w:keepNext/>
+      </w:pPr>
+    </w:p>
+    <w:p>
+      <w:pPr>
+        <w:pStyle w:val="RequiredOutput"/>
+        <w:keepNext/>
+      </w:pPr>
+      <w:r>
+        <w:t>Listening on https://127.0.0.1:8765</w:t>
+      </w:r>
+    </w:p>
+    <w:p>
+      <w:pPr>
+        <w:pStyle w:val="RequiredOutput"/>
+        <w:keepNext/>
+      </w:pPr>
+      <w:r>
+        <w:t>GET / -&gt; 200</w:t>
+      </w:r>
+    </w:p>
+    <w:p>
+      <w:pPr>
+        <w:pStyle w:val="RequiredOutput"/>
+        <w:keepNext/>
+      </w:pPr>
+      <w:r>
+        <w:t>GET /favicon.ico -&gt; 404</w:t>
+      </w:r>
+    </w:p>
+    <w:p>
+      <w:pPr>
+        <w:pStyle w:val="RequiredOutput"/>
+        <w:keepNext/>
+      </w:pPr>
+      <w:r>
+        <w:t>GET /api/v1/health -&gt; 200</w:t>
+      </w:r>
+    </w:p>
+    <w:p>
+      <w:pPr>
+        <w:pStyle w:val="RequiredOutput"/>
+        <w:keepNext/>
+      </w:pPr>
+      <w:r>
+        <w:t>GET /favicon.ico -&gt; 404</w:t>
+      </w:r>
+    </w:p>
+    <w:p>
+      <w:pPr>
+        <w:pStyle w:val="RequiredOutput"/>
+        <w:keepNext/>
+      </w:pPr>
+      <w:r>
+        <w:t>GET /contacts -&gt; 404</w:t>
+      </w:r>
+    </w:p>
+    <w:p>
+      <w:pPr>
+        <w:pStyle w:val="RequiredOutput"/>
+        <w:keepNext/>
+      </w:pPr>
+      <w:r>
+        <w:t>GET /favicon.ico -&gt; 404</w:t>
+      </w:r>
+    </w:p>
+    <w:p>
+      <w:pPr>
+        <w:pStyle w:val="RequiredOutput"/>
+        <w:keepNext/>
+      </w:pPr>
+      <w:r>
+        <w:t>GET / -&gt; 200</w:t>
+      </w:r>
+    </w:p>
+    <w:p>
+      <w:pPr>
+        <w:pStyle w:val="RequiredOutput"/>
+        <w:keepNext/>
+      </w:pPr>
+      <w:r>
+        <w:t>GET /api/v1/health -&gt; 200</w:t>
+      </w:r>
+    </w:p>
+    <w:p>
+      <w:pPr>
+        <w:pStyle w:val="RequiredOutput"/>
+        <w:keepNext/>
+      </w:pPr>
+      <w:r>
+        <w:t>GET /favicon.ico -&gt; 404</w:t>
+      </w:r>
+    </w:p>
+    <w:p>
+      <w:pPr>
+        <w:pStyle w:val="RequiredOutput"/>
+      </w:pPr>
+      <w:r>
+        <w:t>GET /robots.txt -&gt; 404</w:t>
+      </w:r>
+    </w:p>
+    <w:p>
+      <w:pPr>
+        <w:keepNext/>
+      </w:pPr>
+    </w:p>
+    <w:p>
+      <w:pPr>
+        <w:pStyle w:val="ListBullet"/>
+      </w:pPr>
+      <w:r>
+        <w:t>The health route answered application/json although the request said Accept: text/html: Accept asks, and the route answers in its own format.</w:t>
+      </w:r>
+    </w:p>
+    <w:p>
+      <w:pPr>
+        <w:pStyle w:val="ListBullet"/>
+      </w:pPr>
+      <w:r>
+        <w:t>/contacts and /robots.txt got the same 404 as /favicon.ico: every path without a route gets the route table's 404.</w:t>
+      </w:r>
+    </w:p>
+    <w:p>
+      <w:pPr>
+        <w:keepNext/>
+      </w:pPr>
+    </w:p>
+    <w:p>
+      <w:pPr>
+        <w:keepNext/>
+      </w:pPr>
+    </w:p>
+    <w:p>
+      <w:pPr>
+        <w:pStyle w:val="Heading2"/>
+      </w:pPr>
+      <w:r>
+        <w:t>What to Notice</w:t>
+      </w:r>
+    </w:p>
+    <w:p>
+      <w:pPr>
+        <w:pStyle w:val="ListBullet"/>
+      </w:pPr>
+      <w:r>
+        <w:t>send_html is send_json with two differences, the content type and the nosniff header. Each kind of answer has one function, so no page can forget a header.</w:t>
+      </w:r>
+    </w:p>
+    <w:p>
+      <w:pPr>
+        <w:pStyle w:val="ListBullet"/>
+      </w:pPr>
+      <w:r>
+        <w:t>HOME_PAGE is a #define whose value goes on over several lines: the backslash at the end of each line continues it, and the strings side by side join into one.</w:t>
+      </w:r>
+    </w:p>
+    <w:p>
+      <w:pPr>
+        <w:pStyle w:val="ListBullet"/>
+      </w:pPr>
+      <w:r>
+        <w:t>The route table compares the path alone, so https://127.0.0.1:8765/?x=1 also gets the home page, and Terminal 1 shows the whole target, GET /?x=1 -&gt; 200.</w:t>
+      </w:r>
+    </w:p>
+    <w:p>
+      <w:pPr>
+        <w:keepNext/>
+      </w:pPr>
+    </w:p>
+    <w:p>
+      <w:pPr>
+        <w:pStyle w:val="Heading3"/>
+      </w:pPr>
+      <w:r>
+        <w:t>Basic and Production-Minded Comparison</w:t>
+      </w:r>
+    </w:p>
+    <w:p>
+      <w:r>
+        <w:t>Both C servers answer GET / with the same page and headers; the Production-Minded server adds the constants, send_html beside send_json, the health route, the route table, and a log line for every answer.</w:t>
+      </w:r>
+    </w:p>
+    <w:p>
+      <w:pPr>
+        <w:keepNext/>
+      </w:pPr>
+    </w:p>
+    <w:p>
+      <w:pPr>
+        <w:keepNext/>
+      </w:pPr>
+    </w:p>
+    <w:p>
+      <w:pPr>
+        <w:keepNext/>
+      </w:pPr>
+    </w:p>
+    <w:p>
+      <w:pPr>
+        <w:pStyle w:val="Heading1"/>
+      </w:pPr>
+      <w:r>
+        <w:t>C++ Implementation</w:t>
+      </w:r>
+    </w:p>
+    <w:p>
+      <w:r>
+        <w:t>C++'s servers are Lesson 6.0's, built on cpp-httplib with the OpenSSL that vcpkg built, both copied from lesson-6.0. Remember, they build with Visual C++, and Launch-VsDevShell puts cl on PATH for one terminal (Lesson 4.0).</w:t>
+      </w:r>
+    </w:p>
+    <w:p>
+      <w:pPr>
+        <w:keepNext/>
+      </w:pPr>
+    </w:p>
+    <w:p>
+      <w:pPr>
+        <w:keepNext/>
+      </w:pPr>
+    </w:p>
+    <w:p>
+      <w:pPr>
+        <w:pStyle w:val="Heading2"/>
+      </w:pPr>
+      <w:r>
+        <w:t>Basic Implementation</w:t>
+      </w:r>
+    </w:p>
+    <w:p>
+      <w:r>
+        <w:t>Start with the most direct version: Lesson 6.0's Basic server with its health route replaced by the page. server.Get("/", ...) registers the home page; set_content sets the body and its content type together, and set_header adds nosniff. The page is written as one string per line of HTML, each ending with \n. New steps are commented in full; Lesson 6.0's steps have short reminders.</w:t>
+      </w:r>
+    </w:p>
+    <w:p>
+      <w:pPr>
+        <w:keepNext/>
+      </w:pPr>
+    </w:p>
+    <w:p>
+      <w:pPr>
+        <w:pStyle w:val="Heading3"/>
+      </w:pPr>
+      <w:r>
+        <w:t>cpp/basic_server.cpp</w:t>
+      </w:r>
+    </w:p>
+    <w:p>
+      <w:pPr>
+        <w:pStyle w:val="SourceCode"/>
+        <w:keepNext/>
+      </w:pPr>
+      <w:r>
+        <w:t>// Lesson 8.1 Basic: an HTTPS server whose home page is HTML for a browser.</w:t>
+      </w:r>
+    </w:p>
+    <w:p>
+      <w:pPr>
+        <w:pStyle w:val="SourceCode"/>
+        <w:keepNext/>
+      </w:pPr>
+      <w:r>
+        <w:t>#include &lt;iostream&gt;</w:t>
+      </w:r>
+    </w:p>
+    <w:p>
+      <w:pPr>
+        <w:pStyle w:val="SourceCode"/>
+        <w:keepNext/>
+      </w:pPr>
+    </w:p>
+    <w:p>
+      <w:pPr>
+        <w:pStyle w:val="SourceCode"/>
+      </w:pPr>
+      <w:r>
+        <w:t>// Remember, cpp-httplib is one header; this define turns on its HTTPS</w:t>
+      </w:r>
+    </w:p>
+    <w:p>
+      <w:pPr>
+        <w:pStyle w:val="SourceCode"/>
+      </w:pPr>
+      <w:r>
+        <w:t>// parts, which use OpenSSL.</w:t>
+      </w:r>
+    </w:p>
+    <w:p>
+      <w:pPr>
+        <w:pStyle w:val="SourceCode"/>
+      </w:pPr>
+      <w:r>
+        <w:t>#define CPPHTTPLIB_OPENSSL_SUPPORT</w:t>
+      </w:r>
+    </w:p>
+    <w:p>
+      <w:pPr>
+        <w:pStyle w:val="SourceCode"/>
+      </w:pPr>
+      <w:r>
+        <w:t>#include "httplib.h"</w:t>
+      </w:r>
+    </w:p>
+    <w:p>
+      <w:pPr>
+        <w:pStyle w:val="SourceCode"/>
+      </w:pPr>
+    </w:p>
+    <w:p>
+      <w:pPr>
+        <w:pStyle w:val="SourceCode"/>
+      </w:pPr>
+      <w:r>
+        <w:t>int main()</w:t>
+      </w:r>
+    </w:p>
+    <w:p>
+      <w:pPr>
+        <w:pStyle w:val="SourceCode"/>
+      </w:pPr>
+      <w:r>
+        <w:t>{</w:t>
+      </w:r>
+    </w:p>
+    <w:p>
+      <w:pPr>
+        <w:pStyle w:val="SourceCode"/>
+      </w:pPr>
+      <w:r>
+        <w:t xml:space="preserve">    // Remember, an SSLServer loads the certificate and its private key.</w:t>
+      </w:r>
+    </w:p>
+    <w:p>
+      <w:pPr>
+        <w:pStyle w:val="SourceCode"/>
+      </w:pPr>
+      <w:r>
+        <w:t xml:space="preserve">    httplib::SSLServer server("certs/server.pem", "certs/server.key");</w:t>
+      </w:r>
+    </w:p>
+    <w:p>
+      <w:pPr>
+        <w:pStyle w:val="SourceCode"/>
+      </w:pPr>
+    </w:p>
+    <w:p>
+      <w:pPr>
+        <w:pStyle w:val="SourceCode"/>
+      </w:pPr>
+      <w:r>
+        <w:t xml:space="preserve">    // The home page is the path / alone: the route's pattern must match</w:t>
+      </w:r>
+    </w:p>
+    <w:p>
+      <w:pPr>
+        <w:pStyle w:val="SourceCode"/>
+      </w:pPr>
+      <w:r>
+        <w:t xml:space="preserve">    // the whole path, so / matches nothing else. Its body is a whole HTML</w:t>
+      </w:r>
+    </w:p>
+    <w:p>
+      <w:pPr>
+        <w:pStyle w:val="SourceCode"/>
+      </w:pPr>
+      <w:r>
+        <w:t xml:space="preserve">    // document, one line of HTML per string: remember, string literals</w:t>
+      </w:r>
+    </w:p>
+    <w:p>
+      <w:pPr>
+        <w:pStyle w:val="SourceCode"/>
+      </w:pPr>
+      <w:r>
+        <w:t xml:space="preserve">    // side by side join into one string, and each piece ends with \n.</w:t>
+      </w:r>
+    </w:p>
+    <w:p>
+      <w:pPr>
+        <w:pStyle w:val="SourceCode"/>
+      </w:pPr>
+      <w:r>
+        <w:t xml:space="preserve">    server.Get("/", [](const httplib::Request &amp;, httplib::Response &amp;response) {</w:t>
+      </w:r>
+    </w:p>
+    <w:p>
+      <w:pPr>
+        <w:pStyle w:val="SourceCode"/>
+      </w:pPr>
+      <w:r>
+        <w:t xml:space="preserve">        response.status = 200;</w:t>
+      </w:r>
+    </w:p>
+    <w:p>
+      <w:pPr>
+        <w:pStyle w:val="SourceCode"/>
+      </w:pPr>
+      <w:r>
+        <w:t xml:space="preserve">        // text/html tells the browser to draw the body as a page;</w:t>
+      </w:r>
+    </w:p>
+    <w:p>
+      <w:pPr>
+        <w:pStyle w:val="SourceCode"/>
+      </w:pPr>
+      <w:r>
+        <w:t xml:space="preserve">        // charset=utf-8 tells it how to turn the bytes into characters.</w:t>
+      </w:r>
+    </w:p>
+    <w:p>
+      <w:pPr>
+        <w:pStyle w:val="SourceCode"/>
+      </w:pPr>
+      <w:r>
+        <w:t xml:space="preserve">        response.set_content("&lt;!DOCTYPE html&gt;\n"</w:t>
+      </w:r>
+    </w:p>
+    <w:p>
+      <w:pPr>
+        <w:pStyle w:val="SourceCode"/>
+      </w:pPr>
+      <w:r>
+        <w:t xml:space="preserve">                             "&lt;html lang=\"en\"&gt;\n"</w:t>
+      </w:r>
+    </w:p>
+    <w:p>
+      <w:pPr>
+        <w:pStyle w:val="SourceCode"/>
+      </w:pPr>
+      <w:r>
+        <w:t xml:space="preserve">                             "&lt;head&gt;\n"</w:t>
+      </w:r>
+    </w:p>
+    <w:p>
+      <w:pPr>
+        <w:pStyle w:val="SourceCode"/>
+      </w:pPr>
+      <w:r>
+        <w:t xml:space="preserve">                             "&lt;meta charset=\"utf-8\"&gt;\n"</w:t>
+      </w:r>
+    </w:p>
+    <w:p>
+      <w:pPr>
+        <w:pStyle w:val="SourceCode"/>
+      </w:pPr>
+      <w:r>
+        <w:t xml:space="preserve">                             "&lt;title&gt;Contact Manager&lt;/title&gt;\n"</w:t>
+      </w:r>
+    </w:p>
+    <w:p>
+      <w:pPr>
+        <w:pStyle w:val="SourceCode"/>
+      </w:pPr>
+      <w:r>
+        <w:t xml:space="preserve">                             "&lt;/head&gt;\n"</w:t>
+      </w:r>
+    </w:p>
+    <w:p>
+      <w:pPr>
+        <w:pStyle w:val="SourceCode"/>
+      </w:pPr>
+      <w:r>
+        <w:t xml:space="preserve">                             "&lt;body&gt;\n"</w:t>
+      </w:r>
+    </w:p>
+    <w:p>
+      <w:pPr>
+        <w:pStyle w:val="SourceCode"/>
+      </w:pPr>
+      <w:r>
+        <w:t xml:space="preserve">                             "&lt;h1&gt;Contact Manager&lt;/h1&gt;\n"</w:t>
+      </w:r>
+    </w:p>
+    <w:p>
+      <w:pPr>
+        <w:pStyle w:val="SourceCode"/>
+      </w:pPr>
+      <w:r>
+        <w:t xml:space="preserve">                             "&lt;p&gt;Served by your own HTTPS server.&lt;/p&gt;\n"</w:t>
+      </w:r>
+    </w:p>
+    <w:p>
+      <w:pPr>
+        <w:pStyle w:val="SourceCode"/>
+      </w:pPr>
+      <w:r>
+        <w:t xml:space="preserve">                             "&lt;/body&gt;\n"</w:t>
+      </w:r>
+    </w:p>
+    <w:p>
+      <w:pPr>
+        <w:pStyle w:val="SourceCode"/>
+      </w:pPr>
+      <w:r>
+        <w:t xml:space="preserve">                             "&lt;/html&gt;\n",</w:t>
+      </w:r>
+    </w:p>
+    <w:p>
+      <w:pPr>
+        <w:pStyle w:val="SourceCode"/>
+      </w:pPr>
+      <w:r>
+        <w:t xml:space="preserve">                             "text/html; charset=utf-8");</w:t>
+      </w:r>
+    </w:p>
+    <w:p>
+      <w:pPr>
+        <w:pStyle w:val="SourceCode"/>
+      </w:pPr>
+      <w:r>
+        <w:t xml:space="preserve">        // nosniff tells the browser to believe Content-Type and never</w:t>
+      </w:r>
+    </w:p>
+    <w:p>
+      <w:pPr>
+        <w:pStyle w:val="SourceCode"/>
+      </w:pPr>
+      <w:r>
+        <w:t xml:space="preserve">        // guess the type from the body's first bytes.</w:t>
+      </w:r>
+    </w:p>
+    <w:p>
+      <w:pPr>
+        <w:pStyle w:val="SourceCode"/>
+      </w:pPr>
+      <w:r>
+        <w:t xml:space="preserve">        response.set_header("X-Content-Type-Options", "nosniff");</w:t>
+      </w:r>
+    </w:p>
+    <w:p>
+      <w:pPr>
+        <w:pStyle w:val="SourceCode"/>
+      </w:pPr>
+      <w:r>
+        <w:t xml:space="preserve">    });</w:t>
+      </w:r>
+    </w:p>
+    <w:p>
+      <w:pPr>
+        <w:pStyle w:val="SourceCode"/>
+      </w:pPr>
+      <w:r>
+        <w:t xml:space="preserve">    // Remember, .* matches any other path; routes are tried in order.</w:t>
+      </w:r>
+    </w:p>
+    <w:p>
+      <w:pPr>
+        <w:pStyle w:val="SourceCode"/>
+      </w:pPr>
+      <w:r>
+        <w:t xml:space="preserve">    server.Get(".*", [](const httplib::Request &amp;, httplib::Response &amp;response) {</w:t>
+      </w:r>
+    </w:p>
+    <w:p>
+      <w:pPr>
+        <w:pStyle w:val="SourceCode"/>
+      </w:pPr>
+      <w:r>
+        <w:t xml:space="preserve">        response.status = 404;</w:t>
+      </w:r>
+    </w:p>
+    <w:p>
+      <w:pPr>
+        <w:pStyle w:val="SourceCode"/>
+      </w:pPr>
+      <w:r>
+        <w:t xml:space="preserve">        response.set_content(</w:t>
+      </w:r>
+    </w:p>
+    <w:p>
+      <w:pPr>
+        <w:pStyle w:val="SourceCode"/>
+      </w:pPr>
+      <w:r>
+        <w:t xml:space="preserve">            "{\"code\":\"not_found\",\"message\":\"no such path\"}",</w:t>
+      </w:r>
+    </w:p>
+    <w:p>
+      <w:pPr>
+        <w:pStyle w:val="SourceCode"/>
+      </w:pPr>
+      <w:r>
+        <w:t xml:space="preserve">            "application/json; charset=utf-8");</w:t>
+      </w:r>
+    </w:p>
+    <w:p>
+      <w:pPr>
+        <w:pStyle w:val="SourceCode"/>
+      </w:pPr>
+      <w:r>
+        <w:t xml:space="preserve">    });</w:t>
+      </w:r>
+    </w:p>
+    <w:p>
+      <w:pPr>
+        <w:pStyle w:val="SourceCode"/>
+      </w:pPr>
+    </w:p>
+    <w:p>
+      <w:pPr>
+        <w:pStyle w:val="SourceCode"/>
+      </w:pPr>
+      <w:r>
+        <w:t xml:space="preserve">    // Remember, open 127.0.0.1:8765 only, then answer until Ctrl+C.</w:t>
+      </w:r>
+    </w:p>
+    <w:p>
+      <w:pPr>
+        <w:pStyle w:val="SourceCode"/>
+      </w:pPr>
+      <w:r>
+        <w:t xml:space="preserve">    server.bind_to_port("127.0.0.1", 8765);</w:t>
+      </w:r>
+    </w:p>
+    <w:p>
+      <w:pPr>
+        <w:pStyle w:val="SourceCode"/>
+      </w:pPr>
+      <w:r>
+        <w:t xml:space="preserve">    std::cout &lt;&lt; "Listening on https://127.0.0.1:8765" &lt;&lt; std::endl;</w:t>
+      </w:r>
+    </w:p>
+    <w:p>
+      <w:pPr>
+        <w:pStyle w:val="SourceCode"/>
+        <w:keepNext/>
+      </w:pPr>
+      <w:r>
+        <w:t xml:space="preserve">    server.listen_after_bind();</w:t>
+      </w:r>
+    </w:p>
+    <w:p>
+      <w:pPr>
+        <w:pStyle w:val="SourceCode"/>
+        <w:keepNext/>
+      </w:pPr>
+      <w:r>
+        <w:t xml:space="preserve">    return 0;</w:t>
+      </w:r>
+    </w:p>
+    <w:p>
+      <w:pPr>
+        <w:pStyle w:val="SourceCode"/>
+      </w:pPr>
+      <w:r>
+        <w:t>}</w:t>
+      </w:r>
+    </w:p>
+    <w:p>
+      <w:pPr>
+        <w:keepNext/>
+      </w:pPr>
+    </w:p>
+    <w:p>
+      <w:pPr>
+        <w:pStyle w:val="Heading3"/>
+      </w:pPr>
+      <w:r>
+        <w:t>Windows PowerShell Basic Server Build and Run</w:t>
+      </w:r>
+    </w:p>
+    <w:p>
+      <w:pPr>
+        <w:keepNext/>
+      </w:pPr>
+      <w:r>
+        <w:t>In Terminal 1, in the lesson-8.1 folder:</w:t>
+      </w:r>
+    </w:p>
+    <w:p>
+      <w:pPr>
+        <w:keepNext/>
+      </w:pPr>
+    </w:p>
+    <w:p>
+      <w:pPr>
+        <w:pStyle w:val="CommandBlock"/>
+        <w:keepNext/>
+      </w:pPr>
+      <w:r>
+        <w:t>$buildTools = "C:\Program Files (x86)\Microsoft Visual Studio\18\BuildTools"</w:t>
+      </w:r>
+    </w:p>
+    <w:p>
+      <w:pPr>
+        <w:pStyle w:val="CommandBlock"/>
+        <w:keepNext/>
+      </w:pPr>
+      <w:r>
+        <w:t>&amp; "$buildTools\Common7\Tools\Launch-VsDevShell.ps1" -Arch amd64 `</w:t>
+      </w:r>
+    </w:p>
+    <w:p>
+      <w:pPr>
+        <w:pStyle w:val="CommandBlock"/>
+        <w:keepNext/>
+      </w:pPr>
+      <w:r>
+        <w:t xml:space="preserve">    -HostArch amd64 -SkipAutomaticLocation</w:t>
+      </w:r>
+    </w:p>
+    <w:p>
+      <w:pPr>
+        <w:pStyle w:val="CommandBlock"/>
+        <w:keepNext/>
+      </w:pPr>
+      <w:r>
+        <w:t>$ssl = ".\cpp\vcpkg_installed\x64-windows-static-md"</w:t>
+      </w:r>
+    </w:p>
+    <w:p>
+      <w:pPr>
+        <w:pStyle w:val="CommandBlock"/>
+        <w:keepNext/>
+      </w:pPr>
+      <w:r>
+        <w:t>cl /nologo /std:c++20 /EHsc /W4 /WX /MD /external:I "$ssl\include" `</w:t>
+      </w:r>
+    </w:p>
+    <w:p>
+      <w:pPr>
+        <w:pStyle w:val="CommandBlock"/>
+        <w:keepNext/>
+      </w:pPr>
+      <w:r>
+        <w:t xml:space="preserve">    /external:W0 .\cpp\basic_server.cpp /Fo:cpp\ /Fe:cpp\basic-server.exe /link `</w:t>
+      </w:r>
+    </w:p>
+    <w:p>
+      <w:pPr>
+        <w:pStyle w:val="CommandBlock"/>
+        <w:keepNext/>
+      </w:pPr>
+      <w:r>
+        <w:t xml:space="preserve">    /LIBPATH:"$ssl\lib" libssl.lib libcrypto.lib ws2_32.lib crypt32.lib `</w:t>
+      </w:r>
+    </w:p>
+    <w:p>
+      <w:pPr>
+        <w:pStyle w:val="CommandBlock"/>
+        <w:keepNext/>
+      </w:pPr>
+      <w:r>
+        <w:t xml:space="preserve">    advapi32.lib user32.lib</w:t>
+      </w:r>
+    </w:p>
+    <w:p>
+      <w:pPr>
+        <w:pStyle w:val="CommandBlock"/>
+      </w:pPr>
+      <w:r>
+        <w:t>.\cpp\basic-server.exe</w:t>
+      </w:r>
+    </w:p>
+    <w:p>
+      <w:pPr>
+        <w:keepNext/>
+      </w:pPr>
+    </w:p>
+    <w:p>
+      <w:r>
+        <w:t>Wait for its Listening line, and leave it running. The Basic server prints nothing for each request.</w:t>
+      </w:r>
+    </w:p>
+    <w:p>
+      <w:pPr>
+        <w:keepNext/>
+      </w:pPr>
+    </w:p>
+    <w:p>
+      <w:pPr>
+        <w:pStyle w:val="Heading3"/>
+      </w:pPr>
+      <w:r>
+        <w:t>Windows PowerShell Basic Browser Check</w:t>
+      </w:r>
+    </w:p>
+    <w:p>
+      <w:pPr>
+        <w:keepNext/>
+      </w:pPr>
+      <w:r>
+        <w:t>In Terminal 2, in the lesson-8.1 folder, open the home page, and read the exchange in DevTools as in the C section.</w:t>
+      </w:r>
+    </w:p>
+    <w:p>
+      <w:pPr>
+        <w:keepNext/>
+      </w:pPr>
+    </w:p>
+    <w:p>
+      <w:pPr>
+        <w:pStyle w:val="CommandBlock"/>
+      </w:pPr>
+      <w:r>
+        <w:t>Start-Process "https://127.0.0.1:8765/"</w:t>
+      </w:r>
+    </w:p>
+    <w:p>
+      <w:pPr>
+        <w:keepNext/>
+      </w:pPr>
+    </w:p>
+    <w:p>
+      <w:pPr>
+        <w:pStyle w:val="Heading3"/>
+      </w:pPr>
+      <w:r>
+        <w:t>Windows PowerShell Basic curl Check</w:t>
+      </w:r>
+    </w:p>
+    <w:p>
+      <w:pPr>
+        <w:keepNext/>
+      </w:pPr>
+      <w:r>
+        <w:t>Still in Terminal 2, ask for the same page with curl.exe, as in the C section.</w:t>
+      </w:r>
+    </w:p>
+    <w:p>
+      <w:pPr>
+        <w:keepNext/>
+      </w:pPr>
+    </w:p>
+    <w:p>
+      <w:pPr>
+        <w:pStyle w:val="CommandBlock"/>
+        <w:keepNext/>
+      </w:pPr>
+      <w:r>
+        <w:t>&amp; "$env:SystemRoot\System32\curl.exe" -sS -i --ssl-revoke-best-effort `</w:t>
+      </w:r>
+    </w:p>
+    <w:p>
+      <w:pPr>
+        <w:pStyle w:val="CommandBlock"/>
+      </w:pPr>
+      <w:r>
+        <w:t xml:space="preserve">    --cacert .\certs\spa-ca.pem https://127.0.0.1:8765/</w:t>
+      </w:r>
+    </w:p>
+    <w:p>
+      <w:pPr>
+        <w:keepNext/>
+      </w:pPr>
+    </w:p>
+    <w:p>
+      <w:r>
+        <w:t>Now press Ctrl+C in Terminal 1 to stop the server.</w:t>
+      </w:r>
+    </w:p>
+    <w:p>
+      <w:pPr>
+        <w:keepNext/>
+      </w:pPr>
+    </w:p>
+    <w:p>
+      <w:pPr>
+        <w:pStyle w:val="Heading3"/>
+      </w:pPr>
+      <w:r>
+        <w:t>Linux or macOS Basic Build and Run</w:t>
+      </w:r>
+    </w:p>
+    <w:p>
+      <w:pPr>
+        <w:keepNext/>
+      </w:pPr>
+      <w:r>
+        <w:t>Run the server in Terminal 1. Open each page with open (macOS) or xdg-open (Linux) instead of Start-Process, and for the curl Check type curl instead of curl.exe, leave out --ssl-revoke-best-effort, and write / instead of \.</w:t>
+      </w:r>
+    </w:p>
+    <w:p>
+      <w:pPr>
+        <w:keepNext/>
+      </w:pPr>
+    </w:p>
+    <w:p>
+      <w:pPr>
+        <w:pStyle w:val="CommandBlock"/>
+        <w:keepNext/>
+      </w:pPr>
+      <w:r>
+        <w:t>g++ -std=c++20 -Wall -Wextra -Wpedantic -Werror ./cpp/basic_server.cpp \</w:t>
+      </w:r>
+    </w:p>
+    <w:p>
+      <w:pPr>
+        <w:pStyle w:val="CommandBlock"/>
+        <w:keepNext/>
+      </w:pPr>
+      <w:r>
+        <w:t xml:space="preserve">    -lssl -lcrypto -o ./cpp/basic-server</w:t>
+      </w:r>
+    </w:p>
+    <w:p>
+      <w:pPr>
+        <w:pStyle w:val="CommandBlock"/>
+      </w:pPr>
+      <w:r>
+        <w:t>./cpp/basic-server</w:t>
+      </w:r>
+    </w:p>
+    <w:p>
+      <w:pPr>
+        <w:keepNext/>
+      </w:pPr>
+    </w:p>
+    <w:p>
+      <w:pPr>
+        <w:pStyle w:val="Heading3"/>
+      </w:pPr>
+      <w:r>
+        <w:t>Check Your Results</w:t>
+      </w:r>
+    </w:p>
+    <w:p>
+      <w:pPr>
+        <w:keepNext/>
+      </w:pPr>
+      <w:r>
+        <w:t>The browser's tab must say Contact Manager, and the page must show these two lines, the first as a large heading:</w:t>
+      </w:r>
+    </w:p>
+    <w:p>
+      <w:pPr>
+        <w:keepNext/>
+      </w:pPr>
+    </w:p>
+    <w:p>
+      <w:pPr>
+        <w:pStyle w:val="RequiredOutput"/>
+        <w:keepNext/>
+      </w:pPr>
+      <w:r>
+        <w:t>Contact Manager</w:t>
+      </w:r>
+    </w:p>
+    <w:p>
+      <w:pPr>
+        <w:pStyle w:val="RequiredOutput"/>
+        <w:keepNext/>
+      </w:pPr>
+    </w:p>
+    <w:p>
+      <w:pPr>
+        <w:pStyle w:val="RequiredOutput"/>
+      </w:pPr>
+      <w:r>
+        <w:t>Served by your own HTTPS server.</w:t>
+      </w:r>
+    </w:p>
+    <w:p>
+      <w:pPr>
+        <w:keepNext/>
+      </w:pPr>
+    </w:p>
+    <w:p>
+      <w:pPr>
+        <w:keepNext/>
+      </w:pPr>
+      <w:r>
+        <w:t>The curl Check must print the whole answer: the status line, the headers, a blank line, and the body, the HTML exactly as the server sent it.</w:t>
+      </w:r>
+    </w:p>
+    <w:p>
+      <w:pPr>
+        <w:keepNext/>
+      </w:pPr>
+    </w:p>
+    <w:p>
+      <w:pPr>
+        <w:pStyle w:val="RequiredOutput"/>
+        <w:keepNext/>
+      </w:pPr>
+      <w:r>
+        <w:t>HTTP/1.1 200 OK</w:t>
+      </w:r>
+    </w:p>
+    <w:p>
+      <w:pPr>
+        <w:pStyle w:val="RequiredOutput"/>
+        <w:keepNext/>
+      </w:pPr>
+      <w:r>
+        <w:t>Content-Type: text/html; charset=utf-8</w:t>
+      </w:r>
+    </w:p>
+    <w:p>
+      <w:pPr>
+        <w:pStyle w:val="RequiredOutput"/>
+        <w:keepNext/>
+      </w:pPr>
+      <w:r>
+        <w:t>X-Content-Type-Options: nosniff</w:t>
+      </w:r>
+    </w:p>
+    <w:p>
+      <w:pPr>
+        <w:pStyle w:val="RequiredOutput"/>
+        <w:keepNext/>
+      </w:pPr>
+      <w:r>
+        <w:t>Content-Length: 190</w:t>
+      </w:r>
+    </w:p>
+    <w:p>
+      <w:pPr>
+        <w:pStyle w:val="RequiredOutput"/>
+        <w:keepNext/>
+      </w:pPr>
+      <w:r>
+        <w:t>Keep-Alive: timeout=5, max=100</w:t>
+      </w:r>
+    </w:p>
+    <w:p>
+      <w:pPr>
+        <w:pStyle w:val="RequiredOutput"/>
+        <w:keepNext/>
+      </w:pPr>
+    </w:p>
+    <w:p>
+      <w:pPr>
+        <w:pStyle w:val="RequiredOutput"/>
+        <w:keepNext/>
+      </w:pPr>
+      <w:r>
+        <w:t>&lt;!DOCTYPE html&gt;</w:t>
+      </w:r>
+    </w:p>
+    <w:p>
+      <w:pPr>
+        <w:pStyle w:val="RequiredOutput"/>
+        <w:keepNext/>
+      </w:pPr>
+      <w:r>
+        <w:t>&lt;html lang="en"&gt;</w:t>
+      </w:r>
+    </w:p>
+    <w:p>
+      <w:pPr>
+        <w:pStyle w:val="RequiredOutput"/>
+        <w:keepNext/>
+      </w:pPr>
+      <w:r>
+        <w:t>&lt;head&gt;</w:t>
+      </w:r>
+    </w:p>
+    <w:p>
+      <w:pPr>
+        <w:pStyle w:val="RequiredOutput"/>
+        <w:keepNext/>
+      </w:pPr>
+      <w:r>
+        <w:t>&lt;meta charset="utf-8"&gt;</w:t>
+      </w:r>
+    </w:p>
+    <w:p>
+      <w:pPr>
+        <w:pStyle w:val="RequiredOutput"/>
+        <w:keepNext/>
+      </w:pPr>
+      <w:r>
+        <w:t>&lt;title&gt;Contact Manager&lt;/title&gt;</w:t>
+      </w:r>
+    </w:p>
+    <w:p>
+      <w:pPr>
+        <w:pStyle w:val="RequiredOutput"/>
+        <w:keepNext/>
+      </w:pPr>
+      <w:r>
+        <w:t>&lt;/head&gt;</w:t>
+      </w:r>
+    </w:p>
+    <w:p>
+      <w:pPr>
+        <w:pStyle w:val="RequiredOutput"/>
+        <w:keepNext/>
+      </w:pPr>
+      <w:r>
+        <w:t>&lt;body&gt;</w:t>
+      </w:r>
+    </w:p>
+    <w:p>
+      <w:pPr>
+        <w:pStyle w:val="RequiredOutput"/>
+        <w:keepNext/>
+      </w:pPr>
+      <w:r>
+        <w:t>&lt;h1&gt;Contact Manager&lt;/h1&gt;</w:t>
+      </w:r>
+    </w:p>
+    <w:p>
+      <w:pPr>
+        <w:pStyle w:val="RequiredOutput"/>
+        <w:keepNext/>
+      </w:pPr>
+      <w:r>
+        <w:t>&lt;p&gt;Served by your own HTTPS server.&lt;/p&gt;</w:t>
+      </w:r>
+    </w:p>
+    <w:p>
+      <w:pPr>
+        <w:pStyle w:val="RequiredOutput"/>
+        <w:keepNext/>
+      </w:pPr>
+      <w:r>
+        <w:t>&lt;/body&gt;</w:t>
+      </w:r>
+    </w:p>
+    <w:p>
+      <w:pPr>
+        <w:pStyle w:val="RequiredOutput"/>
+      </w:pPr>
+      <w:r>
+        <w:t>&lt;/html&gt;</w:t>
+      </w:r>
+    </w:p>
+    <w:p>
+      <w:pPr>
+        <w:keepNext/>
+      </w:pPr>
+    </w:p>
+    <w:p>
+      <w:pPr>
+        <w:pStyle w:val="ListBullet"/>
+      </w:pPr>
+      <w:r>
+        <w:t>Read it from the top: HTTP/1.1 200 OK is the status line: the protocol version, HTTP/1.1, then the status code and its reason phrase, OK, words for people. Content-Type and X-Content-Type-Options are the two headers the program set. cpp-httplib added Content-Length: 190, the body's size in bytes, and Keep-Alive: timeout=5, max=100, which says it keeps the connection open for 5 seconds, for at most 100 more requests (Volume 3, Lesson 14.6: Keep-Alive). It sends no Date.</w:t>
+      </w:r>
+    </w:p>
+    <w:p>
+      <w:pPr>
+        <w:pStyle w:val="ListBullet"/>
+      </w:pPr>
+      <w:r>
+        <w:t>Terminal 1 shows only the Listening line: the Basic server prints nothing per request.</w:t>
+      </w:r>
+    </w:p>
+    <w:p>
+      <w:pPr>
+        <w:keepNext/>
+      </w:pPr>
+    </w:p>
+    <w:p>
+      <w:pPr>
+        <w:keepNext/>
+      </w:pPr>
+    </w:p>
+    <w:p>
+      <w:pPr>
+        <w:pStyle w:val="Heading2"/>
+      </w:pPr>
+      <w:r>
+        <w:t>Production-Minded Implementation</w:t>
+      </w:r>
+    </w:p>
+    <w:p>
+      <w:r>
+        <w:t>The Production-Minded server is Lesson 6.0's skeleton, the start of every Chapter 8 server. It adds two constants, HTML_TYPE and HOME_PAGE, and sendHtml, sendJson's twin for pages: it sets the HTML content type and nosniff and prints the log line, so every page is answered the same way. handleHome answers with HOME_PAGE, and the route table registers "/" first, then the health route, then the .* routes that answer 404. sendJson, the health route, and the 404 are Lesson 6.0's, unchanged.</w:t>
+      </w:r>
+    </w:p>
+    <w:p>
+      <w:pPr>
+        <w:keepNext/>
+      </w:pPr>
+    </w:p>
+    <w:p>
+      <w:pPr>
+        <w:pStyle w:val="Heading3"/>
+      </w:pPr>
+      <w:r>
+        <w:t>cpp/server.cpp</w:t>
+      </w:r>
+    </w:p>
+    <w:p>
+      <w:pPr>
+        <w:pStyle w:val="SourceCode"/>
+        <w:keepNext/>
+      </w:pPr>
+      <w:r>
+        <w:t>// Lesson 8.1: Lesson 6.0's server skeleton with a home page for the</w:t>
+      </w:r>
+    </w:p>
+    <w:p>
+      <w:pPr>
+        <w:pStyle w:val="SourceCode"/>
+        <w:keepNext/>
+      </w:pPr>
+      <w:r>
+        <w:t>// browser. Chapter 8's lessons add their pages to this file.</w:t>
+      </w:r>
+    </w:p>
+    <w:p>
+      <w:pPr>
+        <w:pStyle w:val="SourceCode"/>
+      </w:pPr>
+      <w:r>
+        <w:t>#include &lt;iostream&gt;</w:t>
+      </w:r>
+    </w:p>
+    <w:p>
+      <w:pPr>
+        <w:pStyle w:val="SourceCode"/>
+      </w:pPr>
+      <w:r>
+        <w:t>#include &lt;string&gt;</w:t>
+      </w:r>
+    </w:p>
+    <w:p>
+      <w:pPr>
+        <w:pStyle w:val="SourceCode"/>
+      </w:pPr>
+    </w:p>
+    <w:p>
+      <w:pPr>
+        <w:pStyle w:val="SourceCode"/>
+      </w:pPr>
+      <w:r>
+        <w:t>#define CPPHTTPLIB_OPENSSL_SUPPORT</w:t>
+      </w:r>
+    </w:p>
+    <w:p>
+      <w:pPr>
+        <w:pStyle w:val="SourceCode"/>
+      </w:pPr>
+      <w:r>
+        <w:t>#include "httplib.h"</w:t>
+      </w:r>
+    </w:p>
+    <w:p>
+      <w:pPr>
+        <w:pStyle w:val="SourceCode"/>
+      </w:pPr>
+    </w:p>
+    <w:p>
+      <w:pPr>
+        <w:pStyle w:val="SourceCode"/>
+      </w:pPr>
+      <w:r>
+        <w:t>const std::string HOST = "127.0.0.1";</w:t>
+      </w:r>
+    </w:p>
+    <w:p>
+      <w:pPr>
+        <w:pStyle w:val="SourceCode"/>
+      </w:pPr>
+      <w:r>
+        <w:t>const int HTTPS_PORT = 8765;</w:t>
+      </w:r>
+    </w:p>
+    <w:p>
+      <w:pPr>
+        <w:pStyle w:val="SourceCode"/>
+      </w:pPr>
+      <w:r>
+        <w:t>const std::string API_PREFIX = "/api/v1";</w:t>
+      </w:r>
+    </w:p>
+    <w:p>
+      <w:pPr>
+        <w:pStyle w:val="SourceCode"/>
+      </w:pPr>
+      <w:r>
+        <w:t>const std::string CERTIFICATE_FILE = "certs/server.pem";</w:t>
+      </w:r>
+    </w:p>
+    <w:p>
+      <w:pPr>
+        <w:pStyle w:val="SourceCode"/>
+      </w:pPr>
+      <w:r>
+        <w:t>const std::string KEY_FILE = "certs/server.key";</w:t>
+      </w:r>
+    </w:p>
+    <w:p>
+      <w:pPr>
+        <w:pStyle w:val="SourceCode"/>
+      </w:pPr>
+      <w:r>
+        <w:t>const std::string JSON_TYPE = "application/json; charset=utf-8";</w:t>
+      </w:r>
+    </w:p>
+    <w:p>
+      <w:pPr>
+        <w:pStyle w:val="SourceCode"/>
+      </w:pPr>
+      <w:r>
+        <w:t>const std::string HTML_TYPE = "text/html; charset=utf-8";</w:t>
+      </w:r>
+    </w:p>
+    <w:p>
+      <w:pPr>
+        <w:pStyle w:val="SourceCode"/>
+      </w:pPr>
+      <w:r>
+        <w:t>const std::string NOT_FOUND_JSON =</w:t>
+      </w:r>
+    </w:p>
+    <w:p>
+      <w:pPr>
+        <w:pStyle w:val="SourceCode"/>
+      </w:pPr>
+      <w:r>
+        <w:t xml:space="preserve">    "{\"code\":\"not_found\",\"message\":\"no such path\"}";</w:t>
+      </w:r>
+    </w:p>
+    <w:p>
+      <w:pPr>
+        <w:pStyle w:val="SourceCode"/>
+      </w:pPr>
+    </w:p>
+    <w:p>
+      <w:pPr>
+        <w:pStyle w:val="SourceCode"/>
+      </w:pPr>
+      <w:r>
+        <w:t>// The home page: a whole HTML document. Remember, string literals side by</w:t>
+      </w:r>
+    </w:p>
+    <w:p>
+      <w:pPr>
+        <w:pStyle w:val="SourceCode"/>
+      </w:pPr>
+      <w:r>
+        <w:t>// side join into one string.</w:t>
+      </w:r>
+    </w:p>
+    <w:p>
+      <w:pPr>
+        <w:pStyle w:val="SourceCode"/>
+      </w:pPr>
+      <w:r>
+        <w:t>const std::string HOME_PAGE = "&lt;!DOCTYPE html&gt;\n"</w:t>
+      </w:r>
+    </w:p>
+    <w:p>
+      <w:pPr>
+        <w:pStyle w:val="SourceCode"/>
+      </w:pPr>
+      <w:r>
+        <w:t xml:space="preserve">                              "&lt;html lang=\"en\"&gt;\n"</w:t>
+      </w:r>
+    </w:p>
+    <w:p>
+      <w:pPr>
+        <w:pStyle w:val="SourceCode"/>
+      </w:pPr>
+      <w:r>
+        <w:t xml:space="preserve">                              "&lt;head&gt;\n"</w:t>
+      </w:r>
+    </w:p>
+    <w:p>
+      <w:pPr>
+        <w:pStyle w:val="SourceCode"/>
+      </w:pPr>
+      <w:r>
+        <w:t xml:space="preserve">                              "&lt;meta charset=\"utf-8\"&gt;\n"</w:t>
+      </w:r>
+    </w:p>
+    <w:p>
+      <w:pPr>
+        <w:pStyle w:val="SourceCode"/>
+      </w:pPr>
+      <w:r>
+        <w:t xml:space="preserve">                              "&lt;title&gt;Contact Manager&lt;/title&gt;\n"</w:t>
+      </w:r>
+    </w:p>
+    <w:p>
+      <w:pPr>
+        <w:pStyle w:val="SourceCode"/>
+      </w:pPr>
+      <w:r>
+        <w:t xml:space="preserve">                              "&lt;/head&gt;\n"</w:t>
+      </w:r>
+    </w:p>
+    <w:p>
+      <w:pPr>
+        <w:pStyle w:val="SourceCode"/>
+      </w:pPr>
+      <w:r>
+        <w:t xml:space="preserve">                              "&lt;body&gt;\n"</w:t>
+      </w:r>
+    </w:p>
+    <w:p>
+      <w:pPr>
+        <w:pStyle w:val="SourceCode"/>
+      </w:pPr>
+      <w:r>
+        <w:t xml:space="preserve">                              "&lt;h1&gt;Contact Manager&lt;/h1&gt;\n"</w:t>
+      </w:r>
+    </w:p>
+    <w:p>
+      <w:pPr>
+        <w:pStyle w:val="SourceCode"/>
+      </w:pPr>
+      <w:r>
+        <w:t xml:space="preserve">                              "&lt;p&gt;Served by your own HTTPS server.&lt;/p&gt;\n"</w:t>
+      </w:r>
+    </w:p>
+    <w:p>
+      <w:pPr>
+        <w:pStyle w:val="SourceCode"/>
+      </w:pPr>
+      <w:r>
+        <w:t xml:space="preserve">                              "&lt;/body&gt;\n"</w:t>
+      </w:r>
+    </w:p>
+    <w:p>
+      <w:pPr>
+        <w:pStyle w:val="SourceCode"/>
+      </w:pPr>
+      <w:r>
+        <w:t xml:space="preserve">                              "&lt;/html&gt;\n";</w:t>
+      </w:r>
+    </w:p>
+    <w:p>
+      <w:pPr>
+        <w:pStyle w:val="SourceCode"/>
+      </w:pPr>
+    </w:p>
+    <w:p>
+      <w:pPr>
+        <w:pStyle w:val="SourceCode"/>
+      </w:pPr>
+      <w:r>
+        <w:t>// Remember, one line per answered request; std::endl sends it at once.</w:t>
+      </w:r>
+    </w:p>
+    <w:p>
+      <w:pPr>
+        <w:pStyle w:val="SourceCode"/>
+      </w:pPr>
+      <w:r>
+        <w:t>void logRequest(const std::string &amp;method, const std::string &amp;target,</w:t>
+      </w:r>
+    </w:p>
+    <w:p>
+      <w:pPr>
+        <w:pStyle w:val="SourceCode"/>
+      </w:pPr>
+      <w:r>
+        <w:t xml:space="preserve">                int status)</w:t>
+      </w:r>
+    </w:p>
+    <w:p>
+      <w:pPr>
+        <w:pStyle w:val="SourceCode"/>
+      </w:pPr>
+      <w:r>
+        <w:t>{</w:t>
+      </w:r>
+    </w:p>
+    <w:p>
+      <w:pPr>
+        <w:pStyle w:val="SourceCode"/>
+      </w:pPr>
+      <w:r>
+        <w:t xml:space="preserve">    std::cout &lt;&lt; method &lt;&lt; " " &lt;&lt; target &lt;&lt; " -&gt; " &lt;&lt; status &lt;&lt; std::endl;</w:t>
+      </w:r>
+    </w:p>
+    <w:p>
+      <w:pPr>
+        <w:pStyle w:val="SourceCode"/>
+      </w:pPr>
+      <w:r>
+        <w:t>}</w:t>
+      </w:r>
+    </w:p>
+    <w:p>
+      <w:pPr>
+        <w:pStyle w:val="SourceCode"/>
+      </w:pPr>
+    </w:p>
+    <w:p>
+      <w:pPr>
+        <w:pStyle w:val="SourceCode"/>
+      </w:pPr>
+      <w:r>
+        <w:t>// Remember, every JSON answer goes through here, so every answer is logged.</w:t>
+      </w:r>
+    </w:p>
+    <w:p>
+      <w:pPr>
+        <w:pStyle w:val="SourceCode"/>
+      </w:pPr>
+      <w:r>
+        <w:t>void sendJson(const httplib::Request &amp;request, httplib::Response &amp;response,</w:t>
+      </w:r>
+    </w:p>
+    <w:p>
+      <w:pPr>
+        <w:pStyle w:val="SourceCode"/>
+      </w:pPr>
+      <w:r>
+        <w:t xml:space="preserve">              int status, const std::string &amp;jsonText)</w:t>
+      </w:r>
+    </w:p>
+    <w:p>
+      <w:pPr>
+        <w:pStyle w:val="SourceCode"/>
+      </w:pPr>
+      <w:r>
+        <w:t>{</w:t>
+      </w:r>
+    </w:p>
+    <w:p>
+      <w:pPr>
+        <w:pStyle w:val="SourceCode"/>
+      </w:pPr>
+      <w:r>
+        <w:t xml:space="preserve">    response.status = status;</w:t>
+      </w:r>
+    </w:p>
+    <w:p>
+      <w:pPr>
+        <w:pStyle w:val="SourceCode"/>
+      </w:pPr>
+      <w:r>
+        <w:t xml:space="preserve">    response.set_content(jsonText, JSON_TYPE);</w:t>
+      </w:r>
+    </w:p>
+    <w:p>
+      <w:pPr>
+        <w:pStyle w:val="SourceCode"/>
+      </w:pPr>
+      <w:r>
+        <w:t xml:space="preserve">    logRequest(request.method, request.target, status);</w:t>
+      </w:r>
+    </w:p>
+    <w:p>
+      <w:pPr>
+        <w:pStyle w:val="SourceCode"/>
+      </w:pPr>
+      <w:r>
+        <w:t>}</w:t>
+      </w:r>
+    </w:p>
+    <w:p>
+      <w:pPr>
+        <w:pStyle w:val="SourceCode"/>
+      </w:pPr>
+    </w:p>
+    <w:p>
+      <w:pPr>
+        <w:pStyle w:val="SourceCode"/>
+      </w:pPr>
+      <w:r>
+        <w:t>// sendJson's twin for pages: every HTML answer goes through here, with the</w:t>
+      </w:r>
+    </w:p>
+    <w:p>
+      <w:pPr>
+        <w:pStyle w:val="SourceCode"/>
+      </w:pPr>
+      <w:r>
+        <w:t>// HTML content type and nosniff, which tells the browser to believe</w:t>
       </w:r>
     </w:p>
     <w:p>
@@ -4690,15 +7863,15 @@
         <w:pStyle w:val="SourceCode"/>
       </w:pPr>
       <w:r>
-        <w:t>static enum MHD_Result send_html(const struct Request *request,</w:t>
-      </w:r>
-    </w:p>
-    <w:p>
-      <w:pPr>
-        <w:pStyle w:val="SourceCode"/>
-      </w:pPr>
-      <w:r>
-        <w:t xml:space="preserve">                                 unsigned int status, const char *html)</w:t>
+        <w:t>void sendHtml(const httplib::Request &amp;request, httplib::Response &amp;response,</w:t>
+      </w:r>
+    </w:p>
+    <w:p>
+      <w:pPr>
+        <w:pStyle w:val="SourceCode"/>
+      </w:pPr>
+      <w:r>
+        <w:t xml:space="preserve">              int status, const std::string &amp;html)</w:t>
       </w:r>
     </w:p>
     <w:p>
@@ -4714,71 +7887,31 @@
         <w:pStyle w:val="SourceCode"/>
       </w:pPr>
       <w:r>
-        <w:t xml:space="preserve">    struct MHD_Response *response =</w:t>
-      </w:r>
-    </w:p>
-    <w:p>
-      <w:pPr>
-        <w:pStyle w:val="SourceCode"/>
-      </w:pPr>
-      <w:r>
-        <w:t xml:space="preserve">        MHD_create_response_from_buffer_copy(strlen(html), html);</w:t>
-      </w:r>
-    </w:p>
-    <w:p>
-      <w:pPr>
-        <w:pStyle w:val="SourceCode"/>
-      </w:pPr>
-      <w:r>
-        <w:t xml:space="preserve">    MHD_add_response_header(response, "Content-Type", HTML_TYPE);</w:t>
-      </w:r>
-    </w:p>
-    <w:p>
-      <w:pPr>
-        <w:pStyle w:val="SourceCode"/>
-      </w:pPr>
-      <w:r>
-        <w:t xml:space="preserve">    MHD_add_response_header(response, "X-Content-Type-Options", "nosniff");</w:t>
-      </w:r>
-    </w:p>
-    <w:p>
-      <w:pPr>
-        <w:pStyle w:val="SourceCode"/>
-      </w:pPr>
-      <w:r>
-        <w:t xml:space="preserve">    enum MHD_Result queued =</w:t>
-      </w:r>
-    </w:p>
-    <w:p>
-      <w:pPr>
-        <w:pStyle w:val="SourceCode"/>
-      </w:pPr>
-      <w:r>
-        <w:t xml:space="preserve">        MHD_queue_response(request-&gt;connection, status, response);</w:t>
-      </w:r>
-    </w:p>
-    <w:p>
-      <w:pPr>
-        <w:pStyle w:val="SourceCode"/>
-      </w:pPr>
-      <w:r>
-        <w:t xml:space="preserve">    MHD_destroy_response(response);</w:t>
-      </w:r>
-    </w:p>
-    <w:p>
-      <w:pPr>
-        <w:pStyle w:val="SourceCode"/>
-      </w:pPr>
-      <w:r>
-        <w:t xml:space="preserve">    log_request(request-&gt;method, request-&gt;target, status);</w:t>
-      </w:r>
-    </w:p>
-    <w:p>
-      <w:pPr>
-        <w:pStyle w:val="SourceCode"/>
-      </w:pPr>
-      <w:r>
-        <w:t xml:space="preserve">    return queued;</w:t>
+        <w:t xml:space="preserve">    response.status = status;</w:t>
+      </w:r>
+    </w:p>
+    <w:p>
+      <w:pPr>
+        <w:pStyle w:val="SourceCode"/>
+      </w:pPr>
+      <w:r>
+        <w:t xml:space="preserve">    response.set_content(html, HTML_TYPE);</w:t>
+      </w:r>
+    </w:p>
+    <w:p>
+      <w:pPr>
+        <w:pStyle w:val="SourceCode"/>
+      </w:pPr>
+      <w:r>
+        <w:t xml:space="preserve">    response.set_header("X-Content-Type-Options", "nosniff");</w:t>
+      </w:r>
+    </w:p>
+    <w:p>
+      <w:pPr>
+        <w:pStyle w:val="SourceCode"/>
+      </w:pPr>
+      <w:r>
+        <w:t xml:space="preserve">    logRequest(request.method, request.target, status);</w:t>
       </w:r>
     </w:p>
     <w:p>
@@ -4799,7 +7932,7 @@
         <w:pStyle w:val="SourceCode"/>
       </w:pPr>
       <w:r>
-        <w:t>static enum MHD_Result handle_home(const struct Request *request)</w:t>
+        <w:t>void handleHome(const httplib::Request &amp;request, httplib::Response &amp;response)</w:t>
       </w:r>
     </w:p>
     <w:p>
@@ -4815,7 +7948,7 @@
         <w:pStyle w:val="SourceCode"/>
       </w:pPr>
       <w:r>
-        <w:t xml:space="preserve">    return send_html(request, 200, HOME_PAGE);</w:t>
+        <w:t xml:space="preserve">    sendHtml(request, response, 200, HOME_PAGE);</w:t>
       </w:r>
     </w:p>
     <w:p>
@@ -4836,7 +7969,15 @@
         <w:pStyle w:val="SourceCode"/>
       </w:pPr>
       <w:r>
-        <w:t>static enum MHD_Result handle_health(const struct Request *request)</w:t>
+        <w:t>void handleHealth(const httplib::Request &amp;request,</w:t>
+      </w:r>
+    </w:p>
+    <w:p>
+      <w:pPr>
+        <w:pStyle w:val="SourceCode"/>
+      </w:pPr>
+      <w:r>
+        <w:t xml:space="preserve">                  httplib::Response &amp;response)</w:t>
       </w:r>
     </w:p>
     <w:p>
@@ -4852,7 +7993,7 @@
         <w:pStyle w:val="SourceCode"/>
       </w:pPr>
       <w:r>
-        <w:t xml:space="preserve">    return send_json(request, 200, "{\"status\":\"ok\"}");</w:t>
+        <w:t xml:space="preserve">    sendJson(request, response, 200, "{\"status\":\"ok\"}");</w:t>
       </w:r>
     </w:p>
     <w:p>
@@ -4873,15 +8014,15 @@
         <w:pStyle w:val="SourceCode"/>
       </w:pPr>
       <w:r>
-        <w:t>// The route table: the home page, the API's health route, then 404.</w:t>
-      </w:r>
-    </w:p>
-    <w:p>
-      <w:pPr>
-        <w:pStyle w:val="SourceCode"/>
-      </w:pPr>
-      <w:r>
-        <w:t>static enum MHD_Result route_request(const struct Request *request)</w:t>
+        <w:t>void handleNotFound(const httplib::Request &amp;request,</w:t>
+      </w:r>
+    </w:p>
+    <w:p>
+      <w:pPr>
+        <w:pStyle w:val="SourceCode"/>
+      </w:pPr>
+      <w:r>
+        <w:t xml:space="preserve">                    httplib::Response &amp;response)</w:t>
       </w:r>
     </w:p>
     <w:p>
@@ -4897,23 +8038,137 @@
         <w:pStyle w:val="SourceCode"/>
       </w:pPr>
       <w:r>
-        <w:t xml:space="preserve">    if (strcmp(request-&gt;method, "GET") == 0 &amp;&amp;</w:t>
-      </w:r>
-    </w:p>
-    <w:p>
-      <w:pPr>
-        <w:pStyle w:val="SourceCode"/>
-      </w:pPr>
-      <w:r>
-        <w:t xml:space="preserve">        strcmp(request-&gt;path, "/") == 0) {</w:t>
-      </w:r>
-    </w:p>
-    <w:p>
-      <w:pPr>
-        <w:pStyle w:val="SourceCode"/>
-      </w:pPr>
-      <w:r>
-        <w:t xml:space="preserve">        return handle_home(request);</w:t>
+        <w:t xml:space="preserve">    sendJson(request, response, 404, NOT_FOUND_JSON);</w:t>
+      </w:r>
+    </w:p>
+    <w:p>
+      <w:pPr>
+        <w:pStyle w:val="SourceCode"/>
+      </w:pPr>
+      <w:r>
+        <w:t>}</w:t>
+      </w:r>
+    </w:p>
+    <w:p>
+      <w:pPr>
+        <w:pStyle w:val="SourceCode"/>
+      </w:pPr>
+    </w:p>
+    <w:p>
+      <w:pPr>
+        <w:pStyle w:val="SourceCode"/>
+      </w:pPr>
+      <w:r>
+        <w:t>void reportStartFailure(const std::string &amp;reason)</w:t>
+      </w:r>
+    </w:p>
+    <w:p>
+      <w:pPr>
+        <w:pStyle w:val="SourceCode"/>
+      </w:pPr>
+      <w:r>
+        <w:t>{</w:t>
+      </w:r>
+    </w:p>
+    <w:p>
+      <w:pPr>
+        <w:pStyle w:val="SourceCode"/>
+      </w:pPr>
+      <w:r>
+        <w:t xml:space="preserve">    std::cerr &lt;&lt; "Error: could not start the server on " &lt;&lt; HOST &lt;&lt; ":"</w:t>
+      </w:r>
+    </w:p>
+    <w:p>
+      <w:pPr>
+        <w:pStyle w:val="SourceCode"/>
+      </w:pPr>
+      <w:r>
+        <w:t xml:space="preserve">              &lt;&lt; HTTPS_PORT &lt;&lt; std::endl;</w:t>
+      </w:r>
+    </w:p>
+    <w:p>
+      <w:pPr>
+        <w:pStyle w:val="SourceCode"/>
+      </w:pPr>
+      <w:r>
+        <w:t xml:space="preserve">    std::cerr &lt;&lt; "Reason: " &lt;&lt; reason &lt;&lt; std::endl;</w:t>
+      </w:r>
+    </w:p>
+    <w:p>
+      <w:pPr>
+        <w:pStyle w:val="SourceCode"/>
+      </w:pPr>
+      <w:r>
+        <w:t>}</w:t>
+      </w:r>
+    </w:p>
+    <w:p>
+      <w:pPr>
+        <w:pStyle w:val="SourceCode"/>
+      </w:pPr>
+    </w:p>
+    <w:p>
+      <w:pPr>
+        <w:pStyle w:val="SourceCode"/>
+      </w:pPr>
+      <w:r>
+        <w:t>int main()</w:t>
+      </w:r>
+    </w:p>
+    <w:p>
+      <w:pPr>
+        <w:pStyle w:val="SourceCode"/>
+      </w:pPr>
+      <w:r>
+        <w:t>{</w:t>
+      </w:r>
+    </w:p>
+    <w:p>
+      <w:pPr>
+        <w:pStyle w:val="SourceCode"/>
+      </w:pPr>
+      <w:r>
+        <w:t xml:space="preserve">    // Remember, is_valid is false when the certificate or key did not load.</w:t>
+      </w:r>
+    </w:p>
+    <w:p>
+      <w:pPr>
+        <w:pStyle w:val="SourceCode"/>
+      </w:pPr>
+      <w:r>
+        <w:t xml:space="preserve">    httplib::SSLServer server(CERTIFICATE_FILE.c_str(), KEY_FILE.c_str());</w:t>
+      </w:r>
+    </w:p>
+    <w:p>
+      <w:pPr>
+        <w:pStyle w:val="SourceCode"/>
+      </w:pPr>
+      <w:r>
+        <w:t xml:space="preserve">    if (!server.is_valid()) {</w:t>
+      </w:r>
+    </w:p>
+    <w:p>
+      <w:pPr>
+        <w:pStyle w:val="SourceCode"/>
+      </w:pPr>
+      <w:r>
+        <w:t xml:space="preserve">        reportStartFailure("could not load " + CERTIFICATE_FILE + " and " +</w:t>
+      </w:r>
+    </w:p>
+    <w:p>
+      <w:pPr>
+        <w:pStyle w:val="SourceCode"/>
+      </w:pPr>
+      <w:r>
+        <w:t xml:space="preserve">                           KEY_FILE);</w:t>
+      </w:r>
+    </w:p>
+    <w:p>
+      <w:pPr>
+        <w:pStyle w:val="SourceCode"/>
+      </w:pPr>
+      <w:r>
+        <w:t xml:space="preserve">        return 1;</w:t>
       </w:r>
     </w:p>
     <w:p>
@@ -4929,23 +8184,220 @@
         <w:pStyle w:val="SourceCode"/>
       </w:pPr>
       <w:r>
-        <w:t xml:space="preserve">    if (strcmp(request-&gt;method, "GET") == 0 &amp;&amp;</w:t>
-      </w:r>
-    </w:p>
-    <w:p>
-      <w:pPr>
-        <w:pStyle w:val="SourceCode"/>
-      </w:pPr>
-      <w:r>
-        <w:t xml:space="preserve">        strcmp(request-&gt;path, API_PREFIX "/health") == 0) {</w:t>
-      </w:r>
-    </w:p>
-    <w:p>
-      <w:pPr>
-        <w:pStyle w:val="SourceCode"/>
-      </w:pPr>
-      <w:r>
-        <w:t xml:space="preserve">        return handle_health(request);</w:t>
+        <w:t xml:space="preserve">    // The route table: the home page, the API's health route, then .* for</w:t>
+      </w:r>
+    </w:p>
+    <w:p>
+      <w:pPr>
+        <w:pStyle w:val="SourceCode"/>
+      </w:pPr>
+      <w:r>
+        <w:t xml:space="preserve">    // every other path and method. A pattern must match the whole path, so</w:t>
+      </w:r>
+    </w:p>
+    <w:p>
+      <w:pPr>
+        <w:pStyle w:val="SourceCode"/>
+      </w:pPr>
+      <w:r>
+        <w:t xml:space="preserve">    // "/" matches the home page alone. Remember, routes are tried in order.</w:t>
+      </w:r>
+    </w:p>
+    <w:p>
+      <w:pPr>
+        <w:pStyle w:val="SourceCode"/>
+      </w:pPr>
+      <w:r>
+        <w:t xml:space="preserve">    server.Get("/", handleHome);</w:t>
+      </w:r>
+    </w:p>
+    <w:p>
+      <w:pPr>
+        <w:pStyle w:val="SourceCode"/>
+      </w:pPr>
+      <w:r>
+        <w:t xml:space="preserve">    server.Get(API_PREFIX + "/health", handleHealth);</w:t>
+      </w:r>
+    </w:p>
+    <w:p>
+      <w:pPr>
+        <w:pStyle w:val="SourceCode"/>
+      </w:pPr>
+      <w:r>
+        <w:t xml:space="preserve">    server.Get(".*", handleNotFound);</w:t>
+      </w:r>
+    </w:p>
+    <w:p>
+      <w:pPr>
+        <w:pStyle w:val="SourceCode"/>
+      </w:pPr>
+      <w:r>
+        <w:t xml:space="preserve">    server.Post(".*", handleNotFound);</w:t>
+      </w:r>
+    </w:p>
+    <w:p>
+      <w:pPr>
+        <w:pStyle w:val="SourceCode"/>
+      </w:pPr>
+      <w:r>
+        <w:t xml:space="preserve">    server.Put(".*", handleNotFound);</w:t>
+      </w:r>
+    </w:p>
+    <w:p>
+      <w:pPr>
+        <w:pStyle w:val="SourceCode"/>
+      </w:pPr>
+      <w:r>
+        <w:t xml:space="preserve">    server.Patch(".*", handleNotFound);</w:t>
+      </w:r>
+    </w:p>
+    <w:p>
+      <w:pPr>
+        <w:pStyle w:val="SourceCode"/>
+      </w:pPr>
+      <w:r>
+        <w:t xml:space="preserve">    server.Delete(".*", handleNotFound);</w:t>
+      </w:r>
+    </w:p>
+    <w:p>
+      <w:pPr>
+        <w:pStyle w:val="SourceCode"/>
+      </w:pPr>
+      <w:r>
+        <w:t xml:space="preserve">    server.Options(".*", handleNotFound);</w:t>
+      </w:r>
+    </w:p>
+    <w:p>
+      <w:pPr>
+        <w:pStyle w:val="SourceCode"/>
+      </w:pPr>
+    </w:p>
+    <w:p>
+      <w:pPr>
+        <w:pStyle w:val="SourceCode"/>
+      </w:pPr>
+      <w:r>
+        <w:t xml:space="preserve">    // Remember, on Windows no other program may share the port</w:t>
+      </w:r>
+    </w:p>
+    <w:p>
+      <w:pPr>
+        <w:pStyle w:val="SourceCode"/>
+      </w:pPr>
+      <w:r>
+        <w:t xml:space="preserve">    // (SO_EXCLUSIVEADDRUSE); Linux and macOS keep SO_REUSEADDR.</w:t>
+      </w:r>
+    </w:p>
+    <w:p>
+      <w:pPr>
+        <w:pStyle w:val="SourceCode"/>
+      </w:pPr>
+      <w:r>
+        <w:t xml:space="preserve">    server.set_socket_options([](socket_t listener) {</w:t>
+      </w:r>
+    </w:p>
+    <w:p>
+      <w:pPr>
+        <w:pStyle w:val="SourceCode"/>
+      </w:pPr>
+      <w:r>
+        <w:t xml:space="preserve">        int enabled = 1;</w:t>
+      </w:r>
+    </w:p>
+    <w:p>
+      <w:pPr>
+        <w:pStyle w:val="SourceCode"/>
+      </w:pPr>
+      <w:r>
+        <w:t>#ifdef _WIN32</w:t>
+      </w:r>
+    </w:p>
+    <w:p>
+      <w:pPr>
+        <w:pStyle w:val="SourceCode"/>
+      </w:pPr>
+      <w:r>
+        <w:t xml:space="preserve">        setsockopt(listener, SOL_SOCKET, SO_EXCLUSIVEADDRUSE,</w:t>
+      </w:r>
+    </w:p>
+    <w:p>
+      <w:pPr>
+        <w:pStyle w:val="SourceCode"/>
+      </w:pPr>
+      <w:r>
+        <w:t xml:space="preserve">                   reinterpret_cast&lt;const char *&gt;(&amp;enabled), sizeof enabled);</w:t>
+      </w:r>
+    </w:p>
+    <w:p>
+      <w:pPr>
+        <w:pStyle w:val="SourceCode"/>
+      </w:pPr>
+      <w:r>
+        <w:t>#else</w:t>
+      </w:r>
+    </w:p>
+    <w:p>
+      <w:pPr>
+        <w:pStyle w:val="SourceCode"/>
+      </w:pPr>
+      <w:r>
+        <w:t xml:space="preserve">        setsockopt(listener, SOL_SOCKET, SO_REUSEADDR, &amp;enabled,</w:t>
+      </w:r>
+    </w:p>
+    <w:p>
+      <w:pPr>
+        <w:pStyle w:val="SourceCode"/>
+      </w:pPr>
+      <w:r>
+        <w:t xml:space="preserve">                   sizeof enabled);</w:t>
+      </w:r>
+    </w:p>
+    <w:p>
+      <w:pPr>
+        <w:pStyle w:val="SourceCode"/>
+      </w:pPr>
+      <w:r>
+        <w:t>#endif</w:t>
+      </w:r>
+    </w:p>
+    <w:p>
+      <w:pPr>
+        <w:pStyle w:val="SourceCode"/>
+      </w:pPr>
+      <w:r>
+        <w:t xml:space="preserve">    });</w:t>
+      </w:r>
+    </w:p>
+    <w:p>
+      <w:pPr>
+        <w:pStyle w:val="SourceCode"/>
+      </w:pPr>
+      <w:r>
+        <w:t xml:space="preserve">    if (!server.bind_to_port(HOST, HTTPS_PORT)) {</w:t>
+      </w:r>
+    </w:p>
+    <w:p>
+      <w:pPr>
+        <w:pStyle w:val="SourceCode"/>
+      </w:pPr>
+      <w:r>
+        <w:t xml:space="preserve">        reportStartFailure("could not listen on port " +</w:t>
+      </w:r>
+    </w:p>
+    <w:p>
+      <w:pPr>
+        <w:pStyle w:val="SourceCode"/>
+      </w:pPr>
+      <w:r>
+        <w:t xml:space="preserve">                           std::to_string(HTTPS_PORT));</w:t>
+      </w:r>
+    </w:p>
+    <w:p>
+      <w:pPr>
+        <w:pStyle w:val="SourceCode"/>
+      </w:pPr>
+      <w:r>
+        <w:t xml:space="preserve">        return 1;</w:t>
       </w:r>
     </w:p>
     <w:p>
@@ -4961,7 +8413,41 @@
         <w:pStyle w:val="SourceCode"/>
       </w:pPr>
       <w:r>
-        <w:t xml:space="preserve">    return send_json(request, 404, NOT_FOUND_JSON);</w:t>
+        <w:t xml:space="preserve">    // Remember, listen_after_bind answers requests until Ctrl+C.</w:t>
+      </w:r>
+    </w:p>
+    <w:p>
+      <w:pPr>
+        <w:pStyle w:val="SourceCode"/>
+      </w:pPr>
+      <w:r>
+        <w:t xml:space="preserve">    std::cout &lt;&lt; "Listening on https://" &lt;&lt; HOST &lt;&lt; ":" &lt;&lt; HTTPS_PORT</w:t>
+      </w:r>
+    </w:p>
+    <w:p>
+      <w:pPr>
+        <w:pStyle w:val="SourceCode"/>
+      </w:pPr>
+      <w:r>
+        <w:t xml:space="preserve">              &lt;&lt; std::endl;</w:t>
+      </w:r>
+    </w:p>
+    <w:p>
+      <w:pPr>
+        <w:pStyle w:val="SourceCode"/>
+        <w:keepNext/>
+      </w:pPr>
+      <w:r>
+        <w:t xml:space="preserve">    server.listen_after_bind();</w:t>
+      </w:r>
+    </w:p>
+    <w:p>
+      <w:pPr>
+        <w:pStyle w:val="SourceCode"/>
+        <w:keepNext/>
+      </w:pPr>
+      <w:r>
+        <w:t xml:space="preserve">    return 0;</w:t>
       </w:r>
     </w:p>
     <w:p>
@@ -4974,39 +8460,766 @@
     </w:p>
     <w:p>
       <w:pPr>
-        <w:pStyle w:val="SourceCode"/>
-      </w:pPr>
-    </w:p>
-    <w:p>
-      <w:pPr>
-        <w:pStyle w:val="SourceCode"/>
-      </w:pPr>
-      <w:r>
-        <w:t>// Remember, the library passes the whole target here; the copy made with</w:t>
-      </w:r>
-    </w:p>
-    <w:p>
-      <w:pPr>
-        <w:pStyle w:val="SourceCode"/>
-      </w:pPr>
-      <w:r>
-        <w:t>// malloc becomes the request's request_state.</w:t>
-      </w:r>
-    </w:p>
-    <w:p>
-      <w:pPr>
-        <w:pStyle w:val="SourceCode"/>
-      </w:pPr>
-      <w:r>
-        <w:t>static void *save_target(void *context, const char *uri,</w:t>
-      </w:r>
-    </w:p>
-    <w:p>
-      <w:pPr>
-        <w:pStyle w:val="SourceCode"/>
-      </w:pPr>
-      <w:r>
-        <w:t xml:space="preserve">                         struct MHD_Connection *connection)</w:t>
+        <w:keepNext/>
+      </w:pPr>
+    </w:p>
+    <w:p>
+      <w:pPr>
+        <w:pStyle w:val="Heading3"/>
+      </w:pPr>
+      <w:r>
+        <w:t>Windows PowerShell Server Build and Run</w:t>
+      </w:r>
+    </w:p>
+    <w:p>
+      <w:pPr>
+        <w:keepNext/>
+      </w:pPr>
+      <w:r>
+        <w:t>In Terminal 1, in the lesson-8.1 folder:</w:t>
+      </w:r>
+    </w:p>
+    <w:p>
+      <w:pPr>
+        <w:keepNext/>
+      </w:pPr>
+    </w:p>
+    <w:p>
+      <w:pPr>
+        <w:pStyle w:val="CommandBlock"/>
+        <w:keepNext/>
+      </w:pPr>
+      <w:r>
+        <w:t>$buildTools = "C:\Program Files (x86)\Microsoft Visual Studio\18\BuildTools"</w:t>
+      </w:r>
+    </w:p>
+    <w:p>
+      <w:pPr>
+        <w:pStyle w:val="CommandBlock"/>
+        <w:keepNext/>
+      </w:pPr>
+      <w:r>
+        <w:t>&amp; "$buildTools\Common7\Tools\Launch-VsDevShell.ps1" -Arch amd64 `</w:t>
+      </w:r>
+    </w:p>
+    <w:p>
+      <w:pPr>
+        <w:pStyle w:val="CommandBlock"/>
+        <w:keepNext/>
+      </w:pPr>
+      <w:r>
+        <w:t xml:space="preserve">    -HostArch amd64 -SkipAutomaticLocation</w:t>
+      </w:r>
+    </w:p>
+    <w:p>
+      <w:pPr>
+        <w:pStyle w:val="CommandBlock"/>
+        <w:keepNext/>
+      </w:pPr>
+      <w:r>
+        <w:t>$ssl = ".\cpp\vcpkg_installed\x64-windows-static-md"</w:t>
+      </w:r>
+    </w:p>
+    <w:p>
+      <w:pPr>
+        <w:pStyle w:val="CommandBlock"/>
+        <w:keepNext/>
+      </w:pPr>
+      <w:r>
+        <w:t>cl /nologo /std:c++20 /EHsc /W4 /WX /MD /external:I "$ssl\include" `</w:t>
+      </w:r>
+    </w:p>
+    <w:p>
+      <w:pPr>
+        <w:pStyle w:val="CommandBlock"/>
+        <w:keepNext/>
+      </w:pPr>
+      <w:r>
+        <w:t xml:space="preserve">    /external:W0 .\cpp\server.cpp /Fo:cpp\ /Fe:cpp\server.exe /link `</w:t>
+      </w:r>
+    </w:p>
+    <w:p>
+      <w:pPr>
+        <w:pStyle w:val="CommandBlock"/>
+        <w:keepNext/>
+      </w:pPr>
+      <w:r>
+        <w:t xml:space="preserve">    /LIBPATH:"$ssl\lib" libssl.lib libcrypto.lib ws2_32.lib crypt32.lib `</w:t>
+      </w:r>
+    </w:p>
+    <w:p>
+      <w:pPr>
+        <w:pStyle w:val="CommandBlock"/>
+        <w:keepNext/>
+      </w:pPr>
+      <w:r>
+        <w:t xml:space="preserve">    advapi32.lib user32.lib</w:t>
+      </w:r>
+    </w:p>
+    <w:p>
+      <w:pPr>
+        <w:pStyle w:val="CommandBlock"/>
+      </w:pPr>
+      <w:r>
+        <w:t>.\cpp\server.exe</w:t>
+      </w:r>
+    </w:p>
+    <w:p>
+      <w:pPr>
+        <w:keepNext/>
+      </w:pPr>
+    </w:p>
+    <w:p>
+      <w:r>
+        <w:t>Wait for its Listening line, and leave it running.</w:t>
+      </w:r>
+    </w:p>
+    <w:p>
+      <w:pPr>
+        <w:keepNext/>
+      </w:pPr>
+    </w:p>
+    <w:p>
+      <w:pPr>
+        <w:pStyle w:val="Heading3"/>
+      </w:pPr>
+      <w:r>
+        <w:t>Windows PowerShell Browser Check</w:t>
+      </w:r>
+    </w:p>
+    <w:p>
+      <w:pPr>
+        <w:keepNext/>
+      </w:pPr>
+      <w:r>
+        <w:t>In Terminal 2, open the home page, then the API's health route, as in the C section.</w:t>
+      </w:r>
+    </w:p>
+    <w:p>
+      <w:pPr>
+        <w:keepNext/>
+      </w:pPr>
+    </w:p>
+    <w:p>
+      <w:pPr>
+        <w:pStyle w:val="CommandBlock"/>
+        <w:keepNext/>
+      </w:pPr>
+      <w:r>
+        <w:t>Start-Process "https://127.0.0.1:8765/"</w:t>
+      </w:r>
+    </w:p>
+    <w:p>
+      <w:pPr>
+        <w:pStyle w:val="CommandBlock"/>
+      </w:pPr>
+      <w:r>
+        <w:t>Start-Process "https://127.0.0.1:8765/api/v1/health"</w:t>
+      </w:r>
+    </w:p>
+    <w:p>
+      <w:pPr>
+        <w:keepNext/>
+      </w:pPr>
+    </w:p>
+    <w:p>
+      <w:pPr>
+        <w:pStyle w:val="Heading3"/>
+      </w:pPr>
+      <w:r>
+        <w:t>Windows PowerShell Missing Page Check</w:t>
+      </w:r>
+    </w:p>
+    <w:p>
+      <w:pPr>
+        <w:keepNext/>
+      </w:pPr>
+      <w:r>
+        <w:t>Open a path the server has no route for yet, as in the C section.</w:t>
+      </w:r>
+    </w:p>
+    <w:p>
+      <w:pPr>
+        <w:keepNext/>
+      </w:pPr>
+    </w:p>
+    <w:p>
+      <w:pPr>
+        <w:pStyle w:val="CommandBlock"/>
+      </w:pPr>
+      <w:r>
+        <w:t>Start-Process "https://127.0.0.1:8765/contacts"</w:t>
+      </w:r>
+    </w:p>
+    <w:p>
+      <w:pPr>
+        <w:keepNext/>
+      </w:pPr>
+    </w:p>
+    <w:p>
+      <w:pPr>
+        <w:pStyle w:val="Heading3"/>
+      </w:pPr>
+      <w:r>
+        <w:t>Windows PowerShell curl Check</w:t>
+      </w:r>
+    </w:p>
+    <w:p>
+      <w:pPr>
+        <w:keepNext/>
+      </w:pPr>
+      <w:r>
+        <w:t>Still in Terminal 2, send the four requests with curl.exe, as in the C section.</w:t>
+      </w:r>
+    </w:p>
+    <w:p>
+      <w:pPr>
+        <w:keepNext/>
+      </w:pPr>
+    </w:p>
+    <w:p>
+      <w:pPr>
+        <w:pStyle w:val="CommandBlock"/>
+        <w:keepNext/>
+      </w:pPr>
+      <w:r>
+        <w:t>&amp; "$env:SystemRoot\System32\curl.exe" -sS --ssl-revoke-best-effort `</w:t>
+      </w:r>
+    </w:p>
+    <w:p>
+      <w:pPr>
+        <w:pStyle w:val="CommandBlock"/>
+        <w:keepNext/>
+      </w:pPr>
+      <w:r>
+        <w:t xml:space="preserve">    --cacert .\certs\spa-ca.pem -H "Accept: text/html" `</w:t>
+      </w:r>
+    </w:p>
+    <w:p>
+      <w:pPr>
+        <w:pStyle w:val="CommandBlock"/>
+        <w:keepNext/>
+      </w:pPr>
+      <w:r>
+        <w:t xml:space="preserve">    -w "%{http_code} %{content_type}\n" `</w:t>
+      </w:r>
+    </w:p>
+    <w:p>
+      <w:pPr>
+        <w:pStyle w:val="CommandBlock"/>
+        <w:keepNext/>
+      </w:pPr>
+      <w:r>
+        <w:t xml:space="preserve">    -o NUL https://127.0.0.1:8765/ `</w:t>
+      </w:r>
+    </w:p>
+    <w:p>
+      <w:pPr>
+        <w:pStyle w:val="CommandBlock"/>
+        <w:keepNext/>
+      </w:pPr>
+      <w:r>
+        <w:t xml:space="preserve">    -o NUL https://127.0.0.1:8765/api/v1/health `</w:t>
+      </w:r>
+    </w:p>
+    <w:p>
+      <w:pPr>
+        <w:pStyle w:val="CommandBlock"/>
+        <w:keepNext/>
+      </w:pPr>
+      <w:r>
+        <w:t xml:space="preserve">    -o NUL https://127.0.0.1:8765/favicon.ico `</w:t>
+      </w:r>
+    </w:p>
+    <w:p>
+      <w:pPr>
+        <w:pStyle w:val="CommandBlock"/>
+      </w:pPr>
+      <w:r>
+        <w:t xml:space="preserve">    -o NUL https://127.0.0.1:8765/robots.txt</w:t>
+      </w:r>
+    </w:p>
+    <w:p>
+      <w:pPr>
+        <w:keepNext/>
+      </w:pPr>
+    </w:p>
+    <w:p>
+      <w:r>
+        <w:t>Then press Ctrl+C in Terminal 1 to stop the server.</w:t>
+      </w:r>
+    </w:p>
+    <w:p>
+      <w:pPr>
+        <w:keepNext/>
+      </w:pPr>
+    </w:p>
+    <w:p>
+      <w:pPr>
+        <w:pStyle w:val="Heading3"/>
+      </w:pPr>
+      <w:r>
+        <w:t>Linux or macOS Build and Run</w:t>
+      </w:r>
+    </w:p>
+    <w:p>
+      <w:pPr>
+        <w:keepNext/>
+      </w:pPr>
+      <w:r>
+        <w:t>Run the server in Terminal 1. Open each page with open (macOS) or xdg-open (Linux) instead of Start-Process, and for the curl Check type curl instead of curl.exe, leave out --ssl-revoke-best-effort, and write / instead of \.</w:t>
+      </w:r>
+    </w:p>
+    <w:p>
+      <w:pPr>
+        <w:keepNext/>
+      </w:pPr>
+    </w:p>
+    <w:p>
+      <w:pPr>
+        <w:pStyle w:val="CommandBlock"/>
+        <w:keepNext/>
+      </w:pPr>
+      <w:r>
+        <w:t>g++ -std=c++20 -Wall -Wextra -Wpedantic -Werror ./cpp/server.cpp \</w:t>
+      </w:r>
+    </w:p>
+    <w:p>
+      <w:pPr>
+        <w:pStyle w:val="CommandBlock"/>
+        <w:keepNext/>
+      </w:pPr>
+      <w:r>
+        <w:t xml:space="preserve">    -lssl -lcrypto -o ./cpp/server</w:t>
+      </w:r>
+    </w:p>
+    <w:p>
+      <w:pPr>
+        <w:pStyle w:val="CommandBlock"/>
+      </w:pPr>
+      <w:r>
+        <w:t>./cpp/server</w:t>
+      </w:r>
+    </w:p>
+    <w:p>
+      <w:pPr>
+        <w:keepNext/>
+      </w:pPr>
+    </w:p>
+    <w:p>
+      <w:pPr>
+        <w:pStyle w:val="Heading3"/>
+      </w:pPr>
+      <w:r>
+        <w:t>Check Your Results</w:t>
+      </w:r>
+    </w:p>
+    <w:p>
+      <w:pPr>
+        <w:keepNext/>
+      </w:pPr>
+      <w:r>
+        <w:t>The home page shows the same two lines as the Basic server's. The health route shows its JSON as text:</w:t>
+      </w:r>
+    </w:p>
+    <w:p>
+      <w:pPr>
+        <w:keepNext/>
+      </w:pPr>
+    </w:p>
+    <w:p>
+      <w:pPr>
+        <w:pStyle w:val="RequiredOutput"/>
+      </w:pPr>
+      <w:r>
+        <w:t>{"status":"ok"}</w:t>
+      </w:r>
+    </w:p>
+    <w:p>
+      <w:pPr>
+        <w:keepNext/>
+      </w:pPr>
+    </w:p>
+    <w:p>
+      <w:pPr>
+        <w:keepNext/>
+      </w:pPr>
+      <w:r>
+        <w:t>/contacts shows Lesson 6.0's error body, and DevTools shows Status Code 404:</w:t>
+      </w:r>
+    </w:p>
+    <w:p>
+      <w:pPr>
+        <w:keepNext/>
+      </w:pPr>
+    </w:p>
+    <w:p>
+      <w:pPr>
+        <w:pStyle w:val="RequiredOutput"/>
+      </w:pPr>
+      <w:r>
+        <w:t>{"code":"not_found","message":"no such path"}</w:t>
+      </w:r>
+    </w:p>
+    <w:p>
+      <w:pPr>
+        <w:keepNext/>
+      </w:pPr>
+    </w:p>
+    <w:p>
+      <w:pPr>
+        <w:keepNext/>
+      </w:pPr>
+      <w:r>
+        <w:t>The curl Check must print the Required Clean-Run Output, one line per address:</w:t>
+      </w:r>
+    </w:p>
+    <w:p>
+      <w:pPr>
+        <w:keepNext/>
+      </w:pPr>
+    </w:p>
+    <w:p>
+      <w:pPr>
+        <w:pStyle w:val="RequiredOutput"/>
+        <w:keepNext/>
+      </w:pPr>
+      <w:r>
+        <w:t>200 text/html; charset=utf-8</w:t>
+      </w:r>
+    </w:p>
+    <w:p>
+      <w:pPr>
+        <w:pStyle w:val="RequiredOutput"/>
+        <w:keepNext/>
+      </w:pPr>
+      <w:r>
+        <w:t>200 application/json; charset=utf-8</w:t>
+      </w:r>
+    </w:p>
+    <w:p>
+      <w:pPr>
+        <w:pStyle w:val="RequiredOutput"/>
+        <w:keepNext/>
+      </w:pPr>
+      <w:r>
+        <w:t>404 application/json; charset=utf-8</w:t>
+      </w:r>
+    </w:p>
+    <w:p>
+      <w:pPr>
+        <w:pStyle w:val="RequiredOutput"/>
+      </w:pPr>
+      <w:r>
+        <w:t>404 application/json; charset=utf-8</w:t>
+      </w:r>
+    </w:p>
+    <w:p>
+      <w:pPr>
+        <w:keepNext/>
+      </w:pPr>
+    </w:p>
+    <w:p>
+      <w:pPr>
+        <w:keepNext/>
+      </w:pPr>
+      <w:r>
+        <w:t>Terminal 1 must show the Listening line and one line per request: the browser's three pages, each followed by its own /favicon.ico request, then curl.exe's four. Your browser may show fewer favicon lines, because it remembers for a while that the icon is missing:</w:t>
+      </w:r>
+    </w:p>
+    <w:p>
+      <w:pPr>
+        <w:keepNext/>
+      </w:pPr>
+    </w:p>
+    <w:p>
+      <w:pPr>
+        <w:pStyle w:val="RequiredOutput"/>
+        <w:keepNext/>
+      </w:pPr>
+      <w:r>
+        <w:t>Listening on https://127.0.0.1:8765</w:t>
+      </w:r>
+    </w:p>
+    <w:p>
+      <w:pPr>
+        <w:pStyle w:val="RequiredOutput"/>
+        <w:keepNext/>
+      </w:pPr>
+      <w:r>
+        <w:t>GET / -&gt; 200</w:t>
+      </w:r>
+    </w:p>
+    <w:p>
+      <w:pPr>
+        <w:pStyle w:val="RequiredOutput"/>
+        <w:keepNext/>
+      </w:pPr>
+      <w:r>
+        <w:t>GET /favicon.ico -&gt; 404</w:t>
+      </w:r>
+    </w:p>
+    <w:p>
+      <w:pPr>
+        <w:pStyle w:val="RequiredOutput"/>
+        <w:keepNext/>
+      </w:pPr>
+      <w:r>
+        <w:t>GET /api/v1/health -&gt; 200</w:t>
+      </w:r>
+    </w:p>
+    <w:p>
+      <w:pPr>
+        <w:pStyle w:val="RequiredOutput"/>
+        <w:keepNext/>
+      </w:pPr>
+      <w:r>
+        <w:t>GET /favicon.ico -&gt; 404</w:t>
+      </w:r>
+    </w:p>
+    <w:p>
+      <w:pPr>
+        <w:pStyle w:val="RequiredOutput"/>
+        <w:keepNext/>
+      </w:pPr>
+      <w:r>
+        <w:t>GET /contacts -&gt; 404</w:t>
+      </w:r>
+    </w:p>
+    <w:p>
+      <w:pPr>
+        <w:pStyle w:val="RequiredOutput"/>
+        <w:keepNext/>
+      </w:pPr>
+      <w:r>
+        <w:t>GET /favicon.ico -&gt; 404</w:t>
+      </w:r>
+    </w:p>
+    <w:p>
+      <w:pPr>
+        <w:pStyle w:val="RequiredOutput"/>
+        <w:keepNext/>
+      </w:pPr>
+      <w:r>
+        <w:t>GET / -&gt; 200</w:t>
+      </w:r>
+    </w:p>
+    <w:p>
+      <w:pPr>
+        <w:pStyle w:val="RequiredOutput"/>
+        <w:keepNext/>
+      </w:pPr>
+      <w:r>
+        <w:t>GET /api/v1/health -&gt; 200</w:t>
+      </w:r>
+    </w:p>
+    <w:p>
+      <w:pPr>
+        <w:pStyle w:val="RequiredOutput"/>
+        <w:keepNext/>
+      </w:pPr>
+      <w:r>
+        <w:t>GET /favicon.ico -&gt; 404</w:t>
+      </w:r>
+    </w:p>
+    <w:p>
+      <w:pPr>
+        <w:pStyle w:val="RequiredOutput"/>
+      </w:pPr>
+      <w:r>
+        <w:t>GET /robots.txt -&gt; 404</w:t>
+      </w:r>
+    </w:p>
+    <w:p>
+      <w:pPr>
+        <w:keepNext/>
+      </w:pPr>
+    </w:p>
+    <w:p>
+      <w:pPr>
+        <w:pStyle w:val="ListBullet"/>
+      </w:pPr>
+      <w:r>
+        <w:t>The health route answered application/json although the request said Accept: text/html: Accept asks, and the route answers in its own format.</w:t>
+      </w:r>
+    </w:p>
+    <w:p>
+      <w:pPr>
+        <w:pStyle w:val="ListBullet"/>
+      </w:pPr>
+      <w:r>
+        <w:t>/contacts and /robots.txt got the same 404 as /favicon.ico: every path without a route gets the route table's 404.</w:t>
+      </w:r>
+    </w:p>
+    <w:p>
+      <w:pPr>
+        <w:keepNext/>
+      </w:pPr>
+    </w:p>
+    <w:p>
+      <w:pPr>
+        <w:keepNext/>
+      </w:pPr>
+    </w:p>
+    <w:p>
+      <w:pPr>
+        <w:pStyle w:val="Heading2"/>
+      </w:pPr>
+      <w:r>
+        <w:t>What to Notice</w:t>
+      </w:r>
+    </w:p>
+    <w:p>
+      <w:pPr>
+        <w:pStyle w:val="ListBullet"/>
+      </w:pPr>
+      <w:r>
+        <w:t>A cpp-httplib route's pattern must match the whole path, so "/" is the home page alone, and ".*", any characters, matches every path.</w:t>
+      </w:r>
+    </w:p>
+    <w:p>
+      <w:pPr>
+        <w:pStyle w:val="ListBullet"/>
+      </w:pPr>
+      <w:r>
+        <w:t>Remember, cpp-httplib's GET routes also answer HEAD (Lesson 6.0): the headers, with no body.</w:t>
+      </w:r>
+    </w:p>
+    <w:p>
+      <w:pPr>
+        <w:pStyle w:val="ListBullet"/>
+      </w:pPr>
+      <w:r>
+        <w:t>sendHtml calls set_header after set_content: headers may be set in any order until the handler returns and the answer is sent.</w:t>
+      </w:r>
+    </w:p>
+    <w:p>
+      <w:pPr>
+        <w:keepNext/>
+      </w:pPr>
+    </w:p>
+    <w:p>
+      <w:pPr>
+        <w:pStyle w:val="Heading3"/>
+      </w:pPr>
+      <w:r>
+        <w:t>Basic and Production-Minded Comparison</w:t>
+      </w:r>
+    </w:p>
+    <w:p>
+      <w:r>
+        <w:t>Both C++ servers answer GET / with the same page and headers; the Production-Minded server adds the constants, sendHtml beside sendJson, the health route, the route table's handler functions, and a log line for every answer.</w:t>
+      </w:r>
+    </w:p>
+    <w:p>
+      <w:pPr>
+        <w:keepNext/>
+      </w:pPr>
+    </w:p>
+    <w:p>
+      <w:pPr>
+        <w:keepNext/>
+      </w:pPr>
+    </w:p>
+    <w:p>
+      <w:pPr>
+        <w:keepNext/>
+      </w:pPr>
+    </w:p>
+    <w:p>
+      <w:pPr>
+        <w:pStyle w:val="Heading1"/>
+      </w:pPr>
+      <w:r>
+        <w:t>C# Implementation</w:t>
+      </w:r>
+    </w:p>
+    <w:p>
+      <w:r>
+        <w:t>C#'s servers are Lesson 6.0's, built on ASP.NET Core and its server, Kestrel, which come with the project's Sdk, Microsoft.NET.Sdk.Web. Nothing new is installed.</w:t>
+      </w:r>
+    </w:p>
+    <w:p>
+      <w:pPr>
+        <w:keepNext/>
+      </w:pPr>
+    </w:p>
+    <w:p>
+      <w:pPr>
+        <w:keepNext/>
+      </w:pPr>
+    </w:p>
+    <w:p>
+      <w:pPr>
+        <w:pStyle w:val="Heading2"/>
+      </w:pPr>
+      <w:r>
+        <w:t>Basic Implementation</w:t>
+      </w:r>
+    </w:p>
+    <w:p>
+      <w:r>
+        <w:t>Start with the most direct version: Lesson 6.0's Basic server with its health route replaced by the page. app.MapGet("/", ...) registers the home page. Its route method takes the HttpResponse, which ASP.NET Core passes in, adds the nosniff header, and returns Results.Text with the page and its content type. The page is written as one string per line of HTML, joined with +. New steps are commented in full; Lesson 6.0's steps have short reminders.</w:t>
+      </w:r>
+    </w:p>
+    <w:p>
+      <w:pPr>
+        <w:keepNext/>
+      </w:pPr>
+    </w:p>
+    <w:p>
+      <w:pPr>
+        <w:pStyle w:val="Heading3"/>
+      </w:pPr>
+      <w:r>
+        <w:t>csharp/BasicServer/Program.cs</w:t>
+      </w:r>
+    </w:p>
+    <w:p>
+      <w:pPr>
+        <w:pStyle w:val="SourceCode"/>
+        <w:keepNext/>
+      </w:pPr>
+      <w:r>
+        <w:t>// Lesson 8.1 Basic: an HTTPS server whose home page is HTML for a browser.</w:t>
+      </w:r>
+    </w:p>
+    <w:p>
+      <w:pPr>
+        <w:pStyle w:val="SourceCode"/>
+        <w:keepNext/>
+      </w:pPr>
+      <w:r>
+        <w:t>// Remember, ASP.NET Core is .NET's web framework and Kestrel its server.</w:t>
+      </w:r>
+    </w:p>
+    <w:p>
+      <w:pPr>
+        <w:pStyle w:val="SourceCode"/>
+      </w:pPr>
+      <w:r>
+        <w:t>using System.Net;</w:t>
+      </w:r>
+    </w:p>
+    <w:p>
+      <w:pPr>
+        <w:pStyle w:val="SourceCode"/>
+      </w:pPr>
+      <w:r>
+        <w:t>using System.Security.Cryptography.X509Certificates;</w:t>
+      </w:r>
+    </w:p>
+    <w:p>
+      <w:pPr>
+        <w:pStyle w:val="SourceCode"/>
+      </w:pPr>
+    </w:p>
+    <w:p>
+      <w:pPr>
+        <w:pStyle w:val="SourceCode"/>
+      </w:pPr>
+      <w:r>
+        <w:t>internal static class Program</w:t>
       </w:r>
     </w:p>
     <w:p>
@@ -5022,4216 +9235,6 @@
         <w:pStyle w:val="SourceCode"/>
       </w:pPr>
       <w:r>
-        <w:t xml:space="preserve">    (void) context;</w:t>
-      </w:r>
-    </w:p>
-    <w:p>
-      <w:pPr>
-        <w:pStyle w:val="SourceCode"/>
-      </w:pPr>
-      <w:r>
-        <w:t xml:space="preserve">    (void) connection;</w:t>
-      </w:r>
-    </w:p>
-    <w:p>
-      <w:pPr>
-        <w:pStyle w:val="SourceCode"/>
-      </w:pPr>
-      <w:r>
-        <w:t xml:space="preserve">    size_t length = strlen(uri);</w:t>
-      </w:r>
-    </w:p>
-    <w:p>
-      <w:pPr>
-        <w:pStyle w:val="SourceCode"/>
-      </w:pPr>
-      <w:r>
-        <w:t xml:space="preserve">    char *copy = malloc(length + 1);</w:t>
-      </w:r>
-    </w:p>
-    <w:p>
-      <w:pPr>
-        <w:pStyle w:val="SourceCode"/>
-      </w:pPr>
-      <w:r>
-        <w:t xml:space="preserve">    if (copy != NULL) {</w:t>
-      </w:r>
-    </w:p>
-    <w:p>
-      <w:pPr>
-        <w:pStyle w:val="SourceCode"/>
-      </w:pPr>
-      <w:r>
-        <w:t xml:space="preserve">        memcpy(copy, uri, length + 1);</w:t>
-      </w:r>
-    </w:p>
-    <w:p>
-      <w:pPr>
-        <w:pStyle w:val="SourceCode"/>
-      </w:pPr>
-      <w:r>
-        <w:t xml:space="preserve">    }</w:t>
-      </w:r>
-    </w:p>
-    <w:p>
-      <w:pPr>
-        <w:pStyle w:val="SourceCode"/>
-      </w:pPr>
-      <w:r>
-        <w:t xml:space="preserve">    return copy;</w:t>
-      </w:r>
-    </w:p>
-    <w:p>
-      <w:pPr>
-        <w:pStyle w:val="SourceCode"/>
-      </w:pPr>
-      <w:r>
-        <w:t>}</w:t>
-      </w:r>
-    </w:p>
-    <w:p>
-      <w:pPr>
-        <w:pStyle w:val="SourceCode"/>
-      </w:pPr>
-    </w:p>
-    <w:p>
-      <w:pPr>
-        <w:pStyle w:val="SourceCode"/>
-      </w:pPr>
-      <w:r>
-        <w:t>// Remember, free gives the copy's memory back when the request is done.</w:t>
-      </w:r>
-    </w:p>
-    <w:p>
-      <w:pPr>
-        <w:pStyle w:val="SourceCode"/>
-      </w:pPr>
-      <w:r>
-        <w:t>static void free_target(void *context, struct MHD_Connection *connection,</w:t>
-      </w:r>
-    </w:p>
-    <w:p>
-      <w:pPr>
-        <w:pStyle w:val="SourceCode"/>
-      </w:pPr>
-      <w:r>
-        <w:t xml:space="preserve">                        void **request_state,</w:t>
-      </w:r>
-    </w:p>
-    <w:p>
-      <w:pPr>
-        <w:pStyle w:val="SourceCode"/>
-      </w:pPr>
-      <w:r>
-        <w:t xml:space="preserve">                        enum MHD_RequestTerminationCode reason)</w:t>
-      </w:r>
-    </w:p>
-    <w:p>
-      <w:pPr>
-        <w:pStyle w:val="SourceCode"/>
-      </w:pPr>
-      <w:r>
-        <w:t>{</w:t>
-      </w:r>
-    </w:p>
-    <w:p>
-      <w:pPr>
-        <w:pStyle w:val="SourceCode"/>
-      </w:pPr>
-      <w:r>
-        <w:t xml:space="preserve">    (void) context;</w:t>
-      </w:r>
-    </w:p>
-    <w:p>
-      <w:pPr>
-        <w:pStyle w:val="SourceCode"/>
-      </w:pPr>
-      <w:r>
-        <w:t xml:space="preserve">    (void) connection;</w:t>
-      </w:r>
-    </w:p>
-    <w:p>
-      <w:pPr>
-        <w:pStyle w:val="SourceCode"/>
-      </w:pPr>
-      <w:r>
-        <w:t xml:space="preserve">    (void) reason;</w:t>
-      </w:r>
-    </w:p>
-    <w:p>
-      <w:pPr>
-        <w:pStyle w:val="SourceCode"/>
-      </w:pPr>
-      <w:r>
-        <w:t xml:space="preserve">    free(*request_state);</w:t>
-      </w:r>
-    </w:p>
-    <w:p>
-      <w:pPr>
-        <w:pStyle w:val="SourceCode"/>
-      </w:pPr>
-      <w:r>
-        <w:t xml:space="preserve">    *request_state = NULL;</w:t>
-      </w:r>
-    </w:p>
-    <w:p>
-      <w:pPr>
-        <w:pStyle w:val="SourceCode"/>
-      </w:pPr>
-      <w:r>
-        <w:t>}</w:t>
-      </w:r>
-    </w:p>
-    <w:p>
-      <w:pPr>
-        <w:pStyle w:val="SourceCode"/>
-      </w:pPr>
-    </w:p>
-    <w:p>
-      <w:pPr>
-        <w:pStyle w:val="SourceCode"/>
-      </w:pPr>
-      <w:r>
-        <w:t>// Remember, libmicrohttpd calls this once for every request.</w:t>
-      </w:r>
-    </w:p>
-    <w:p>
-      <w:pPr>
-        <w:pStyle w:val="SourceCode"/>
-      </w:pPr>
-      <w:r>
-        <w:t>static enum MHD_Result answer_request(void *context,</w:t>
-      </w:r>
-    </w:p>
-    <w:p>
-      <w:pPr>
-        <w:pStyle w:val="SourceCode"/>
-      </w:pPr>
-      <w:r>
-        <w:t xml:space="preserve">                                      struct MHD_Connection *connection,</w:t>
-      </w:r>
-    </w:p>
-    <w:p>
-      <w:pPr>
-        <w:pStyle w:val="SourceCode"/>
-      </w:pPr>
-      <w:r>
-        <w:t xml:space="preserve">                                      const char *url, const char *method,</w:t>
-      </w:r>
-    </w:p>
-    <w:p>
-      <w:pPr>
-        <w:pStyle w:val="SourceCode"/>
-      </w:pPr>
-      <w:r>
-        <w:t xml:space="preserve">                                      const char *version,</w:t>
-      </w:r>
-    </w:p>
-    <w:p>
-      <w:pPr>
-        <w:pStyle w:val="SourceCode"/>
-      </w:pPr>
-      <w:r>
-        <w:t xml:space="preserve">                                      const char *upload_data,</w:t>
-      </w:r>
-    </w:p>
-    <w:p>
-      <w:pPr>
-        <w:pStyle w:val="SourceCode"/>
-      </w:pPr>
-      <w:r>
-        <w:t xml:space="preserve">                                      size_t *upload_data_size,</w:t>
-      </w:r>
-    </w:p>
-    <w:p>
-      <w:pPr>
-        <w:pStyle w:val="SourceCode"/>
-      </w:pPr>
-      <w:r>
-        <w:t xml:space="preserve">                                      void **request_state)</w:t>
-      </w:r>
-    </w:p>
-    <w:p>
-      <w:pPr>
-        <w:pStyle w:val="SourceCode"/>
-      </w:pPr>
-      <w:r>
-        <w:t>{</w:t>
-      </w:r>
-    </w:p>
-    <w:p>
-      <w:pPr>
-        <w:pStyle w:val="SourceCode"/>
-      </w:pPr>
-      <w:r>
-        <w:t xml:space="preserve">    (void) context;</w:t>
-      </w:r>
-    </w:p>
-    <w:p>
-      <w:pPr>
-        <w:pStyle w:val="SourceCode"/>
-      </w:pPr>
-      <w:r>
-        <w:t xml:space="preserve">    (void) version;</w:t>
-      </w:r>
-    </w:p>
-    <w:p>
-      <w:pPr>
-        <w:pStyle w:val="SourceCode"/>
-      </w:pPr>
-      <w:r>
-        <w:t xml:space="preserve">    (void) upload_data;</w:t>
-      </w:r>
-    </w:p>
-    <w:p>
-      <w:pPr>
-        <w:pStyle w:val="SourceCode"/>
-      </w:pPr>
-      <w:r>
-        <w:t xml:space="preserve">    (void) upload_data_size;</w:t>
-      </w:r>
-    </w:p>
-    <w:p>
-      <w:pPr>
-        <w:pStyle w:val="SourceCode"/>
-      </w:pPr>
-      <w:r>
-        <w:t xml:space="preserve">    const char *target = *request_state;</w:t>
-      </w:r>
-    </w:p>
-    <w:p>
-      <w:pPr>
-        <w:pStyle w:val="SourceCode"/>
-      </w:pPr>
-      <w:r>
-        <w:t xml:space="preserve">    if (target == NULL) {</w:t>
-      </w:r>
-    </w:p>
-    <w:p>
-      <w:pPr>
-        <w:pStyle w:val="SourceCode"/>
-      </w:pPr>
-      <w:r>
-        <w:t xml:space="preserve">        target = url;</w:t>
-      </w:r>
-    </w:p>
-    <w:p>
-      <w:pPr>
-        <w:pStyle w:val="SourceCode"/>
-      </w:pPr>
-      <w:r>
-        <w:t xml:space="preserve">    }</w:t>
-      </w:r>
-    </w:p>
-    <w:p>
-      <w:pPr>
-        <w:pStyle w:val="SourceCode"/>
-      </w:pPr>
-      <w:r>
-        <w:t xml:space="preserve">    struct Request request = {connection, method, url, target};</w:t>
-      </w:r>
-    </w:p>
-    <w:p>
-      <w:pPr>
-        <w:pStyle w:val="SourceCode"/>
-      </w:pPr>
-      <w:r>
-        <w:t xml:space="preserve">    return route_request(&amp;request);</w:t>
-      </w:r>
-    </w:p>
-    <w:p>
-      <w:pPr>
-        <w:pStyle w:val="SourceCode"/>
-      </w:pPr>
-      <w:r>
-        <w:t>}</w:t>
-      </w:r>
-    </w:p>
-    <w:p>
-      <w:pPr>
-        <w:pStyle w:val="SourceCode"/>
-      </w:pPr>
-    </w:p>
-    <w:p>
-      <w:pPr>
-        <w:pStyle w:val="SourceCode"/>
-      </w:pPr>
-      <w:r>
-        <w:t>// Remember, read a whole small text file into contents; 1 means success.</w:t>
-      </w:r>
-    </w:p>
-    <w:p>
-      <w:pPr>
-        <w:pStyle w:val="SourceCode"/>
-      </w:pPr>
-      <w:r>
-        <w:t>static int read_text_file(const char *path, char *contents, size_t size)</w:t>
-      </w:r>
-    </w:p>
-    <w:p>
-      <w:pPr>
-        <w:pStyle w:val="SourceCode"/>
-      </w:pPr>
-      <w:r>
-        <w:t>{</w:t>
-      </w:r>
-    </w:p>
-    <w:p>
-      <w:pPr>
-        <w:pStyle w:val="SourceCode"/>
-      </w:pPr>
-      <w:r>
-        <w:t xml:space="preserve">    FILE *file = fopen(path, "rb");</w:t>
-      </w:r>
-    </w:p>
-    <w:p>
-      <w:pPr>
-        <w:pStyle w:val="SourceCode"/>
-      </w:pPr>
-      <w:r>
-        <w:t xml:space="preserve">    if (file == NULL) {</w:t>
-      </w:r>
-    </w:p>
-    <w:p>
-      <w:pPr>
-        <w:pStyle w:val="SourceCode"/>
-      </w:pPr>
-      <w:r>
-        <w:t xml:space="preserve">        return 0;</w:t>
-      </w:r>
-    </w:p>
-    <w:p>
-      <w:pPr>
-        <w:pStyle w:val="SourceCode"/>
-      </w:pPr>
-      <w:r>
-        <w:t xml:space="preserve">    }</w:t>
-      </w:r>
-    </w:p>
-    <w:p>
-      <w:pPr>
-        <w:pStyle w:val="SourceCode"/>
-      </w:pPr>
-      <w:r>
-        <w:t xml:space="preserve">    size_t length = fread(contents, 1, size - 1, file);</w:t>
-      </w:r>
-    </w:p>
-    <w:p>
-      <w:pPr>
-        <w:pStyle w:val="SourceCode"/>
-      </w:pPr>
-      <w:r>
-        <w:t xml:space="preserve">    int fits = feof(file);</w:t>
-      </w:r>
-    </w:p>
-    <w:p>
-      <w:pPr>
-        <w:pStyle w:val="SourceCode"/>
-      </w:pPr>
-      <w:r>
-        <w:t xml:space="preserve">    fclose(file);</w:t>
-      </w:r>
-    </w:p>
-    <w:p>
-      <w:pPr>
-        <w:pStyle w:val="SourceCode"/>
-      </w:pPr>
-      <w:r>
-        <w:t xml:space="preserve">    contents[length] = '\0';</w:t>
-      </w:r>
-    </w:p>
-    <w:p>
-      <w:pPr>
-        <w:pStyle w:val="SourceCode"/>
-      </w:pPr>
-      <w:r>
-        <w:t xml:space="preserve">    return fits;</w:t>
-      </w:r>
-    </w:p>
-    <w:p>
-      <w:pPr>
-        <w:pStyle w:val="SourceCode"/>
-      </w:pPr>
-      <w:r>
-        <w:t>}</w:t>
-      </w:r>
-    </w:p>
-    <w:p>
-      <w:pPr>
-        <w:pStyle w:val="SourceCode"/>
-      </w:pPr>
-    </w:p>
-    <w:p>
-      <w:pPr>
-        <w:pStyle w:val="SourceCode"/>
-      </w:pPr>
-      <w:r>
-        <w:t>static void report_start_failure(const char *reason)</w:t>
-      </w:r>
-    </w:p>
-    <w:p>
-      <w:pPr>
-        <w:pStyle w:val="SourceCode"/>
-      </w:pPr>
-      <w:r>
-        <w:t>{</w:t>
-      </w:r>
-    </w:p>
-    <w:p>
-      <w:pPr>
-        <w:pStyle w:val="SourceCode"/>
-      </w:pPr>
-      <w:r>
-        <w:t xml:space="preserve">    fprintf(stderr, "Error: could not start the server on %s:%d\n", HOST,</w:t>
-      </w:r>
-    </w:p>
-    <w:p>
-      <w:pPr>
-        <w:pStyle w:val="SourceCode"/>
-      </w:pPr>
-      <w:r>
-        <w:t xml:space="preserve">            HTTPS_PORT);</w:t>
-      </w:r>
-    </w:p>
-    <w:p>
-      <w:pPr>
-        <w:pStyle w:val="SourceCode"/>
-      </w:pPr>
-      <w:r>
-        <w:t xml:space="preserve">    fprintf(stderr, "Reason: %s\n", reason);</w:t>
-      </w:r>
-    </w:p>
-    <w:p>
-      <w:pPr>
-        <w:pStyle w:val="SourceCode"/>
-      </w:pPr>
-      <w:r>
-        <w:t>}</w:t>
-      </w:r>
-    </w:p>
-    <w:p>
-      <w:pPr>
-        <w:pStyle w:val="SourceCode"/>
-      </w:pPr>
-    </w:p>
-    <w:p>
-      <w:pPr>
-        <w:pStyle w:val="SourceCode"/>
-      </w:pPr>
-      <w:r>
-        <w:t>int main(void)</w:t>
-      </w:r>
-    </w:p>
-    <w:p>
-      <w:pPr>
-        <w:pStyle w:val="SourceCode"/>
-      </w:pPr>
-      <w:r>
-        <w:t>{</w:t>
-      </w:r>
-    </w:p>
-    <w:p>
-      <w:pPr>
-        <w:pStyle w:val="SourceCode"/>
-      </w:pPr>
-      <w:r>
-        <w:t xml:space="preserve">    char certificate[PEM_SIZE];</w:t>
-      </w:r>
-    </w:p>
-    <w:p>
-      <w:pPr>
-        <w:pStyle w:val="SourceCode"/>
-      </w:pPr>
-      <w:r>
-        <w:t xml:space="preserve">    char key[PEM_SIZE];</w:t>
-      </w:r>
-    </w:p>
-    <w:p>
-      <w:pPr>
-        <w:pStyle w:val="SourceCode"/>
-      </w:pPr>
-      <w:r>
-        <w:t xml:space="preserve">    if (!read_text_file(CERTIFICATE_FILE, certificate, sizeof certificate)) {</w:t>
-      </w:r>
-    </w:p>
-    <w:p>
-      <w:pPr>
-        <w:pStyle w:val="SourceCode"/>
-      </w:pPr>
-      <w:r>
-        <w:t xml:space="preserve">        report_start_failure("could not read " CERTIFICATE_FILE);</w:t>
-      </w:r>
-    </w:p>
-    <w:p>
-      <w:pPr>
-        <w:pStyle w:val="SourceCode"/>
-      </w:pPr>
-      <w:r>
-        <w:t xml:space="preserve">        return 1;</w:t>
-      </w:r>
-    </w:p>
-    <w:p>
-      <w:pPr>
-        <w:pStyle w:val="SourceCode"/>
-      </w:pPr>
-      <w:r>
-        <w:t xml:space="preserve">    }</w:t>
-      </w:r>
-    </w:p>
-    <w:p>
-      <w:pPr>
-        <w:pStyle w:val="SourceCode"/>
-      </w:pPr>
-      <w:r>
-        <w:t xml:space="preserve">    if (!read_text_file(KEY_FILE, key, sizeof key)) {</w:t>
-      </w:r>
-    </w:p>
-    <w:p>
-      <w:pPr>
-        <w:pStyle w:val="SourceCode"/>
-      </w:pPr>
-      <w:r>
-        <w:t xml:space="preserve">        report_start_failure("could not read " KEY_FILE);</w:t>
-      </w:r>
-    </w:p>
-    <w:p>
-      <w:pPr>
-        <w:pStyle w:val="SourceCode"/>
-      </w:pPr>
-      <w:r>
-        <w:t xml:space="preserve">        return 1;</w:t>
-      </w:r>
-    </w:p>
-    <w:p>
-      <w:pPr>
-        <w:pStyle w:val="SourceCode"/>
-      </w:pPr>
-      <w:r>
-        <w:t xml:space="preserve">    }</w:t>
-      </w:r>
-    </w:p>
-    <w:p>
-      <w:pPr>
-        <w:pStyle w:val="SourceCode"/>
-      </w:pPr>
-    </w:p>
-    <w:p>
-      <w:pPr>
-        <w:pStyle w:val="SourceCode"/>
-      </w:pPr>
-      <w:r>
-        <w:t xml:space="preserve">    struct sockaddr_in address;</w:t>
-      </w:r>
-    </w:p>
-    <w:p>
-      <w:pPr>
-        <w:pStyle w:val="SourceCode"/>
-      </w:pPr>
-      <w:r>
-        <w:t xml:space="preserve">    memset(&amp;address, 0, sizeof address);</w:t>
-      </w:r>
-    </w:p>
-    <w:p>
-      <w:pPr>
-        <w:pStyle w:val="SourceCode"/>
-      </w:pPr>
-      <w:r>
-        <w:t xml:space="preserve">    address.sin_family = AF_INET;</w:t>
-      </w:r>
-    </w:p>
-    <w:p>
-      <w:pPr>
-        <w:pStyle w:val="SourceCode"/>
-      </w:pPr>
-      <w:r>
-        <w:t xml:space="preserve">    address.sin_port = htons(HTTPS_PORT);</w:t>
-      </w:r>
-    </w:p>
-    <w:p>
-      <w:pPr>
-        <w:pStyle w:val="SourceCode"/>
-      </w:pPr>
-      <w:r>
-        <w:t xml:space="preserve">    inet_pton(AF_INET, HOST, &amp;address.sin_addr);</w:t>
-      </w:r>
-    </w:p>
-    <w:p>
-      <w:pPr>
-        <w:pStyle w:val="SourceCode"/>
-      </w:pPr>
-    </w:p>
-    <w:p>
-      <w:pPr>
-        <w:pStyle w:val="SourceCode"/>
-      </w:pPr>
-      <w:r>
-        <w:t xml:space="preserve">    // Remember, HTTPS on 127.0.0.1:8765, one thread per connection, and the</w:t>
-      </w:r>
-    </w:p>
-    <w:p>
-      <w:pPr>
-        <w:pStyle w:val="SourceCode"/>
-      </w:pPr>
-      <w:r>
-        <w:t xml:space="preserve">    // two callbacks that keep and free each request's target.</w:t>
-      </w:r>
-    </w:p>
-    <w:p>
-      <w:pPr>
-        <w:pStyle w:val="SourceCode"/>
-      </w:pPr>
-      <w:r>
-        <w:t xml:space="preserve">    struct MHD_Daemon *daemon = MHD_start_daemon(</w:t>
-      </w:r>
-    </w:p>
-    <w:p>
-      <w:pPr>
-        <w:pStyle w:val="SourceCode"/>
-      </w:pPr>
-      <w:r>
-        <w:t xml:space="preserve">        MHD_USE_TLS | MHD_USE_INTERNAL_POLLING_THREAD |</w:t>
-      </w:r>
-    </w:p>
-    <w:p>
-      <w:pPr>
-        <w:pStyle w:val="SourceCode"/>
-      </w:pPr>
-      <w:r>
-        <w:t xml:space="preserve">            MHD_USE_THREAD_PER_CONNECTION,</w:t>
-      </w:r>
-    </w:p>
-    <w:p>
-      <w:pPr>
-        <w:pStyle w:val="SourceCode"/>
-      </w:pPr>
-      <w:r>
-        <w:t xml:space="preserve">        HTTPS_PORT, NULL, NULL, answer_request, NULL,</w:t>
-      </w:r>
-    </w:p>
-    <w:p>
-      <w:pPr>
-        <w:pStyle w:val="SourceCode"/>
-      </w:pPr>
-      <w:r>
-        <w:t xml:space="preserve">        MHD_OPTION_SOCK_ADDR_LEN, (socklen_t) sizeof address,</w:t>
-      </w:r>
-    </w:p>
-    <w:p>
-      <w:pPr>
-        <w:pStyle w:val="SourceCode"/>
-      </w:pPr>
-      <w:r>
-        <w:t xml:space="preserve">        (const struct sockaddr *) &amp;address,</w:t>
-      </w:r>
-    </w:p>
-    <w:p>
-      <w:pPr>
-        <w:pStyle w:val="SourceCode"/>
-      </w:pPr>
-      <w:r>
-        <w:t xml:space="preserve">        MHD_OPTION_HTTPS_MEM_CERT, certificate,</w:t>
-      </w:r>
-    </w:p>
-    <w:p>
-      <w:pPr>
-        <w:pStyle w:val="SourceCode"/>
-      </w:pPr>
-      <w:r>
-        <w:t xml:space="preserve">        MHD_OPTION_HTTPS_MEM_KEY, key,</w:t>
-      </w:r>
-    </w:p>
-    <w:p>
-      <w:pPr>
-        <w:pStyle w:val="SourceCode"/>
-      </w:pPr>
-      <w:r>
-        <w:t xml:space="preserve">        MHD_OPTION_URI_LOG_CALLBACK, save_target, NULL,</w:t>
-      </w:r>
-    </w:p>
-    <w:p>
-      <w:pPr>
-        <w:pStyle w:val="SourceCode"/>
-      </w:pPr>
-      <w:r>
-        <w:t xml:space="preserve">        MHD_OPTION_NOTIFY_COMPLETED, free_target, NULL,</w:t>
-      </w:r>
-    </w:p>
-    <w:p>
-      <w:pPr>
-        <w:pStyle w:val="SourceCode"/>
-      </w:pPr>
-      <w:r>
-        <w:t xml:space="preserve">        MHD_OPTION_END);</w:t>
-      </w:r>
-    </w:p>
-    <w:p>
-      <w:pPr>
-        <w:pStyle w:val="SourceCode"/>
-      </w:pPr>
-      <w:r>
-        <w:t xml:space="preserve">    if (daemon == NULL) {</w:t>
-      </w:r>
-    </w:p>
-    <w:p>
-      <w:pPr>
-        <w:pStyle w:val="SourceCode"/>
-      </w:pPr>
-      <w:r>
-        <w:t xml:space="preserve">        report_start_failure("the port is in use, or the certificate or "</w:t>
-      </w:r>
-    </w:p>
-    <w:p>
-      <w:pPr>
-        <w:pStyle w:val="SourceCode"/>
-      </w:pPr>
-      <w:r>
-        <w:t xml:space="preserve">                             "key is not valid");</w:t>
-      </w:r>
-    </w:p>
-    <w:p>
-      <w:pPr>
-        <w:pStyle w:val="SourceCode"/>
-      </w:pPr>
-      <w:r>
-        <w:t xml:space="preserve">        return 1;</w:t>
-      </w:r>
-    </w:p>
-    <w:p>
-      <w:pPr>
-        <w:pStyle w:val="SourceCode"/>
-      </w:pPr>
-      <w:r>
-        <w:t xml:space="preserve">    }</w:t>
-      </w:r>
-    </w:p>
-    <w:p>
-      <w:pPr>
-        <w:pStyle w:val="SourceCode"/>
-      </w:pPr>
-      <w:r>
-        <w:t xml:space="preserve">    printf("Listening on https://%s:%d\n", HOST, HTTPS_PORT);</w:t>
-      </w:r>
-    </w:p>
-    <w:p>
-      <w:pPr>
-        <w:pStyle w:val="SourceCode"/>
-      </w:pPr>
-      <w:r>
-        <w:t xml:space="preserve">    fflush(stdout);</w:t>
-      </w:r>
-    </w:p>
-    <w:p>
-      <w:pPr>
-        <w:pStyle w:val="SourceCode"/>
-      </w:pPr>
-      <w:r>
-        <w:t xml:space="preserve">    // Remember, main waits for a line: Ctrl+C (or Enter) stops it.</w:t>
-      </w:r>
-    </w:p>
-    <w:p>
-      <w:pPr>
-        <w:pStyle w:val="SourceCode"/>
-      </w:pPr>
-      <w:r>
-        <w:t xml:space="preserve">    (void) getchar();</w:t>
-      </w:r>
-    </w:p>
-    <w:p>
-      <w:pPr>
-        <w:pStyle w:val="SourceCode"/>
-        <w:keepNext/>
-      </w:pPr>
-      <w:r>
-        <w:t xml:space="preserve">    MHD_stop_daemon(daemon);</w:t>
-      </w:r>
-    </w:p>
-    <w:p>
-      <w:pPr>
-        <w:pStyle w:val="SourceCode"/>
-        <w:keepNext/>
-      </w:pPr>
-      <w:r>
-        <w:t xml:space="preserve">    return 0;</w:t>
-      </w:r>
-    </w:p>
-    <w:p>
-      <w:pPr>
-        <w:pStyle w:val="SourceCode"/>
-      </w:pPr>
-      <w:r>
-        <w:t>}</w:t>
-      </w:r>
-    </w:p>
-    <w:p>
-      <w:pPr>
-        <w:keepNext/>
-      </w:pPr>
-    </w:p>
-    <w:p>
-      <w:pPr>
-        <w:pStyle w:val="Heading3"/>
-      </w:pPr>
-      <w:r>
-        <w:t>Windows PowerShell Server Build and Run</w:t>
-      </w:r>
-    </w:p>
-    <w:p>
-      <w:pPr>
-        <w:keepNext/>
-      </w:pPr>
-      <w:r>
-        <w:t>In Terminal 1, in the lesson-8.1 folder:</w:t>
-      </w:r>
-    </w:p>
-    <w:p>
-      <w:pPr>
-        <w:keepNext/>
-      </w:pPr>
-    </w:p>
-    <w:p>
-      <w:pPr>
-        <w:pStyle w:val="CommandBlock"/>
-        <w:keepNext/>
-      </w:pPr>
-      <w:r>
-        <w:t>$env:Path = "C:\msys64\ucrt64\bin;" + $env:Path</w:t>
-      </w:r>
-    </w:p>
-    <w:p>
-      <w:pPr>
-        <w:pStyle w:val="CommandBlock"/>
-        <w:keepNext/>
-      </w:pPr>
-      <w:r>
-        <w:t>gcc -std=c17 -Wall -Wextra -Wpedantic -Werror .\c\server.c `</w:t>
-      </w:r>
-    </w:p>
-    <w:p>
-      <w:pPr>
-        <w:pStyle w:val="CommandBlock"/>
-        <w:keepNext/>
-      </w:pPr>
-      <w:r>
-        <w:t xml:space="preserve">    -lmicrohttpd -lws2_32 -o .\c\server.exe</w:t>
-      </w:r>
-    </w:p>
-    <w:p>
-      <w:pPr>
-        <w:pStyle w:val="CommandBlock"/>
-      </w:pPr>
-      <w:r>
-        <w:t>.\c\server.exe</w:t>
-      </w:r>
-    </w:p>
-    <w:p>
-      <w:pPr>
-        <w:keepNext/>
-      </w:pPr>
-    </w:p>
-    <w:p>
-      <w:r>
-        <w:t>Wait for its Listening line, and leave it running.</w:t>
-      </w:r>
-    </w:p>
-    <w:p>
-      <w:pPr>
-        <w:keepNext/>
-      </w:pPr>
-    </w:p>
-    <w:p>
-      <w:pPr>
-        <w:pStyle w:val="Heading3"/>
-      </w:pPr>
-      <w:r>
-        <w:t>Windows PowerShell Browser Check</w:t>
-      </w:r>
-    </w:p>
-    <w:p>
-      <w:pPr>
-        <w:keepNext/>
-      </w:pPr>
-      <w:r>
-        <w:t>In Terminal 2, open the home page, then the API's health route. In DevTools, the health request also says Accept: text/html, because the browser asked for a page; the answer is application/json all the same, so the browser shows the JSON as text.</w:t>
-      </w:r>
-    </w:p>
-    <w:p>
-      <w:pPr>
-        <w:keepNext/>
-      </w:pPr>
-    </w:p>
-    <w:p>
-      <w:pPr>
-        <w:pStyle w:val="CommandBlock"/>
-        <w:keepNext/>
-      </w:pPr>
-      <w:r>
-        <w:t>Start-Process "https://127.0.0.1:8765/"</w:t>
-      </w:r>
-    </w:p>
-    <w:p>
-      <w:pPr>
-        <w:pStyle w:val="CommandBlock"/>
-      </w:pPr>
-      <w:r>
-        <w:t>Start-Process "https://127.0.0.1:8765/api/v1/health"</w:t>
-      </w:r>
-    </w:p>
-    <w:p>
-      <w:pPr>
-        <w:keepNext/>
-      </w:pPr>
-    </w:p>
-    <w:p>
-      <w:pPr>
-        <w:pStyle w:val="Heading3"/>
-      </w:pPr>
-      <w:r>
-        <w:t>Windows PowerShell Missing Page Check</w:t>
-      </w:r>
-    </w:p>
-    <w:p>
-      <w:pPr>
-        <w:keepNext/>
-      </w:pPr>
-      <w:r>
-        <w:t>Open a path the server has no route for yet; Lesson 8.2 adds the contact list here. The page shows the answer's body, and only DevTools shows its Status Code, 404.</w:t>
-      </w:r>
-    </w:p>
-    <w:p>
-      <w:pPr>
-        <w:keepNext/>
-      </w:pPr>
-    </w:p>
-    <w:p>
-      <w:pPr>
-        <w:pStyle w:val="CommandBlock"/>
-      </w:pPr>
-      <w:r>
-        <w:t>Start-Process "https://127.0.0.1:8765/contacts"</w:t>
-      </w:r>
-    </w:p>
-    <w:p>
-      <w:pPr>
-        <w:keepNext/>
-      </w:pPr>
-    </w:p>
-    <w:p>
-      <w:pPr>
-        <w:pStyle w:val="Heading3"/>
-      </w:pPr>
-      <w:r>
-        <w:t>Windows PowerShell curl Check</w:t>
-      </w:r>
-    </w:p>
-    <w:p>
-      <w:pPr>
-        <w:keepNext/>
-      </w:pPr>
-      <w:r>
-        <w:t>Still in Terminal 2, send four requests in one curl.exe command, with the Accept header a browser sends for a page: -H adds a request header (Lesson 6.2). Each -o NUL writes the body of the address after it to NUL, Windows' name for nowhere, and -w prints the status and the Content-Type after each answer (Lesson 6.4). /favicon.ico is what the browser asked for by itself, and /robots.txt what a crawler asks for.</w:t>
-      </w:r>
-    </w:p>
-    <w:p>
-      <w:pPr>
-        <w:keepNext/>
-      </w:pPr>
-    </w:p>
-    <w:p>
-      <w:pPr>
-        <w:pStyle w:val="CommandBlock"/>
-        <w:keepNext/>
-      </w:pPr>
-      <w:r>
-        <w:t>&amp; "$env:SystemRoot\System32\curl.exe" -sS --ssl-revoke-best-effort `</w:t>
-      </w:r>
-    </w:p>
-    <w:p>
-      <w:pPr>
-        <w:pStyle w:val="CommandBlock"/>
-        <w:keepNext/>
-      </w:pPr>
-      <w:r>
-        <w:t xml:space="preserve">    --cacert .\certs\spa-ca.pem -H "Accept: text/html" `</w:t>
-      </w:r>
-    </w:p>
-    <w:p>
-      <w:pPr>
-        <w:pStyle w:val="CommandBlock"/>
-        <w:keepNext/>
-      </w:pPr>
-      <w:r>
-        <w:t xml:space="preserve">    -w "%{http_code} %{content_type}\n" `</w:t>
-      </w:r>
-    </w:p>
-    <w:p>
-      <w:pPr>
-        <w:pStyle w:val="CommandBlock"/>
-        <w:keepNext/>
-      </w:pPr>
-      <w:r>
-        <w:t xml:space="preserve">    -o NUL https://127.0.0.1:8765/ `</w:t>
-      </w:r>
-    </w:p>
-    <w:p>
-      <w:pPr>
-        <w:pStyle w:val="CommandBlock"/>
-        <w:keepNext/>
-      </w:pPr>
-      <w:r>
-        <w:t xml:space="preserve">    -o NUL https://127.0.0.1:8765/api/v1/health `</w:t>
-      </w:r>
-    </w:p>
-    <w:p>
-      <w:pPr>
-        <w:pStyle w:val="CommandBlock"/>
-        <w:keepNext/>
-      </w:pPr>
-      <w:r>
-        <w:t xml:space="preserve">    -o NUL https://127.0.0.1:8765/favicon.ico `</w:t>
-      </w:r>
-    </w:p>
-    <w:p>
-      <w:pPr>
-        <w:pStyle w:val="CommandBlock"/>
-      </w:pPr>
-      <w:r>
-        <w:t xml:space="preserve">    -o NUL https://127.0.0.1:8765/robots.txt</w:t>
-      </w:r>
-    </w:p>
-    <w:p>
-      <w:pPr>
-        <w:keepNext/>
-      </w:pPr>
-    </w:p>
-    <w:p>
-      <w:r>
-        <w:t>Then press Ctrl+C in Terminal 1 to stop the server.</w:t>
-      </w:r>
-    </w:p>
-    <w:p>
-      <w:pPr>
-        <w:keepNext/>
-      </w:pPr>
-    </w:p>
-    <w:p>
-      <w:pPr>
-        <w:pStyle w:val="Heading3"/>
-      </w:pPr>
-      <w:r>
-        <w:t>Linux or macOS Build and Run</w:t>
-      </w:r>
-    </w:p>
-    <w:p>
-      <w:pPr>
-        <w:keepNext/>
-      </w:pPr>
-      <w:r>
-        <w:t>Run the server in Terminal 1. Open each page with open (macOS) or xdg-open (Linux) instead of Start-Process, and for the curl Check type curl instead of curl.exe, leave out --ssl-revoke-best-effort, and write / instead of \.</w:t>
-      </w:r>
-    </w:p>
-    <w:p>
-      <w:pPr>
-        <w:keepNext/>
-      </w:pPr>
-    </w:p>
-    <w:p>
-      <w:pPr>
-        <w:pStyle w:val="CommandBlock"/>
-        <w:keepNext/>
-      </w:pPr>
-      <w:r>
-        <w:t>gcc -std=c17 -Wall -Wextra -Wpedantic -Werror ./c/server.c \</w:t>
-      </w:r>
-    </w:p>
-    <w:p>
-      <w:pPr>
-        <w:pStyle w:val="CommandBlock"/>
-        <w:keepNext/>
-      </w:pPr>
-      <w:r>
-        <w:t xml:space="preserve">    -lmicrohttpd -o ./c/server</w:t>
-      </w:r>
-    </w:p>
-    <w:p>
-      <w:pPr>
-        <w:pStyle w:val="CommandBlock"/>
-      </w:pPr>
-      <w:r>
-        <w:t>./c/server</w:t>
-      </w:r>
-    </w:p>
-    <w:p>
-      <w:pPr>
-        <w:keepNext/>
-      </w:pPr>
-    </w:p>
-    <w:p>
-      <w:pPr>
-        <w:pStyle w:val="Heading3"/>
-      </w:pPr>
-      <w:r>
-        <w:t>Check Your Results</w:t>
-      </w:r>
-    </w:p>
-    <w:p>
-      <w:pPr>
-        <w:keepNext/>
-      </w:pPr>
-      <w:r>
-        <w:t>The home page shows the same two lines as the Basic server's. The health route shows its JSON as text:</w:t>
-      </w:r>
-    </w:p>
-    <w:p>
-      <w:pPr>
-        <w:keepNext/>
-      </w:pPr>
-    </w:p>
-    <w:p>
-      <w:pPr>
-        <w:pStyle w:val="RequiredOutput"/>
-      </w:pPr>
-      <w:r>
-        <w:t>{"status":"ok"}</w:t>
-      </w:r>
-    </w:p>
-    <w:p>
-      <w:pPr>
-        <w:keepNext/>
-      </w:pPr>
-    </w:p>
-    <w:p>
-      <w:pPr>
-        <w:keepNext/>
-      </w:pPr>
-      <w:r>
-        <w:t>/contacts shows Lesson 6.0's error body, and DevTools shows Status Code 404:</w:t>
-      </w:r>
-    </w:p>
-    <w:p>
-      <w:pPr>
-        <w:keepNext/>
-      </w:pPr>
-    </w:p>
-    <w:p>
-      <w:pPr>
-        <w:pStyle w:val="RequiredOutput"/>
-      </w:pPr>
-      <w:r>
-        <w:t>{"code":"not_found","message":"no such path"}</w:t>
-      </w:r>
-    </w:p>
-    <w:p>
-      <w:pPr>
-        <w:keepNext/>
-      </w:pPr>
-    </w:p>
-    <w:p>
-      <w:pPr>
-        <w:keepNext/>
-      </w:pPr>
-      <w:r>
-        <w:t>The curl Check must print the Required Clean-Run Output, one line per address:</w:t>
-      </w:r>
-    </w:p>
-    <w:p>
-      <w:pPr>
-        <w:keepNext/>
-      </w:pPr>
-    </w:p>
-    <w:p>
-      <w:pPr>
-        <w:pStyle w:val="RequiredOutput"/>
-        <w:keepNext/>
-      </w:pPr>
-      <w:r>
-        <w:t>200 text/html; charset=utf-8</w:t>
-      </w:r>
-    </w:p>
-    <w:p>
-      <w:pPr>
-        <w:pStyle w:val="RequiredOutput"/>
-        <w:keepNext/>
-      </w:pPr>
-      <w:r>
-        <w:t>200 application/json; charset=utf-8</w:t>
-      </w:r>
-    </w:p>
-    <w:p>
-      <w:pPr>
-        <w:pStyle w:val="RequiredOutput"/>
-        <w:keepNext/>
-      </w:pPr>
-      <w:r>
-        <w:t>404 application/json; charset=utf-8</w:t>
-      </w:r>
-    </w:p>
-    <w:p>
-      <w:pPr>
-        <w:pStyle w:val="RequiredOutput"/>
-      </w:pPr>
-      <w:r>
-        <w:t>404 application/json; charset=utf-8</w:t>
-      </w:r>
-    </w:p>
-    <w:p>
-      <w:pPr>
-        <w:keepNext/>
-      </w:pPr>
-    </w:p>
-    <w:p>
-      <w:pPr>
-        <w:keepNext/>
-      </w:pPr>
-      <w:r>
-        <w:t>Terminal 1 must show the Listening line and one line per request: the browser's three pages, each followed by its own /favicon.ico request, then curl.exe's four. Your browser may show fewer favicon lines, because it remembers for a while that the icon is missing:</w:t>
-      </w:r>
-    </w:p>
-    <w:p>
-      <w:pPr>
-        <w:keepNext/>
-      </w:pPr>
-    </w:p>
-    <w:p>
-      <w:pPr>
-        <w:pStyle w:val="RequiredOutput"/>
-        <w:keepNext/>
-      </w:pPr>
-      <w:r>
-        <w:t>Listening on https://127.0.0.1:8765</w:t>
-      </w:r>
-    </w:p>
-    <w:p>
-      <w:pPr>
-        <w:pStyle w:val="RequiredOutput"/>
-        <w:keepNext/>
-      </w:pPr>
-      <w:r>
-        <w:t>GET / -&gt; 200</w:t>
-      </w:r>
-    </w:p>
-    <w:p>
-      <w:pPr>
-        <w:pStyle w:val="RequiredOutput"/>
-        <w:keepNext/>
-      </w:pPr>
-      <w:r>
-        <w:t>GET /favicon.ico -&gt; 404</w:t>
-      </w:r>
-    </w:p>
-    <w:p>
-      <w:pPr>
-        <w:pStyle w:val="RequiredOutput"/>
-        <w:keepNext/>
-      </w:pPr>
-      <w:r>
-        <w:t>GET /api/v1/health -&gt; 200</w:t>
-      </w:r>
-    </w:p>
-    <w:p>
-      <w:pPr>
-        <w:pStyle w:val="RequiredOutput"/>
-        <w:keepNext/>
-      </w:pPr>
-      <w:r>
-        <w:t>GET /favicon.ico -&gt; 404</w:t>
-      </w:r>
-    </w:p>
-    <w:p>
-      <w:pPr>
-        <w:pStyle w:val="RequiredOutput"/>
-        <w:keepNext/>
-      </w:pPr>
-      <w:r>
-        <w:t>GET /contacts -&gt; 404</w:t>
-      </w:r>
-    </w:p>
-    <w:p>
-      <w:pPr>
-        <w:pStyle w:val="RequiredOutput"/>
-        <w:keepNext/>
-      </w:pPr>
-      <w:r>
-        <w:t>GET /favicon.ico -&gt; 404</w:t>
-      </w:r>
-    </w:p>
-    <w:p>
-      <w:pPr>
-        <w:pStyle w:val="RequiredOutput"/>
-        <w:keepNext/>
-      </w:pPr>
-      <w:r>
-        <w:t>GET / -&gt; 200</w:t>
-      </w:r>
-    </w:p>
-    <w:p>
-      <w:pPr>
-        <w:pStyle w:val="RequiredOutput"/>
-        <w:keepNext/>
-      </w:pPr>
-      <w:r>
-        <w:t>GET /api/v1/health -&gt; 200</w:t>
-      </w:r>
-    </w:p>
-    <w:p>
-      <w:pPr>
-        <w:pStyle w:val="RequiredOutput"/>
-        <w:keepNext/>
-      </w:pPr>
-      <w:r>
-        <w:t>GET /favicon.ico -&gt; 404</w:t>
-      </w:r>
-    </w:p>
-    <w:p>
-      <w:pPr>
-        <w:pStyle w:val="RequiredOutput"/>
-      </w:pPr>
-      <w:r>
-        <w:t>GET /robots.txt -&gt; 404</w:t>
-      </w:r>
-    </w:p>
-    <w:p>
-      <w:pPr>
-        <w:keepNext/>
-      </w:pPr>
-    </w:p>
-    <w:p>
-      <w:pPr>
-        <w:pStyle w:val="ListBullet"/>
-      </w:pPr>
-      <w:r>
-        <w:t>The health route answered application/json although the request said Accept: text/html: Accept asks, and the route answers in its own format.</w:t>
-      </w:r>
-    </w:p>
-    <w:p>
-      <w:pPr>
-        <w:pStyle w:val="ListBullet"/>
-      </w:pPr>
-      <w:r>
-        <w:t>/contacts and /robots.txt got the same 404 as /favicon.ico: every path without a route gets the route table's 404.</w:t>
-      </w:r>
-    </w:p>
-    <w:p>
-      <w:pPr>
-        <w:keepNext/>
-      </w:pPr>
-    </w:p>
-    <w:p>
-      <w:pPr>
-        <w:keepNext/>
-      </w:pPr>
-    </w:p>
-    <w:p>
-      <w:pPr>
-        <w:pStyle w:val="Heading2"/>
-      </w:pPr>
-      <w:r>
-        <w:t>What to Notice</w:t>
-      </w:r>
-    </w:p>
-    <w:p>
-      <w:pPr>
-        <w:pStyle w:val="ListBullet"/>
-      </w:pPr>
-      <w:r>
-        <w:t>send_html is send_json with two differences, the content type and the nosniff header. Each kind of answer has one function, so no page can forget a header.</w:t>
-      </w:r>
-    </w:p>
-    <w:p>
-      <w:pPr>
-        <w:pStyle w:val="ListBullet"/>
-      </w:pPr>
-      <w:r>
-        <w:t>HOME_PAGE is a #define whose value goes on over several lines: the backslash at the end of each line continues it, and the strings side by side join into one.</w:t>
-      </w:r>
-    </w:p>
-    <w:p>
-      <w:pPr>
-        <w:pStyle w:val="ListBullet"/>
-      </w:pPr>
-      <w:r>
-        <w:t>The route table compares the path alone, so https://127.0.0.1:8765/?x=1 also gets the home page, and Terminal 1 shows the whole target, GET /?x=1 -&gt; 200.</w:t>
-      </w:r>
-    </w:p>
-    <w:p>
-      <w:pPr>
-        <w:keepNext/>
-      </w:pPr>
-    </w:p>
-    <w:p>
-      <w:pPr>
-        <w:pStyle w:val="Heading3"/>
-      </w:pPr>
-      <w:r>
-        <w:t>Basic and Production-Minded Comparison</w:t>
-      </w:r>
-    </w:p>
-    <w:p>
-      <w:r>
-        <w:t>Both C servers answer GET / with the same page and headers; the Production-Minded server adds the constants, send_html beside send_json, the health route, the route table, and a log line for every answer.</w:t>
-      </w:r>
-    </w:p>
-    <w:p>
-      <w:pPr>
-        <w:keepNext/>
-      </w:pPr>
-    </w:p>
-    <w:p>
-      <w:pPr>
-        <w:keepNext/>
-      </w:pPr>
-    </w:p>
-    <w:p>
-      <w:pPr>
-        <w:keepNext/>
-      </w:pPr>
-    </w:p>
-    <w:p>
-      <w:pPr>
-        <w:pStyle w:val="Heading1"/>
-      </w:pPr>
-      <w:r>
-        <w:t>C++ Implementation</w:t>
-      </w:r>
-    </w:p>
-    <w:p>
-      <w:r>
-        <w:t>C++'s servers are Lesson 6.0's, built on cpp-httplib with the OpenSSL that vcpkg built, both copied from lesson-6.0. Remember, they build with Visual C++, and Launch-VsDevShell puts cl on PATH for one terminal (Lesson 4.0).</w:t>
-      </w:r>
-    </w:p>
-    <w:p>
-      <w:pPr>
-        <w:keepNext/>
-      </w:pPr>
-    </w:p>
-    <w:p>
-      <w:pPr>
-        <w:keepNext/>
-      </w:pPr>
-    </w:p>
-    <w:p>
-      <w:pPr>
-        <w:pStyle w:val="Heading2"/>
-      </w:pPr>
-      <w:r>
-        <w:t>Basic Implementation</w:t>
-      </w:r>
-    </w:p>
-    <w:p>
-      <w:r>
-        <w:t>Start with the most direct version: Lesson 6.0's Basic server with its health route replaced by the page. server.Get("/", ...) registers the home page; set_content sets the body and its content type together, and set_header adds nosniff. The page is written as one string per line of HTML, each ending with \n. New steps are commented in full; Lesson 6.0's steps have short reminders.</w:t>
-      </w:r>
-    </w:p>
-    <w:p>
-      <w:pPr>
-        <w:keepNext/>
-      </w:pPr>
-    </w:p>
-    <w:p>
-      <w:pPr>
-        <w:pStyle w:val="Heading3"/>
-      </w:pPr>
-      <w:r>
-        <w:t>cpp/basic_server.cpp</w:t>
-      </w:r>
-    </w:p>
-    <w:p>
-      <w:pPr>
-        <w:pStyle w:val="SourceCode"/>
-        <w:keepNext/>
-      </w:pPr>
-      <w:r>
-        <w:t>// Lesson 8.1 Basic: an HTTPS server whose home page is HTML for a browser.</w:t>
-      </w:r>
-    </w:p>
-    <w:p>
-      <w:pPr>
-        <w:pStyle w:val="SourceCode"/>
-        <w:keepNext/>
-      </w:pPr>
-      <w:r>
-        <w:t>#include &lt;iostream&gt;</w:t>
-      </w:r>
-    </w:p>
-    <w:p>
-      <w:pPr>
-        <w:pStyle w:val="SourceCode"/>
-        <w:keepNext/>
-      </w:pPr>
-    </w:p>
-    <w:p>
-      <w:pPr>
-        <w:pStyle w:val="SourceCode"/>
-      </w:pPr>
-      <w:r>
-        <w:t>// Remember, cpp-httplib is one header; this define turns on its HTTPS</w:t>
-      </w:r>
-    </w:p>
-    <w:p>
-      <w:pPr>
-        <w:pStyle w:val="SourceCode"/>
-      </w:pPr>
-      <w:r>
-        <w:t>// parts, which use OpenSSL.</w:t>
-      </w:r>
-    </w:p>
-    <w:p>
-      <w:pPr>
-        <w:pStyle w:val="SourceCode"/>
-      </w:pPr>
-      <w:r>
-        <w:t>#define CPPHTTPLIB_OPENSSL_SUPPORT</w:t>
-      </w:r>
-    </w:p>
-    <w:p>
-      <w:pPr>
-        <w:pStyle w:val="SourceCode"/>
-      </w:pPr>
-      <w:r>
-        <w:t>#include "httplib.h"</w:t>
-      </w:r>
-    </w:p>
-    <w:p>
-      <w:pPr>
-        <w:pStyle w:val="SourceCode"/>
-      </w:pPr>
-    </w:p>
-    <w:p>
-      <w:pPr>
-        <w:pStyle w:val="SourceCode"/>
-      </w:pPr>
-      <w:r>
-        <w:t>int main()</w:t>
-      </w:r>
-    </w:p>
-    <w:p>
-      <w:pPr>
-        <w:pStyle w:val="SourceCode"/>
-      </w:pPr>
-      <w:r>
-        <w:t>{</w:t>
-      </w:r>
-    </w:p>
-    <w:p>
-      <w:pPr>
-        <w:pStyle w:val="SourceCode"/>
-      </w:pPr>
-      <w:r>
-        <w:t xml:space="preserve">    // Remember, an SSLServer loads the certificate and its private key.</w:t>
-      </w:r>
-    </w:p>
-    <w:p>
-      <w:pPr>
-        <w:pStyle w:val="SourceCode"/>
-      </w:pPr>
-      <w:r>
-        <w:t xml:space="preserve">    httplib::SSLServer server("certs/server.pem", "certs/server.key");</w:t>
-      </w:r>
-    </w:p>
-    <w:p>
-      <w:pPr>
-        <w:pStyle w:val="SourceCode"/>
-      </w:pPr>
-    </w:p>
-    <w:p>
-      <w:pPr>
-        <w:pStyle w:val="SourceCode"/>
-      </w:pPr>
-      <w:r>
-        <w:t xml:space="preserve">    // The home page is the path / alone: the route's pattern must match</w:t>
-      </w:r>
-    </w:p>
-    <w:p>
-      <w:pPr>
-        <w:pStyle w:val="SourceCode"/>
-      </w:pPr>
-      <w:r>
-        <w:t xml:space="preserve">    // the whole path, so / matches nothing else. Its body is a whole HTML</w:t>
-      </w:r>
-    </w:p>
-    <w:p>
-      <w:pPr>
-        <w:pStyle w:val="SourceCode"/>
-      </w:pPr>
-      <w:r>
-        <w:t xml:space="preserve">    // document, one line of HTML per string: remember, string literals</w:t>
-      </w:r>
-    </w:p>
-    <w:p>
-      <w:pPr>
-        <w:pStyle w:val="SourceCode"/>
-      </w:pPr>
-      <w:r>
-        <w:t xml:space="preserve">    // side by side join into one string, and each piece ends with \n.</w:t>
-      </w:r>
-    </w:p>
-    <w:p>
-      <w:pPr>
-        <w:pStyle w:val="SourceCode"/>
-      </w:pPr>
-      <w:r>
-        <w:t xml:space="preserve">    server.Get("/", [](const httplib::Request &amp;, httplib::Response &amp;response) {</w:t>
-      </w:r>
-    </w:p>
-    <w:p>
-      <w:pPr>
-        <w:pStyle w:val="SourceCode"/>
-      </w:pPr>
-      <w:r>
-        <w:t xml:space="preserve">        response.status = 200;</w:t>
-      </w:r>
-    </w:p>
-    <w:p>
-      <w:pPr>
-        <w:pStyle w:val="SourceCode"/>
-      </w:pPr>
-      <w:r>
-        <w:t xml:space="preserve">        // text/html tells the browser to draw the body as a page;</w:t>
-      </w:r>
-    </w:p>
-    <w:p>
-      <w:pPr>
-        <w:pStyle w:val="SourceCode"/>
-      </w:pPr>
-      <w:r>
-        <w:t xml:space="preserve">        // charset=utf-8 tells it how to turn the bytes into characters.</w:t>
-      </w:r>
-    </w:p>
-    <w:p>
-      <w:pPr>
-        <w:pStyle w:val="SourceCode"/>
-      </w:pPr>
-      <w:r>
-        <w:t xml:space="preserve">        response.set_content("&lt;!DOCTYPE html&gt;\n"</w:t>
-      </w:r>
-    </w:p>
-    <w:p>
-      <w:pPr>
-        <w:pStyle w:val="SourceCode"/>
-      </w:pPr>
-      <w:r>
-        <w:t xml:space="preserve">                             "&lt;html lang=\"en\"&gt;\n"</w:t>
-      </w:r>
-    </w:p>
-    <w:p>
-      <w:pPr>
-        <w:pStyle w:val="SourceCode"/>
-      </w:pPr>
-      <w:r>
-        <w:t xml:space="preserve">                             "&lt;head&gt;\n"</w:t>
-      </w:r>
-    </w:p>
-    <w:p>
-      <w:pPr>
-        <w:pStyle w:val="SourceCode"/>
-      </w:pPr>
-      <w:r>
-        <w:t xml:space="preserve">                             "&lt;meta charset=\"utf-8\"&gt;\n"</w:t>
-      </w:r>
-    </w:p>
-    <w:p>
-      <w:pPr>
-        <w:pStyle w:val="SourceCode"/>
-      </w:pPr>
-      <w:r>
-        <w:t xml:space="preserve">                             "&lt;title&gt;Contact Manager&lt;/title&gt;\n"</w:t>
-      </w:r>
-    </w:p>
-    <w:p>
-      <w:pPr>
-        <w:pStyle w:val="SourceCode"/>
-      </w:pPr>
-      <w:r>
-        <w:t xml:space="preserve">                             "&lt;/head&gt;\n"</w:t>
-      </w:r>
-    </w:p>
-    <w:p>
-      <w:pPr>
-        <w:pStyle w:val="SourceCode"/>
-      </w:pPr>
-      <w:r>
-        <w:t xml:space="preserve">                             "&lt;body&gt;\n"</w:t>
-      </w:r>
-    </w:p>
-    <w:p>
-      <w:pPr>
-        <w:pStyle w:val="SourceCode"/>
-      </w:pPr>
-      <w:r>
-        <w:t xml:space="preserve">                             "&lt;h1&gt;Contact Manager&lt;/h1&gt;\n"</w:t>
-      </w:r>
-    </w:p>
-    <w:p>
-      <w:pPr>
-        <w:pStyle w:val="SourceCode"/>
-      </w:pPr>
-      <w:r>
-        <w:t xml:space="preserve">                             "&lt;p&gt;Served by your own HTTPS server.&lt;/p&gt;\n"</w:t>
-      </w:r>
-    </w:p>
-    <w:p>
-      <w:pPr>
-        <w:pStyle w:val="SourceCode"/>
-      </w:pPr>
-      <w:r>
-        <w:t xml:space="preserve">                             "&lt;/body&gt;\n"</w:t>
-      </w:r>
-    </w:p>
-    <w:p>
-      <w:pPr>
-        <w:pStyle w:val="SourceCode"/>
-      </w:pPr>
-      <w:r>
-        <w:t xml:space="preserve">                             "&lt;/html&gt;\n",</w:t>
-      </w:r>
-    </w:p>
-    <w:p>
-      <w:pPr>
-        <w:pStyle w:val="SourceCode"/>
-      </w:pPr>
-      <w:r>
-        <w:t xml:space="preserve">                             "text/html; charset=utf-8");</w:t>
-      </w:r>
-    </w:p>
-    <w:p>
-      <w:pPr>
-        <w:pStyle w:val="SourceCode"/>
-      </w:pPr>
-      <w:r>
-        <w:t xml:space="preserve">        // nosniff tells the browser to believe Content-Type and never</w:t>
-      </w:r>
-    </w:p>
-    <w:p>
-      <w:pPr>
-        <w:pStyle w:val="SourceCode"/>
-      </w:pPr>
-      <w:r>
-        <w:t xml:space="preserve">        // guess the type from the body's first bytes.</w:t>
-      </w:r>
-    </w:p>
-    <w:p>
-      <w:pPr>
-        <w:pStyle w:val="SourceCode"/>
-      </w:pPr>
-      <w:r>
-        <w:t xml:space="preserve">        response.set_header("X-Content-Type-Options", "nosniff");</w:t>
-      </w:r>
-    </w:p>
-    <w:p>
-      <w:pPr>
-        <w:pStyle w:val="SourceCode"/>
-      </w:pPr>
-      <w:r>
-        <w:t xml:space="preserve">    });</w:t>
-      </w:r>
-    </w:p>
-    <w:p>
-      <w:pPr>
-        <w:pStyle w:val="SourceCode"/>
-      </w:pPr>
-      <w:r>
-        <w:t xml:space="preserve">    // Remember, .* matches any other path; routes are tried in order.</w:t>
-      </w:r>
-    </w:p>
-    <w:p>
-      <w:pPr>
-        <w:pStyle w:val="SourceCode"/>
-      </w:pPr>
-      <w:r>
-        <w:t xml:space="preserve">    server.Get(".*", [](const httplib::Request &amp;, httplib::Response &amp;response) {</w:t>
-      </w:r>
-    </w:p>
-    <w:p>
-      <w:pPr>
-        <w:pStyle w:val="SourceCode"/>
-      </w:pPr>
-      <w:r>
-        <w:t xml:space="preserve">        response.status = 404;</w:t>
-      </w:r>
-    </w:p>
-    <w:p>
-      <w:pPr>
-        <w:pStyle w:val="SourceCode"/>
-      </w:pPr>
-      <w:r>
-        <w:t xml:space="preserve">        response.set_content(</w:t>
-      </w:r>
-    </w:p>
-    <w:p>
-      <w:pPr>
-        <w:pStyle w:val="SourceCode"/>
-      </w:pPr>
-      <w:r>
-        <w:t xml:space="preserve">            "{\"code\":\"not_found\",\"message\":\"no such path\"}",</w:t>
-      </w:r>
-    </w:p>
-    <w:p>
-      <w:pPr>
-        <w:pStyle w:val="SourceCode"/>
-      </w:pPr>
-      <w:r>
-        <w:t xml:space="preserve">            "application/json; charset=utf-8");</w:t>
-      </w:r>
-    </w:p>
-    <w:p>
-      <w:pPr>
-        <w:pStyle w:val="SourceCode"/>
-      </w:pPr>
-      <w:r>
-        <w:t xml:space="preserve">    });</w:t>
-      </w:r>
-    </w:p>
-    <w:p>
-      <w:pPr>
-        <w:pStyle w:val="SourceCode"/>
-      </w:pPr>
-    </w:p>
-    <w:p>
-      <w:pPr>
-        <w:pStyle w:val="SourceCode"/>
-      </w:pPr>
-      <w:r>
-        <w:t xml:space="preserve">    // Remember, open 127.0.0.1:8765 only, then answer until Ctrl+C.</w:t>
-      </w:r>
-    </w:p>
-    <w:p>
-      <w:pPr>
-        <w:pStyle w:val="SourceCode"/>
-      </w:pPr>
-      <w:r>
-        <w:t xml:space="preserve">    server.bind_to_port("127.0.0.1", 8765);</w:t>
-      </w:r>
-    </w:p>
-    <w:p>
-      <w:pPr>
-        <w:pStyle w:val="SourceCode"/>
-      </w:pPr>
-      <w:r>
-        <w:t xml:space="preserve">    std::cout &lt;&lt; "Listening on https://127.0.0.1:8765" &lt;&lt; std::endl;</w:t>
-      </w:r>
-    </w:p>
-    <w:p>
-      <w:pPr>
-        <w:pStyle w:val="SourceCode"/>
-        <w:keepNext/>
-      </w:pPr>
-      <w:r>
-        <w:t xml:space="preserve">    server.listen_after_bind();</w:t>
-      </w:r>
-    </w:p>
-    <w:p>
-      <w:pPr>
-        <w:pStyle w:val="SourceCode"/>
-        <w:keepNext/>
-      </w:pPr>
-      <w:r>
-        <w:t xml:space="preserve">    return 0;</w:t>
-      </w:r>
-    </w:p>
-    <w:p>
-      <w:pPr>
-        <w:pStyle w:val="SourceCode"/>
-      </w:pPr>
-      <w:r>
-        <w:t>}</w:t>
-      </w:r>
-    </w:p>
-    <w:p>
-      <w:pPr>
-        <w:keepNext/>
-      </w:pPr>
-    </w:p>
-    <w:p>
-      <w:pPr>
-        <w:pStyle w:val="Heading3"/>
-      </w:pPr>
-      <w:r>
-        <w:t>Windows PowerShell Basic Server Build and Run</w:t>
-      </w:r>
-    </w:p>
-    <w:p>
-      <w:pPr>
-        <w:keepNext/>
-      </w:pPr>
-      <w:r>
-        <w:t>In Terminal 1, in the lesson-8.1 folder:</w:t>
-      </w:r>
-    </w:p>
-    <w:p>
-      <w:pPr>
-        <w:keepNext/>
-      </w:pPr>
-    </w:p>
-    <w:p>
-      <w:pPr>
-        <w:pStyle w:val="CommandBlock"/>
-        <w:keepNext/>
-      </w:pPr>
-      <w:r>
-        <w:t>$buildTools = "C:\Program Files (x86)\Microsoft Visual Studio\18\BuildTools"</w:t>
-      </w:r>
-    </w:p>
-    <w:p>
-      <w:pPr>
-        <w:pStyle w:val="CommandBlock"/>
-        <w:keepNext/>
-      </w:pPr>
-      <w:r>
-        <w:t>&amp; "$buildTools\Common7\Tools\Launch-VsDevShell.ps1" -Arch amd64 `</w:t>
-      </w:r>
-    </w:p>
-    <w:p>
-      <w:pPr>
-        <w:pStyle w:val="CommandBlock"/>
-        <w:keepNext/>
-      </w:pPr>
-      <w:r>
-        <w:t xml:space="preserve">    -HostArch amd64 -SkipAutomaticLocation</w:t>
-      </w:r>
-    </w:p>
-    <w:p>
-      <w:pPr>
-        <w:pStyle w:val="CommandBlock"/>
-        <w:keepNext/>
-      </w:pPr>
-      <w:r>
-        <w:t>$ssl = ".\cpp\vcpkg_installed\x64-windows-static-md"</w:t>
-      </w:r>
-    </w:p>
-    <w:p>
-      <w:pPr>
-        <w:pStyle w:val="CommandBlock"/>
-        <w:keepNext/>
-      </w:pPr>
-      <w:r>
-        <w:t>cl /nologo /std:c++20 /EHsc /W4 /WX /MD /external:I "$ssl\include" `</w:t>
-      </w:r>
-    </w:p>
-    <w:p>
-      <w:pPr>
-        <w:pStyle w:val="CommandBlock"/>
-        <w:keepNext/>
-      </w:pPr>
-      <w:r>
-        <w:t xml:space="preserve">    /external:W0 .\cpp\basic_server.cpp /Fo:cpp\ /Fe:cpp\basic-server.exe /link `</w:t>
-      </w:r>
-    </w:p>
-    <w:p>
-      <w:pPr>
-        <w:pStyle w:val="CommandBlock"/>
-        <w:keepNext/>
-      </w:pPr>
-      <w:r>
-        <w:t xml:space="preserve">    /LIBPATH:"$ssl\lib" libssl.lib libcrypto.lib ws2_32.lib crypt32.lib `</w:t>
-      </w:r>
-    </w:p>
-    <w:p>
-      <w:pPr>
-        <w:pStyle w:val="CommandBlock"/>
-        <w:keepNext/>
-      </w:pPr>
-      <w:r>
-        <w:t xml:space="preserve">    advapi32.lib user32.lib</w:t>
-      </w:r>
-    </w:p>
-    <w:p>
-      <w:pPr>
-        <w:pStyle w:val="CommandBlock"/>
-      </w:pPr>
-      <w:r>
-        <w:t>.\cpp\basic-server.exe</w:t>
-      </w:r>
-    </w:p>
-    <w:p>
-      <w:pPr>
-        <w:keepNext/>
-      </w:pPr>
-    </w:p>
-    <w:p>
-      <w:r>
-        <w:t>Wait for its Listening line, and leave it running. The Basic server prints nothing for each request.</w:t>
-      </w:r>
-    </w:p>
-    <w:p>
-      <w:pPr>
-        <w:keepNext/>
-      </w:pPr>
-    </w:p>
-    <w:p>
-      <w:pPr>
-        <w:pStyle w:val="Heading3"/>
-      </w:pPr>
-      <w:r>
-        <w:t>Windows PowerShell Basic Browser Check</w:t>
-      </w:r>
-    </w:p>
-    <w:p>
-      <w:pPr>
-        <w:keepNext/>
-      </w:pPr>
-      <w:r>
-        <w:t>In Terminal 2, in the lesson-8.1 folder, open the home page, and read the exchange in DevTools as in the C section.</w:t>
-      </w:r>
-    </w:p>
-    <w:p>
-      <w:pPr>
-        <w:keepNext/>
-      </w:pPr>
-    </w:p>
-    <w:p>
-      <w:pPr>
-        <w:pStyle w:val="CommandBlock"/>
-      </w:pPr>
-      <w:r>
-        <w:t>Start-Process "https://127.0.0.1:8765/"</w:t>
-      </w:r>
-    </w:p>
-    <w:p>
-      <w:pPr>
-        <w:keepNext/>
-      </w:pPr>
-    </w:p>
-    <w:p>
-      <w:pPr>
-        <w:pStyle w:val="Heading3"/>
-      </w:pPr>
-      <w:r>
-        <w:t>Windows PowerShell Basic curl Check</w:t>
-      </w:r>
-    </w:p>
-    <w:p>
-      <w:pPr>
-        <w:keepNext/>
-      </w:pPr>
-      <w:r>
-        <w:t>Still in Terminal 2, ask for the same page with curl.exe, as in the C section.</w:t>
-      </w:r>
-    </w:p>
-    <w:p>
-      <w:pPr>
-        <w:keepNext/>
-      </w:pPr>
-    </w:p>
-    <w:p>
-      <w:pPr>
-        <w:pStyle w:val="CommandBlock"/>
-        <w:keepNext/>
-      </w:pPr>
-      <w:r>
-        <w:t>&amp; "$env:SystemRoot\System32\curl.exe" -sS -i --ssl-revoke-best-effort `</w:t>
-      </w:r>
-    </w:p>
-    <w:p>
-      <w:pPr>
-        <w:pStyle w:val="CommandBlock"/>
-      </w:pPr>
-      <w:r>
-        <w:t xml:space="preserve">    --cacert .\certs\spa-ca.pem https://127.0.0.1:8765/</w:t>
-      </w:r>
-    </w:p>
-    <w:p>
-      <w:pPr>
-        <w:keepNext/>
-      </w:pPr>
-    </w:p>
-    <w:p>
-      <w:r>
-        <w:t>Now press Ctrl+C in Terminal 1 to stop the server.</w:t>
-      </w:r>
-    </w:p>
-    <w:p>
-      <w:pPr>
-        <w:keepNext/>
-      </w:pPr>
-    </w:p>
-    <w:p>
-      <w:pPr>
-        <w:pStyle w:val="Heading3"/>
-      </w:pPr>
-      <w:r>
-        <w:t>Linux or macOS Basic Build and Run</w:t>
-      </w:r>
-    </w:p>
-    <w:p>
-      <w:pPr>
-        <w:keepNext/>
-      </w:pPr>
-      <w:r>
-        <w:t>Run the server in Terminal 1. Open each page with open (macOS) or xdg-open (Linux) instead of Start-Process, and for the curl Check type curl instead of curl.exe, leave out --ssl-revoke-best-effort, and write / instead of \.</w:t>
-      </w:r>
-    </w:p>
-    <w:p>
-      <w:pPr>
-        <w:keepNext/>
-      </w:pPr>
-    </w:p>
-    <w:p>
-      <w:pPr>
-        <w:pStyle w:val="CommandBlock"/>
-        <w:keepNext/>
-      </w:pPr>
-      <w:r>
-        <w:t>g++ -std=c++20 -Wall -Wextra -Wpedantic -Werror ./cpp/basic_server.cpp \</w:t>
-      </w:r>
-    </w:p>
-    <w:p>
-      <w:pPr>
-        <w:pStyle w:val="CommandBlock"/>
-        <w:keepNext/>
-      </w:pPr>
-      <w:r>
-        <w:t xml:space="preserve">    -lssl -lcrypto -o ./cpp/basic-server</w:t>
-      </w:r>
-    </w:p>
-    <w:p>
-      <w:pPr>
-        <w:pStyle w:val="CommandBlock"/>
-      </w:pPr>
-      <w:r>
-        <w:t>./cpp/basic-server</w:t>
-      </w:r>
-    </w:p>
-    <w:p>
-      <w:pPr>
-        <w:keepNext/>
-      </w:pPr>
-    </w:p>
-    <w:p>
-      <w:pPr>
-        <w:pStyle w:val="Heading3"/>
-      </w:pPr>
-      <w:r>
-        <w:t>Check Your Results</w:t>
-      </w:r>
-    </w:p>
-    <w:p>
-      <w:pPr>
-        <w:keepNext/>
-      </w:pPr>
-      <w:r>
-        <w:t>The browser's tab must say Contact Manager, and the page must show these two lines, the first as a large heading:</w:t>
-      </w:r>
-    </w:p>
-    <w:p>
-      <w:pPr>
-        <w:keepNext/>
-      </w:pPr>
-    </w:p>
-    <w:p>
-      <w:pPr>
-        <w:pStyle w:val="RequiredOutput"/>
-        <w:keepNext/>
-      </w:pPr>
-      <w:r>
-        <w:t>Contact Manager</w:t>
-      </w:r>
-    </w:p>
-    <w:p>
-      <w:pPr>
-        <w:pStyle w:val="RequiredOutput"/>
-        <w:keepNext/>
-      </w:pPr>
-    </w:p>
-    <w:p>
-      <w:pPr>
-        <w:pStyle w:val="RequiredOutput"/>
-      </w:pPr>
-      <w:r>
-        <w:t>Served by your own HTTPS server.</w:t>
-      </w:r>
-    </w:p>
-    <w:p>
-      <w:pPr>
-        <w:keepNext/>
-      </w:pPr>
-    </w:p>
-    <w:p>
-      <w:pPr>
-        <w:keepNext/>
-      </w:pPr>
-      <w:r>
-        <w:t>The curl Check must print the whole answer: the status line, the headers, a blank line, and the body, the HTML exactly as the server sent it.</w:t>
-      </w:r>
-    </w:p>
-    <w:p>
-      <w:pPr>
-        <w:keepNext/>
-      </w:pPr>
-    </w:p>
-    <w:p>
-      <w:pPr>
-        <w:pStyle w:val="RequiredOutput"/>
-        <w:keepNext/>
-      </w:pPr>
-      <w:r>
-        <w:t>HTTP/1.1 200 OK</w:t>
-      </w:r>
-    </w:p>
-    <w:p>
-      <w:pPr>
-        <w:pStyle w:val="RequiredOutput"/>
-        <w:keepNext/>
-      </w:pPr>
-      <w:r>
-        <w:t>Content-Type: text/html; charset=utf-8</w:t>
-      </w:r>
-    </w:p>
-    <w:p>
-      <w:pPr>
-        <w:pStyle w:val="RequiredOutput"/>
-        <w:keepNext/>
-      </w:pPr>
-      <w:r>
-        <w:t>X-Content-Type-Options: nosniff</w:t>
-      </w:r>
-    </w:p>
-    <w:p>
-      <w:pPr>
-        <w:pStyle w:val="RequiredOutput"/>
-        <w:keepNext/>
-      </w:pPr>
-      <w:r>
-        <w:t>Content-Length: 190</w:t>
-      </w:r>
-    </w:p>
-    <w:p>
-      <w:pPr>
-        <w:pStyle w:val="RequiredOutput"/>
-        <w:keepNext/>
-      </w:pPr>
-      <w:r>
-        <w:t>Keep-Alive: timeout=5, max=100</w:t>
-      </w:r>
-    </w:p>
-    <w:p>
-      <w:pPr>
-        <w:pStyle w:val="RequiredOutput"/>
-        <w:keepNext/>
-      </w:pPr>
-    </w:p>
-    <w:p>
-      <w:pPr>
-        <w:pStyle w:val="RequiredOutput"/>
-        <w:keepNext/>
-      </w:pPr>
-      <w:r>
-        <w:t>&lt;!DOCTYPE html&gt;</w:t>
-      </w:r>
-    </w:p>
-    <w:p>
-      <w:pPr>
-        <w:pStyle w:val="RequiredOutput"/>
-        <w:keepNext/>
-      </w:pPr>
-      <w:r>
-        <w:t>&lt;html lang="en"&gt;</w:t>
-      </w:r>
-    </w:p>
-    <w:p>
-      <w:pPr>
-        <w:pStyle w:val="RequiredOutput"/>
-        <w:keepNext/>
-      </w:pPr>
-      <w:r>
-        <w:t>&lt;head&gt;</w:t>
-      </w:r>
-    </w:p>
-    <w:p>
-      <w:pPr>
-        <w:pStyle w:val="RequiredOutput"/>
-        <w:keepNext/>
-      </w:pPr>
-      <w:r>
-        <w:t>&lt;meta charset="utf-8"&gt;</w:t>
-      </w:r>
-    </w:p>
-    <w:p>
-      <w:pPr>
-        <w:pStyle w:val="RequiredOutput"/>
-        <w:keepNext/>
-      </w:pPr>
-      <w:r>
-        <w:t>&lt;title&gt;Contact Manager&lt;/title&gt;</w:t>
-      </w:r>
-    </w:p>
-    <w:p>
-      <w:pPr>
-        <w:pStyle w:val="RequiredOutput"/>
-        <w:keepNext/>
-      </w:pPr>
-      <w:r>
-        <w:t>&lt;/head&gt;</w:t>
-      </w:r>
-    </w:p>
-    <w:p>
-      <w:pPr>
-        <w:pStyle w:val="RequiredOutput"/>
-        <w:keepNext/>
-      </w:pPr>
-      <w:r>
-        <w:t>&lt;body&gt;</w:t>
-      </w:r>
-    </w:p>
-    <w:p>
-      <w:pPr>
-        <w:pStyle w:val="RequiredOutput"/>
-        <w:keepNext/>
-      </w:pPr>
-      <w:r>
-        <w:t>&lt;h1&gt;Contact Manager&lt;/h1&gt;</w:t>
-      </w:r>
-    </w:p>
-    <w:p>
-      <w:pPr>
-        <w:pStyle w:val="RequiredOutput"/>
-        <w:keepNext/>
-      </w:pPr>
-      <w:r>
-        <w:t>&lt;p&gt;Served by your own HTTPS server.&lt;/p&gt;</w:t>
-      </w:r>
-    </w:p>
-    <w:p>
-      <w:pPr>
-        <w:pStyle w:val="RequiredOutput"/>
-        <w:keepNext/>
-      </w:pPr>
-      <w:r>
-        <w:t>&lt;/body&gt;</w:t>
-      </w:r>
-    </w:p>
-    <w:p>
-      <w:pPr>
-        <w:pStyle w:val="RequiredOutput"/>
-      </w:pPr>
-      <w:r>
-        <w:t>&lt;/html&gt;</w:t>
-      </w:r>
-    </w:p>
-    <w:p>
-      <w:pPr>
-        <w:keepNext/>
-      </w:pPr>
-    </w:p>
-    <w:p>
-      <w:pPr>
-        <w:pStyle w:val="ListBullet"/>
-      </w:pPr>
-      <w:r>
-        <w:t>Read it from the top: HTTP/1.1 200 OK is the status line: the protocol version, HTTP/1.1, then the status code and its reason phrase, OK, words for people. Content-Type and X-Content-Type-Options are the two headers the program set. cpp-httplib added Content-Length: 190, the body's size in bytes, and Keep-Alive: timeout=5, max=100, which says it keeps the connection open for 5 seconds, for at most 100 more requests (Volume 3, Lesson 14.6: Keep-Alive). It sends no Date.</w:t>
-      </w:r>
-    </w:p>
-    <w:p>
-      <w:pPr>
-        <w:pStyle w:val="ListBullet"/>
-      </w:pPr>
-      <w:r>
-        <w:t>Terminal 1 shows only the Listening line: the Basic server prints nothing per request.</w:t>
-      </w:r>
-    </w:p>
-    <w:p>
-      <w:pPr>
-        <w:keepNext/>
-      </w:pPr>
-    </w:p>
-    <w:p>
-      <w:pPr>
-        <w:keepNext/>
-      </w:pPr>
-    </w:p>
-    <w:p>
-      <w:pPr>
-        <w:pStyle w:val="Heading2"/>
-      </w:pPr>
-      <w:r>
-        <w:t>Production-Minded Implementation</w:t>
-      </w:r>
-    </w:p>
-    <w:p>
-      <w:r>
-        <w:t>The Production-Minded server is Lesson 6.0's skeleton, the start of every Chapter 8 server. It adds two constants, HTML_TYPE and HOME_PAGE, and sendHtml, sendJson's twin for pages: it sets the HTML content type and nosniff and prints the log line, so every page is answered the same way. handleHome answers with HOME_PAGE, and the route table registers "/" first, then the health route, then the .* routes that answer 404. sendJson, the health route, and the 404 are Lesson 6.0's, unchanged.</w:t>
-      </w:r>
-    </w:p>
-    <w:p>
-      <w:pPr>
-        <w:keepNext/>
-      </w:pPr>
-    </w:p>
-    <w:p>
-      <w:pPr>
-        <w:pStyle w:val="Heading3"/>
-      </w:pPr>
-      <w:r>
-        <w:t>cpp/server.cpp</w:t>
-      </w:r>
-    </w:p>
-    <w:p>
-      <w:pPr>
-        <w:pStyle w:val="SourceCode"/>
-        <w:keepNext/>
-      </w:pPr>
-      <w:r>
-        <w:t>// Lesson 8.1: Lesson 6.0's server skeleton with a home page for the</w:t>
-      </w:r>
-    </w:p>
-    <w:p>
-      <w:pPr>
-        <w:pStyle w:val="SourceCode"/>
-        <w:keepNext/>
-      </w:pPr>
-      <w:r>
-        <w:t>// browser. Chapter 8's lessons add their pages to this file.</w:t>
-      </w:r>
-    </w:p>
-    <w:p>
-      <w:pPr>
-        <w:pStyle w:val="SourceCode"/>
-      </w:pPr>
-      <w:r>
-        <w:t>#include &lt;iostream&gt;</w:t>
-      </w:r>
-    </w:p>
-    <w:p>
-      <w:pPr>
-        <w:pStyle w:val="SourceCode"/>
-      </w:pPr>
-      <w:r>
-        <w:t>#include &lt;string&gt;</w:t>
-      </w:r>
-    </w:p>
-    <w:p>
-      <w:pPr>
-        <w:pStyle w:val="SourceCode"/>
-      </w:pPr>
-    </w:p>
-    <w:p>
-      <w:pPr>
-        <w:pStyle w:val="SourceCode"/>
-      </w:pPr>
-      <w:r>
-        <w:t>#define CPPHTTPLIB_OPENSSL_SUPPORT</w:t>
-      </w:r>
-    </w:p>
-    <w:p>
-      <w:pPr>
-        <w:pStyle w:val="SourceCode"/>
-      </w:pPr>
-      <w:r>
-        <w:t>#include "httplib.h"</w:t>
-      </w:r>
-    </w:p>
-    <w:p>
-      <w:pPr>
-        <w:pStyle w:val="SourceCode"/>
-      </w:pPr>
-    </w:p>
-    <w:p>
-      <w:pPr>
-        <w:pStyle w:val="SourceCode"/>
-      </w:pPr>
-      <w:r>
-        <w:t>const std::string HOST = "127.0.0.1";</w:t>
-      </w:r>
-    </w:p>
-    <w:p>
-      <w:pPr>
-        <w:pStyle w:val="SourceCode"/>
-      </w:pPr>
-      <w:r>
-        <w:t>const int HTTPS_PORT = 8765;</w:t>
-      </w:r>
-    </w:p>
-    <w:p>
-      <w:pPr>
-        <w:pStyle w:val="SourceCode"/>
-      </w:pPr>
-      <w:r>
-        <w:t>const std::string API_PREFIX = "/api/v1";</w:t>
-      </w:r>
-    </w:p>
-    <w:p>
-      <w:pPr>
-        <w:pStyle w:val="SourceCode"/>
-      </w:pPr>
-      <w:r>
-        <w:t>const std::string CERTIFICATE_FILE = "certs/server.pem";</w:t>
-      </w:r>
-    </w:p>
-    <w:p>
-      <w:pPr>
-        <w:pStyle w:val="SourceCode"/>
-      </w:pPr>
-      <w:r>
-        <w:t>const std::string KEY_FILE = "certs/server.key";</w:t>
-      </w:r>
-    </w:p>
-    <w:p>
-      <w:pPr>
-        <w:pStyle w:val="SourceCode"/>
-      </w:pPr>
-      <w:r>
-        <w:t>const std::string JSON_TYPE = "application/json; charset=utf-8";</w:t>
-      </w:r>
-    </w:p>
-    <w:p>
-      <w:pPr>
-        <w:pStyle w:val="SourceCode"/>
-      </w:pPr>
-      <w:r>
-        <w:t>const std::string HTML_TYPE = "text/html; charset=utf-8";</w:t>
-      </w:r>
-    </w:p>
-    <w:p>
-      <w:pPr>
-        <w:pStyle w:val="SourceCode"/>
-      </w:pPr>
-      <w:r>
-        <w:t>const std::string NOT_FOUND_JSON =</w:t>
-      </w:r>
-    </w:p>
-    <w:p>
-      <w:pPr>
-        <w:pStyle w:val="SourceCode"/>
-      </w:pPr>
-      <w:r>
-        <w:t xml:space="preserve">    "{\"code\":\"not_found\",\"message\":\"no such path\"}";</w:t>
-      </w:r>
-    </w:p>
-    <w:p>
-      <w:pPr>
-        <w:pStyle w:val="SourceCode"/>
-      </w:pPr>
-    </w:p>
-    <w:p>
-      <w:pPr>
-        <w:pStyle w:val="SourceCode"/>
-      </w:pPr>
-      <w:r>
-        <w:t>// The home page: a whole HTML document. Remember, string literals side by</w:t>
-      </w:r>
-    </w:p>
-    <w:p>
-      <w:pPr>
-        <w:pStyle w:val="SourceCode"/>
-      </w:pPr>
-      <w:r>
-        <w:t>// side join into one string.</w:t>
-      </w:r>
-    </w:p>
-    <w:p>
-      <w:pPr>
-        <w:pStyle w:val="SourceCode"/>
-      </w:pPr>
-      <w:r>
-        <w:t>const std::string HOME_PAGE = "&lt;!DOCTYPE html&gt;\n"</w:t>
-      </w:r>
-    </w:p>
-    <w:p>
-      <w:pPr>
-        <w:pStyle w:val="SourceCode"/>
-      </w:pPr>
-      <w:r>
-        <w:t xml:space="preserve">                              "&lt;html lang=\"en\"&gt;\n"</w:t>
-      </w:r>
-    </w:p>
-    <w:p>
-      <w:pPr>
-        <w:pStyle w:val="SourceCode"/>
-      </w:pPr>
-      <w:r>
-        <w:t xml:space="preserve">                              "&lt;head&gt;\n"</w:t>
-      </w:r>
-    </w:p>
-    <w:p>
-      <w:pPr>
-        <w:pStyle w:val="SourceCode"/>
-      </w:pPr>
-      <w:r>
-        <w:t xml:space="preserve">                              "&lt;meta charset=\"utf-8\"&gt;\n"</w:t>
-      </w:r>
-    </w:p>
-    <w:p>
-      <w:pPr>
-        <w:pStyle w:val="SourceCode"/>
-      </w:pPr>
-      <w:r>
-        <w:t xml:space="preserve">                              "&lt;title&gt;Contact Manager&lt;/title&gt;\n"</w:t>
-      </w:r>
-    </w:p>
-    <w:p>
-      <w:pPr>
-        <w:pStyle w:val="SourceCode"/>
-      </w:pPr>
-      <w:r>
-        <w:t xml:space="preserve">                              "&lt;/head&gt;\n"</w:t>
-      </w:r>
-    </w:p>
-    <w:p>
-      <w:pPr>
-        <w:pStyle w:val="SourceCode"/>
-      </w:pPr>
-      <w:r>
-        <w:t xml:space="preserve">                              "&lt;body&gt;\n"</w:t>
-      </w:r>
-    </w:p>
-    <w:p>
-      <w:pPr>
-        <w:pStyle w:val="SourceCode"/>
-      </w:pPr>
-      <w:r>
-        <w:t xml:space="preserve">                              "&lt;h1&gt;Contact Manager&lt;/h1&gt;\n"</w:t>
-      </w:r>
-    </w:p>
-    <w:p>
-      <w:pPr>
-        <w:pStyle w:val="SourceCode"/>
-      </w:pPr>
-      <w:r>
-        <w:t xml:space="preserve">                              "&lt;p&gt;Served by your own HTTPS server.&lt;/p&gt;\n"</w:t>
-      </w:r>
-    </w:p>
-    <w:p>
-      <w:pPr>
-        <w:pStyle w:val="SourceCode"/>
-      </w:pPr>
-      <w:r>
-        <w:t xml:space="preserve">                              "&lt;/body&gt;\n"</w:t>
-      </w:r>
-    </w:p>
-    <w:p>
-      <w:pPr>
-        <w:pStyle w:val="SourceCode"/>
-      </w:pPr>
-      <w:r>
-        <w:t xml:space="preserve">                              "&lt;/html&gt;\n";</w:t>
-      </w:r>
-    </w:p>
-    <w:p>
-      <w:pPr>
-        <w:pStyle w:val="SourceCode"/>
-      </w:pPr>
-    </w:p>
-    <w:p>
-      <w:pPr>
-        <w:pStyle w:val="SourceCode"/>
-      </w:pPr>
-      <w:r>
-        <w:t>// Remember, one line per answered request; std::endl sends it at once.</w:t>
-      </w:r>
-    </w:p>
-    <w:p>
-      <w:pPr>
-        <w:pStyle w:val="SourceCode"/>
-      </w:pPr>
-      <w:r>
-        <w:t>void logRequest(const std::string &amp;method, const std::string &amp;target,</w:t>
-      </w:r>
-    </w:p>
-    <w:p>
-      <w:pPr>
-        <w:pStyle w:val="SourceCode"/>
-      </w:pPr>
-      <w:r>
-        <w:t xml:space="preserve">                int status)</w:t>
-      </w:r>
-    </w:p>
-    <w:p>
-      <w:pPr>
-        <w:pStyle w:val="SourceCode"/>
-      </w:pPr>
-      <w:r>
-        <w:t>{</w:t>
-      </w:r>
-    </w:p>
-    <w:p>
-      <w:pPr>
-        <w:pStyle w:val="SourceCode"/>
-      </w:pPr>
-      <w:r>
-        <w:t xml:space="preserve">    std::cout &lt;&lt; method &lt;&lt; " " &lt;&lt; target &lt;&lt; " -&gt; " &lt;&lt; status &lt;&lt; std::endl;</w:t>
-      </w:r>
-    </w:p>
-    <w:p>
-      <w:pPr>
-        <w:pStyle w:val="SourceCode"/>
-      </w:pPr>
-      <w:r>
-        <w:t>}</w:t>
-      </w:r>
-    </w:p>
-    <w:p>
-      <w:pPr>
-        <w:pStyle w:val="SourceCode"/>
-      </w:pPr>
-    </w:p>
-    <w:p>
-      <w:pPr>
-        <w:pStyle w:val="SourceCode"/>
-      </w:pPr>
-      <w:r>
-        <w:t>// Remember, every JSON answer goes through here, so every answer is logged.</w:t>
-      </w:r>
-    </w:p>
-    <w:p>
-      <w:pPr>
-        <w:pStyle w:val="SourceCode"/>
-      </w:pPr>
-      <w:r>
-        <w:t>void sendJson(const httplib::Request &amp;request, httplib::Response &amp;response,</w:t>
-      </w:r>
-    </w:p>
-    <w:p>
-      <w:pPr>
-        <w:pStyle w:val="SourceCode"/>
-      </w:pPr>
-      <w:r>
-        <w:t xml:space="preserve">              int status, const std::string &amp;jsonText)</w:t>
-      </w:r>
-    </w:p>
-    <w:p>
-      <w:pPr>
-        <w:pStyle w:val="SourceCode"/>
-      </w:pPr>
-      <w:r>
-        <w:t>{</w:t>
-      </w:r>
-    </w:p>
-    <w:p>
-      <w:pPr>
-        <w:pStyle w:val="SourceCode"/>
-      </w:pPr>
-      <w:r>
-        <w:t xml:space="preserve">    response.status = status;</w:t>
-      </w:r>
-    </w:p>
-    <w:p>
-      <w:pPr>
-        <w:pStyle w:val="SourceCode"/>
-      </w:pPr>
-      <w:r>
-        <w:t xml:space="preserve">    response.set_content(jsonText, JSON_TYPE);</w:t>
-      </w:r>
-    </w:p>
-    <w:p>
-      <w:pPr>
-        <w:pStyle w:val="SourceCode"/>
-      </w:pPr>
-      <w:r>
-        <w:t xml:space="preserve">    logRequest(request.method, request.target, status);</w:t>
-      </w:r>
-    </w:p>
-    <w:p>
-      <w:pPr>
-        <w:pStyle w:val="SourceCode"/>
-      </w:pPr>
-      <w:r>
-        <w:t>}</w:t>
-      </w:r>
-    </w:p>
-    <w:p>
-      <w:pPr>
-        <w:pStyle w:val="SourceCode"/>
-      </w:pPr>
-    </w:p>
-    <w:p>
-      <w:pPr>
-        <w:pStyle w:val="SourceCode"/>
-      </w:pPr>
-      <w:r>
-        <w:t>// sendJson's twin for pages: every HTML answer goes through here, with the</w:t>
-      </w:r>
-    </w:p>
-    <w:p>
-      <w:pPr>
-        <w:pStyle w:val="SourceCode"/>
-      </w:pPr>
-      <w:r>
-        <w:t>// HTML content type and nosniff, which tells the browser to believe</w:t>
-      </w:r>
-    </w:p>
-    <w:p>
-      <w:pPr>
-        <w:pStyle w:val="SourceCode"/>
-      </w:pPr>
-      <w:r>
-        <w:t>// Content-Type and never guess the type from the body.</w:t>
-      </w:r>
-    </w:p>
-    <w:p>
-      <w:pPr>
-        <w:pStyle w:val="SourceCode"/>
-      </w:pPr>
-      <w:r>
-        <w:t>void sendHtml(const httplib::Request &amp;request, httplib::Response &amp;response,</w:t>
-      </w:r>
-    </w:p>
-    <w:p>
-      <w:pPr>
-        <w:pStyle w:val="SourceCode"/>
-      </w:pPr>
-      <w:r>
-        <w:t xml:space="preserve">              int status, const std::string &amp;html)</w:t>
-      </w:r>
-    </w:p>
-    <w:p>
-      <w:pPr>
-        <w:pStyle w:val="SourceCode"/>
-      </w:pPr>
-      <w:r>
-        <w:t>{</w:t>
-      </w:r>
-    </w:p>
-    <w:p>
-      <w:pPr>
-        <w:pStyle w:val="SourceCode"/>
-      </w:pPr>
-      <w:r>
-        <w:t xml:space="preserve">    response.status = status;</w:t>
-      </w:r>
-    </w:p>
-    <w:p>
-      <w:pPr>
-        <w:pStyle w:val="SourceCode"/>
-      </w:pPr>
-      <w:r>
-        <w:t xml:space="preserve">    response.set_content(html, HTML_TYPE);</w:t>
-      </w:r>
-    </w:p>
-    <w:p>
-      <w:pPr>
-        <w:pStyle w:val="SourceCode"/>
-      </w:pPr>
-      <w:r>
-        <w:t xml:space="preserve">    response.set_header("X-Content-Type-Options", "nosniff");</w:t>
-      </w:r>
-    </w:p>
-    <w:p>
-      <w:pPr>
-        <w:pStyle w:val="SourceCode"/>
-      </w:pPr>
-      <w:r>
-        <w:t xml:space="preserve">    logRequest(request.method, request.target, status);</w:t>
-      </w:r>
-    </w:p>
-    <w:p>
-      <w:pPr>
-        <w:pStyle w:val="SourceCode"/>
-      </w:pPr>
-      <w:r>
-        <w:t>}</w:t>
-      </w:r>
-    </w:p>
-    <w:p>
-      <w:pPr>
-        <w:pStyle w:val="SourceCode"/>
-      </w:pPr>
-    </w:p>
-    <w:p>
-      <w:pPr>
-        <w:pStyle w:val="SourceCode"/>
-      </w:pPr>
-      <w:r>
-        <w:t>void handleHome(const httplib::Request &amp;request, httplib::Response &amp;response)</w:t>
-      </w:r>
-    </w:p>
-    <w:p>
-      <w:pPr>
-        <w:pStyle w:val="SourceCode"/>
-      </w:pPr>
-      <w:r>
-        <w:t>{</w:t>
-      </w:r>
-    </w:p>
-    <w:p>
-      <w:pPr>
-        <w:pStyle w:val="SourceCode"/>
-      </w:pPr>
-      <w:r>
-        <w:t xml:space="preserve">    sendHtml(request, response, 200, HOME_PAGE);</w:t>
-      </w:r>
-    </w:p>
-    <w:p>
-      <w:pPr>
-        <w:pStyle w:val="SourceCode"/>
-      </w:pPr>
-      <w:r>
-        <w:t>}</w:t>
-      </w:r>
-    </w:p>
-    <w:p>
-      <w:pPr>
-        <w:pStyle w:val="SourceCode"/>
-      </w:pPr>
-    </w:p>
-    <w:p>
-      <w:pPr>
-        <w:pStyle w:val="SourceCode"/>
-      </w:pPr>
-      <w:r>
-        <w:t>void handleHealth(const httplib::Request &amp;request,</w:t>
-      </w:r>
-    </w:p>
-    <w:p>
-      <w:pPr>
-        <w:pStyle w:val="SourceCode"/>
-      </w:pPr>
-      <w:r>
-        <w:t xml:space="preserve">                  httplib::Response &amp;response)</w:t>
-      </w:r>
-    </w:p>
-    <w:p>
-      <w:pPr>
-        <w:pStyle w:val="SourceCode"/>
-      </w:pPr>
-      <w:r>
-        <w:t>{</w:t>
-      </w:r>
-    </w:p>
-    <w:p>
-      <w:pPr>
-        <w:pStyle w:val="SourceCode"/>
-      </w:pPr>
-      <w:r>
-        <w:t xml:space="preserve">    sendJson(request, response, 200, "{\"status\":\"ok\"}");</w:t>
-      </w:r>
-    </w:p>
-    <w:p>
-      <w:pPr>
-        <w:pStyle w:val="SourceCode"/>
-      </w:pPr>
-      <w:r>
-        <w:t>}</w:t>
-      </w:r>
-    </w:p>
-    <w:p>
-      <w:pPr>
-        <w:pStyle w:val="SourceCode"/>
-      </w:pPr>
-    </w:p>
-    <w:p>
-      <w:pPr>
-        <w:pStyle w:val="SourceCode"/>
-      </w:pPr>
-      <w:r>
-        <w:t>void handleNotFound(const httplib::Request &amp;request,</w:t>
-      </w:r>
-    </w:p>
-    <w:p>
-      <w:pPr>
-        <w:pStyle w:val="SourceCode"/>
-      </w:pPr>
-      <w:r>
-        <w:t xml:space="preserve">                    httplib::Response &amp;response)</w:t>
-      </w:r>
-    </w:p>
-    <w:p>
-      <w:pPr>
-        <w:pStyle w:val="SourceCode"/>
-      </w:pPr>
-      <w:r>
-        <w:t>{</w:t>
-      </w:r>
-    </w:p>
-    <w:p>
-      <w:pPr>
-        <w:pStyle w:val="SourceCode"/>
-      </w:pPr>
-      <w:r>
-        <w:t xml:space="preserve">    sendJson(request, response, 404, NOT_FOUND_JSON);</w:t>
-      </w:r>
-    </w:p>
-    <w:p>
-      <w:pPr>
-        <w:pStyle w:val="SourceCode"/>
-      </w:pPr>
-      <w:r>
-        <w:t>}</w:t>
-      </w:r>
-    </w:p>
-    <w:p>
-      <w:pPr>
-        <w:pStyle w:val="SourceCode"/>
-      </w:pPr>
-    </w:p>
-    <w:p>
-      <w:pPr>
-        <w:pStyle w:val="SourceCode"/>
-      </w:pPr>
-      <w:r>
-        <w:t>void reportStartFailure(const std::string &amp;reason)</w:t>
-      </w:r>
-    </w:p>
-    <w:p>
-      <w:pPr>
-        <w:pStyle w:val="SourceCode"/>
-      </w:pPr>
-      <w:r>
-        <w:t>{</w:t>
-      </w:r>
-    </w:p>
-    <w:p>
-      <w:pPr>
-        <w:pStyle w:val="SourceCode"/>
-      </w:pPr>
-      <w:r>
-        <w:t xml:space="preserve">    std::cerr &lt;&lt; "Error: could not start the server on " &lt;&lt; HOST &lt;&lt; ":"</w:t>
-      </w:r>
-    </w:p>
-    <w:p>
-      <w:pPr>
-        <w:pStyle w:val="SourceCode"/>
-      </w:pPr>
-      <w:r>
-        <w:t xml:space="preserve">              &lt;&lt; HTTPS_PORT &lt;&lt; std::endl;</w:t>
-      </w:r>
-    </w:p>
-    <w:p>
-      <w:pPr>
-        <w:pStyle w:val="SourceCode"/>
-      </w:pPr>
-      <w:r>
-        <w:t xml:space="preserve">    std::cerr &lt;&lt; "Reason: " &lt;&lt; reason &lt;&lt; std::endl;</w:t>
-      </w:r>
-    </w:p>
-    <w:p>
-      <w:pPr>
-        <w:pStyle w:val="SourceCode"/>
-      </w:pPr>
-      <w:r>
-        <w:t>}</w:t>
-      </w:r>
-    </w:p>
-    <w:p>
-      <w:pPr>
-        <w:pStyle w:val="SourceCode"/>
-      </w:pPr>
-    </w:p>
-    <w:p>
-      <w:pPr>
-        <w:pStyle w:val="SourceCode"/>
-      </w:pPr>
-      <w:r>
-        <w:t>int main()</w:t>
-      </w:r>
-    </w:p>
-    <w:p>
-      <w:pPr>
-        <w:pStyle w:val="SourceCode"/>
-      </w:pPr>
-      <w:r>
-        <w:t>{</w:t>
-      </w:r>
-    </w:p>
-    <w:p>
-      <w:pPr>
-        <w:pStyle w:val="SourceCode"/>
-      </w:pPr>
-      <w:r>
-        <w:t xml:space="preserve">    // Remember, is_valid is false when the certificate or key did not load.</w:t>
-      </w:r>
-    </w:p>
-    <w:p>
-      <w:pPr>
-        <w:pStyle w:val="SourceCode"/>
-      </w:pPr>
-      <w:r>
-        <w:t xml:space="preserve">    httplib::SSLServer server(CERTIFICATE_FILE.c_str(), KEY_FILE.c_str());</w:t>
-      </w:r>
-    </w:p>
-    <w:p>
-      <w:pPr>
-        <w:pStyle w:val="SourceCode"/>
-      </w:pPr>
-      <w:r>
-        <w:t xml:space="preserve">    if (!server.is_valid()) {</w:t>
-      </w:r>
-    </w:p>
-    <w:p>
-      <w:pPr>
-        <w:pStyle w:val="SourceCode"/>
-      </w:pPr>
-      <w:r>
-        <w:t xml:space="preserve">        reportStartFailure("could not load " + CERTIFICATE_FILE + " and " +</w:t>
-      </w:r>
-    </w:p>
-    <w:p>
-      <w:pPr>
-        <w:pStyle w:val="SourceCode"/>
-      </w:pPr>
-      <w:r>
-        <w:t xml:space="preserve">                           KEY_FILE);</w:t>
-      </w:r>
-    </w:p>
-    <w:p>
-      <w:pPr>
-        <w:pStyle w:val="SourceCode"/>
-      </w:pPr>
-      <w:r>
-        <w:t xml:space="preserve">        return 1;</w:t>
-      </w:r>
-    </w:p>
-    <w:p>
-      <w:pPr>
-        <w:pStyle w:val="SourceCode"/>
-      </w:pPr>
-      <w:r>
-        <w:t xml:space="preserve">    }</w:t>
-      </w:r>
-    </w:p>
-    <w:p>
-      <w:pPr>
-        <w:pStyle w:val="SourceCode"/>
-      </w:pPr>
-      <w:r>
-        <w:t xml:space="preserve">    // The route table: the home page, the API's health route, then .* for</w:t>
-      </w:r>
-    </w:p>
-    <w:p>
-      <w:pPr>
-        <w:pStyle w:val="SourceCode"/>
-      </w:pPr>
-      <w:r>
-        <w:t xml:space="preserve">    // every other path and method. A pattern must match the whole path, so</w:t>
-      </w:r>
-    </w:p>
-    <w:p>
-      <w:pPr>
-        <w:pStyle w:val="SourceCode"/>
-      </w:pPr>
-      <w:r>
-        <w:t xml:space="preserve">    // "/" matches the home page alone. Remember, routes are tried in order.</w:t>
-      </w:r>
-    </w:p>
-    <w:p>
-      <w:pPr>
-        <w:pStyle w:val="SourceCode"/>
-      </w:pPr>
-      <w:r>
-        <w:t xml:space="preserve">    server.Get("/", handleHome);</w:t>
-      </w:r>
-    </w:p>
-    <w:p>
-      <w:pPr>
-        <w:pStyle w:val="SourceCode"/>
-      </w:pPr>
-      <w:r>
-        <w:t xml:space="preserve">    server.Get(API_PREFIX + "/health", handleHealth);</w:t>
-      </w:r>
-    </w:p>
-    <w:p>
-      <w:pPr>
-        <w:pStyle w:val="SourceCode"/>
-      </w:pPr>
-      <w:r>
-        <w:t xml:space="preserve">    server.Get(".*", handleNotFound);</w:t>
-      </w:r>
-    </w:p>
-    <w:p>
-      <w:pPr>
-        <w:pStyle w:val="SourceCode"/>
-      </w:pPr>
-      <w:r>
-        <w:t xml:space="preserve">    server.Post(".*", handleNotFound);</w:t>
-      </w:r>
-    </w:p>
-    <w:p>
-      <w:pPr>
-        <w:pStyle w:val="SourceCode"/>
-      </w:pPr>
-      <w:r>
-        <w:t xml:space="preserve">    server.Put(".*", handleNotFound);</w:t>
-      </w:r>
-    </w:p>
-    <w:p>
-      <w:pPr>
-        <w:pStyle w:val="SourceCode"/>
-      </w:pPr>
-      <w:r>
-        <w:t xml:space="preserve">    server.Patch(".*", handleNotFound);</w:t>
-      </w:r>
-    </w:p>
-    <w:p>
-      <w:pPr>
-        <w:pStyle w:val="SourceCode"/>
-      </w:pPr>
-      <w:r>
-        <w:t xml:space="preserve">    server.Delete(".*", handleNotFound);</w:t>
-      </w:r>
-    </w:p>
-    <w:p>
-      <w:pPr>
-        <w:pStyle w:val="SourceCode"/>
-      </w:pPr>
-      <w:r>
-        <w:t xml:space="preserve">    server.Options(".*", handleNotFound);</w:t>
-      </w:r>
-    </w:p>
-    <w:p>
-      <w:pPr>
-        <w:pStyle w:val="SourceCode"/>
-      </w:pPr>
-    </w:p>
-    <w:p>
-      <w:pPr>
-        <w:pStyle w:val="SourceCode"/>
-      </w:pPr>
-      <w:r>
-        <w:t xml:space="preserve">    // Remember, on Windows no other program may share the port</w:t>
-      </w:r>
-    </w:p>
-    <w:p>
-      <w:pPr>
-        <w:pStyle w:val="SourceCode"/>
-      </w:pPr>
-      <w:r>
-        <w:t xml:space="preserve">    // (SO_EXCLUSIVEADDRUSE); Linux and macOS keep SO_REUSEADDR.</w:t>
-      </w:r>
-    </w:p>
-    <w:p>
-      <w:pPr>
-        <w:pStyle w:val="SourceCode"/>
-      </w:pPr>
-      <w:r>
-        <w:t xml:space="preserve">    server.set_socket_options([](socket_t listener) {</w:t>
-      </w:r>
-    </w:p>
-    <w:p>
-      <w:pPr>
-        <w:pStyle w:val="SourceCode"/>
-      </w:pPr>
-      <w:r>
-        <w:t xml:space="preserve">        int enabled = 1;</w:t>
-      </w:r>
-    </w:p>
-    <w:p>
-      <w:pPr>
-        <w:pStyle w:val="SourceCode"/>
-      </w:pPr>
-      <w:r>
-        <w:t>#ifdef _WIN32</w:t>
-      </w:r>
-    </w:p>
-    <w:p>
-      <w:pPr>
-        <w:pStyle w:val="SourceCode"/>
-      </w:pPr>
-      <w:r>
-        <w:t xml:space="preserve">        setsockopt(listener, SOL_SOCKET, SO_EXCLUSIVEADDRUSE,</w:t>
-      </w:r>
-    </w:p>
-    <w:p>
-      <w:pPr>
-        <w:pStyle w:val="SourceCode"/>
-      </w:pPr>
-      <w:r>
-        <w:t xml:space="preserve">                   reinterpret_cast&lt;const char *&gt;(&amp;enabled), sizeof enabled);</w:t>
-      </w:r>
-    </w:p>
-    <w:p>
-      <w:pPr>
-        <w:pStyle w:val="SourceCode"/>
-      </w:pPr>
-      <w:r>
-        <w:t>#else</w:t>
-      </w:r>
-    </w:p>
-    <w:p>
-      <w:pPr>
-        <w:pStyle w:val="SourceCode"/>
-      </w:pPr>
-      <w:r>
-        <w:t xml:space="preserve">        setsockopt(listener, SOL_SOCKET, SO_REUSEADDR, &amp;enabled,</w:t>
-      </w:r>
-    </w:p>
-    <w:p>
-      <w:pPr>
-        <w:pStyle w:val="SourceCode"/>
-      </w:pPr>
-      <w:r>
-        <w:t xml:space="preserve">                   sizeof enabled);</w:t>
-      </w:r>
-    </w:p>
-    <w:p>
-      <w:pPr>
-        <w:pStyle w:val="SourceCode"/>
-      </w:pPr>
-      <w:r>
-        <w:t>#endif</w:t>
-      </w:r>
-    </w:p>
-    <w:p>
-      <w:pPr>
-        <w:pStyle w:val="SourceCode"/>
-      </w:pPr>
-      <w:r>
-        <w:t xml:space="preserve">    });</w:t>
-      </w:r>
-    </w:p>
-    <w:p>
-      <w:pPr>
-        <w:pStyle w:val="SourceCode"/>
-      </w:pPr>
-      <w:r>
-        <w:t xml:space="preserve">    if (!server.bind_to_port(HOST, HTTPS_PORT)) {</w:t>
-      </w:r>
-    </w:p>
-    <w:p>
-      <w:pPr>
-        <w:pStyle w:val="SourceCode"/>
-      </w:pPr>
-      <w:r>
-        <w:t xml:space="preserve">        reportStartFailure("could not listen on port " +</w:t>
-      </w:r>
-    </w:p>
-    <w:p>
-      <w:pPr>
-        <w:pStyle w:val="SourceCode"/>
-      </w:pPr>
-      <w:r>
-        <w:t xml:space="preserve">                           std::to_string(HTTPS_PORT));</w:t>
-      </w:r>
-    </w:p>
-    <w:p>
-      <w:pPr>
-        <w:pStyle w:val="SourceCode"/>
-      </w:pPr>
-      <w:r>
-        <w:t xml:space="preserve">        return 1;</w:t>
-      </w:r>
-    </w:p>
-    <w:p>
-      <w:pPr>
-        <w:pStyle w:val="SourceCode"/>
-      </w:pPr>
-      <w:r>
-        <w:t xml:space="preserve">    }</w:t>
-      </w:r>
-    </w:p>
-    <w:p>
-      <w:pPr>
-        <w:pStyle w:val="SourceCode"/>
-      </w:pPr>
-      <w:r>
-        <w:t xml:space="preserve">    // Remember, listen_after_bind answers requests until Ctrl+C.</w:t>
-      </w:r>
-    </w:p>
-    <w:p>
-      <w:pPr>
-        <w:pStyle w:val="SourceCode"/>
-      </w:pPr>
-      <w:r>
-        <w:t xml:space="preserve">    std::cout &lt;&lt; "Listening on https://" &lt;&lt; HOST &lt;&lt; ":" &lt;&lt; HTTPS_PORT</w:t>
-      </w:r>
-    </w:p>
-    <w:p>
-      <w:pPr>
-        <w:pStyle w:val="SourceCode"/>
-      </w:pPr>
-      <w:r>
-        <w:t xml:space="preserve">              &lt;&lt; std::endl;</w:t>
-      </w:r>
-    </w:p>
-    <w:p>
-      <w:pPr>
-        <w:pStyle w:val="SourceCode"/>
-        <w:keepNext/>
-      </w:pPr>
-      <w:r>
-        <w:t xml:space="preserve">    server.listen_after_bind();</w:t>
-      </w:r>
-    </w:p>
-    <w:p>
-      <w:pPr>
-        <w:pStyle w:val="SourceCode"/>
-        <w:keepNext/>
-      </w:pPr>
-      <w:r>
-        <w:t xml:space="preserve">    return 0;</w:t>
-      </w:r>
-    </w:p>
-    <w:p>
-      <w:pPr>
-        <w:pStyle w:val="SourceCode"/>
-      </w:pPr>
-      <w:r>
-        <w:t>}</w:t>
-      </w:r>
-    </w:p>
-    <w:p>
-      <w:pPr>
-        <w:keepNext/>
-      </w:pPr>
-    </w:p>
-    <w:p>
-      <w:pPr>
-        <w:pStyle w:val="Heading3"/>
-      </w:pPr>
-      <w:r>
-        <w:t>Windows PowerShell Server Build and Run</w:t>
-      </w:r>
-    </w:p>
-    <w:p>
-      <w:pPr>
-        <w:keepNext/>
-      </w:pPr>
-      <w:r>
-        <w:t>In Terminal 1, in the lesson-8.1 folder:</w:t>
-      </w:r>
-    </w:p>
-    <w:p>
-      <w:pPr>
-        <w:keepNext/>
-      </w:pPr>
-    </w:p>
-    <w:p>
-      <w:pPr>
-        <w:pStyle w:val="CommandBlock"/>
-        <w:keepNext/>
-      </w:pPr>
-      <w:r>
-        <w:t>$buildTools = "C:\Program Files (x86)\Microsoft Visual Studio\18\BuildTools"</w:t>
-      </w:r>
-    </w:p>
-    <w:p>
-      <w:pPr>
-        <w:pStyle w:val="CommandBlock"/>
-        <w:keepNext/>
-      </w:pPr>
-      <w:r>
-        <w:t>&amp; "$buildTools\Common7\Tools\Launch-VsDevShell.ps1" -Arch amd64 `</w:t>
-      </w:r>
-    </w:p>
-    <w:p>
-      <w:pPr>
-        <w:pStyle w:val="CommandBlock"/>
-        <w:keepNext/>
-      </w:pPr>
-      <w:r>
-        <w:t xml:space="preserve">    -HostArch amd64 -SkipAutomaticLocation</w:t>
-      </w:r>
-    </w:p>
-    <w:p>
-      <w:pPr>
-        <w:pStyle w:val="CommandBlock"/>
-        <w:keepNext/>
-      </w:pPr>
-      <w:r>
-        <w:t>$ssl = ".\cpp\vcpkg_installed\x64-windows-static-md"</w:t>
-      </w:r>
-    </w:p>
-    <w:p>
-      <w:pPr>
-        <w:pStyle w:val="CommandBlock"/>
-        <w:keepNext/>
-      </w:pPr>
-      <w:r>
-        <w:t>cl /nologo /std:c++20 /EHsc /W4 /WX /MD /external:I "$ssl\include" `</w:t>
-      </w:r>
-    </w:p>
-    <w:p>
-      <w:pPr>
-        <w:pStyle w:val="CommandBlock"/>
-        <w:keepNext/>
-      </w:pPr>
-      <w:r>
-        <w:t xml:space="preserve">    /external:W0 .\cpp\server.cpp /Fo:cpp\ /Fe:cpp\server.exe /link `</w:t>
-      </w:r>
-    </w:p>
-    <w:p>
-      <w:pPr>
-        <w:pStyle w:val="CommandBlock"/>
-        <w:keepNext/>
-      </w:pPr>
-      <w:r>
-        <w:t xml:space="preserve">    /LIBPATH:"$ssl\lib" libssl.lib libcrypto.lib ws2_32.lib crypt32.lib `</w:t>
-      </w:r>
-    </w:p>
-    <w:p>
-      <w:pPr>
-        <w:pStyle w:val="CommandBlock"/>
-        <w:keepNext/>
-      </w:pPr>
-      <w:r>
-        <w:t xml:space="preserve">    advapi32.lib user32.lib</w:t>
-      </w:r>
-    </w:p>
-    <w:p>
-      <w:pPr>
-        <w:pStyle w:val="CommandBlock"/>
-      </w:pPr>
-      <w:r>
-        <w:t>.\cpp\server.exe</w:t>
-      </w:r>
-    </w:p>
-    <w:p>
-      <w:pPr>
-        <w:keepNext/>
-      </w:pPr>
-    </w:p>
-    <w:p>
-      <w:r>
-        <w:t>Wait for its Listening line, and leave it running.</w:t>
-      </w:r>
-    </w:p>
-    <w:p>
-      <w:pPr>
-        <w:keepNext/>
-      </w:pPr>
-    </w:p>
-    <w:p>
-      <w:pPr>
-        <w:pStyle w:val="Heading3"/>
-      </w:pPr>
-      <w:r>
-        <w:t>Windows PowerShell Browser Check</w:t>
-      </w:r>
-    </w:p>
-    <w:p>
-      <w:pPr>
-        <w:keepNext/>
-      </w:pPr>
-      <w:r>
-        <w:t>In Terminal 2, open the home page, then the API's health route, as in the C section.</w:t>
-      </w:r>
-    </w:p>
-    <w:p>
-      <w:pPr>
-        <w:keepNext/>
-      </w:pPr>
-    </w:p>
-    <w:p>
-      <w:pPr>
-        <w:pStyle w:val="CommandBlock"/>
-        <w:keepNext/>
-      </w:pPr>
-      <w:r>
-        <w:t>Start-Process "https://127.0.0.1:8765/"</w:t>
-      </w:r>
-    </w:p>
-    <w:p>
-      <w:pPr>
-        <w:pStyle w:val="CommandBlock"/>
-      </w:pPr>
-      <w:r>
-        <w:t>Start-Process "https://127.0.0.1:8765/api/v1/health"</w:t>
-      </w:r>
-    </w:p>
-    <w:p>
-      <w:pPr>
-        <w:keepNext/>
-      </w:pPr>
-    </w:p>
-    <w:p>
-      <w:pPr>
-        <w:pStyle w:val="Heading3"/>
-      </w:pPr>
-      <w:r>
-        <w:t>Windows PowerShell Missing Page Check</w:t>
-      </w:r>
-    </w:p>
-    <w:p>
-      <w:pPr>
-        <w:keepNext/>
-      </w:pPr>
-      <w:r>
-        <w:t>Open a path the server has no route for yet, as in the C section.</w:t>
-      </w:r>
-    </w:p>
-    <w:p>
-      <w:pPr>
-        <w:keepNext/>
-      </w:pPr>
-    </w:p>
-    <w:p>
-      <w:pPr>
-        <w:pStyle w:val="CommandBlock"/>
-      </w:pPr>
-      <w:r>
-        <w:t>Start-Process "https://127.0.0.1:8765/contacts"</w:t>
-      </w:r>
-    </w:p>
-    <w:p>
-      <w:pPr>
-        <w:keepNext/>
-      </w:pPr>
-    </w:p>
-    <w:p>
-      <w:pPr>
-        <w:pStyle w:val="Heading3"/>
-      </w:pPr>
-      <w:r>
-        <w:t>Windows PowerShell curl Check</w:t>
-      </w:r>
-    </w:p>
-    <w:p>
-      <w:pPr>
-        <w:keepNext/>
-      </w:pPr>
-      <w:r>
-        <w:t>Still in Terminal 2, send the four requests with curl.exe, as in the C section.</w:t>
-      </w:r>
-    </w:p>
-    <w:p>
-      <w:pPr>
-        <w:keepNext/>
-      </w:pPr>
-    </w:p>
-    <w:p>
-      <w:pPr>
-        <w:pStyle w:val="CommandBlock"/>
-        <w:keepNext/>
-      </w:pPr>
-      <w:r>
-        <w:t>&amp; "$env:SystemRoot\System32\curl.exe" -sS --ssl-revoke-best-effort `</w:t>
-      </w:r>
-    </w:p>
-    <w:p>
-      <w:pPr>
-        <w:pStyle w:val="CommandBlock"/>
-        <w:keepNext/>
-      </w:pPr>
-      <w:r>
-        <w:t xml:space="preserve">    --cacert .\certs\spa-ca.pem -H "Accept: text/html" `</w:t>
-      </w:r>
-    </w:p>
-    <w:p>
-      <w:pPr>
-        <w:pStyle w:val="CommandBlock"/>
-        <w:keepNext/>
-      </w:pPr>
-      <w:r>
-        <w:t xml:space="preserve">    -w "%{http_code} %{content_type}\n" `</w:t>
-      </w:r>
-    </w:p>
-    <w:p>
-      <w:pPr>
-        <w:pStyle w:val="CommandBlock"/>
-        <w:keepNext/>
-      </w:pPr>
-      <w:r>
-        <w:t xml:space="preserve">    -o NUL https://127.0.0.1:8765/ `</w:t>
-      </w:r>
-    </w:p>
-    <w:p>
-      <w:pPr>
-        <w:pStyle w:val="CommandBlock"/>
-        <w:keepNext/>
-      </w:pPr>
-      <w:r>
-        <w:t xml:space="preserve">    -o NUL https://127.0.0.1:8765/api/v1/health `</w:t>
-      </w:r>
-    </w:p>
-    <w:p>
-      <w:pPr>
-        <w:pStyle w:val="CommandBlock"/>
-        <w:keepNext/>
-      </w:pPr>
-      <w:r>
-        <w:t xml:space="preserve">    -o NUL https://127.0.0.1:8765/favicon.ico `</w:t>
-      </w:r>
-    </w:p>
-    <w:p>
-      <w:pPr>
-        <w:pStyle w:val="CommandBlock"/>
-      </w:pPr>
-      <w:r>
-        <w:t xml:space="preserve">    -o NUL https://127.0.0.1:8765/robots.txt</w:t>
-      </w:r>
-    </w:p>
-    <w:p>
-      <w:pPr>
-        <w:keepNext/>
-      </w:pPr>
-    </w:p>
-    <w:p>
-      <w:r>
-        <w:t>Then press Ctrl+C in Terminal 1 to stop the server.</w:t>
-      </w:r>
-    </w:p>
-    <w:p>
-      <w:pPr>
-        <w:keepNext/>
-      </w:pPr>
-    </w:p>
-    <w:p>
-      <w:pPr>
-        <w:pStyle w:val="Heading3"/>
-      </w:pPr>
-      <w:r>
-        <w:t>Linux or macOS Build and Run</w:t>
-      </w:r>
-    </w:p>
-    <w:p>
-      <w:pPr>
-        <w:keepNext/>
-      </w:pPr>
-      <w:r>
-        <w:t>Run the server in Terminal 1. Open each page with open (macOS) or xdg-open (Linux) instead of Start-Process, and for the curl Check type curl instead of curl.exe, leave out --ssl-revoke-best-effort, and write / instead of \.</w:t>
-      </w:r>
-    </w:p>
-    <w:p>
-      <w:pPr>
-        <w:keepNext/>
-      </w:pPr>
-    </w:p>
-    <w:p>
-      <w:pPr>
-        <w:pStyle w:val="CommandBlock"/>
-        <w:keepNext/>
-      </w:pPr>
-      <w:r>
-        <w:t>g++ -std=c++20 -Wall -Wextra -Wpedantic -Werror ./cpp/server.cpp \</w:t>
-      </w:r>
-    </w:p>
-    <w:p>
-      <w:pPr>
-        <w:pStyle w:val="CommandBlock"/>
-        <w:keepNext/>
-      </w:pPr>
-      <w:r>
-        <w:t xml:space="preserve">    -lssl -lcrypto -o ./cpp/server</w:t>
-      </w:r>
-    </w:p>
-    <w:p>
-      <w:pPr>
-        <w:pStyle w:val="CommandBlock"/>
-      </w:pPr>
-      <w:r>
-        <w:t>./cpp/server</w:t>
-      </w:r>
-    </w:p>
-    <w:p>
-      <w:pPr>
-        <w:keepNext/>
-      </w:pPr>
-    </w:p>
-    <w:p>
-      <w:pPr>
-        <w:pStyle w:val="Heading3"/>
-      </w:pPr>
-      <w:r>
-        <w:t>Check Your Results</w:t>
-      </w:r>
-    </w:p>
-    <w:p>
-      <w:pPr>
-        <w:keepNext/>
-      </w:pPr>
-      <w:r>
-        <w:t>The home page shows the same two lines as the Basic server's. The health route shows its JSON as text:</w:t>
-      </w:r>
-    </w:p>
-    <w:p>
-      <w:pPr>
-        <w:keepNext/>
-      </w:pPr>
-    </w:p>
-    <w:p>
-      <w:pPr>
-        <w:pStyle w:val="RequiredOutput"/>
-      </w:pPr>
-      <w:r>
-        <w:t>{"status":"ok"}</w:t>
-      </w:r>
-    </w:p>
-    <w:p>
-      <w:pPr>
-        <w:keepNext/>
-      </w:pPr>
-    </w:p>
-    <w:p>
-      <w:pPr>
-        <w:keepNext/>
-      </w:pPr>
-      <w:r>
-        <w:t>/contacts shows Lesson 6.0's error body, and DevTools shows Status Code 404:</w:t>
-      </w:r>
-    </w:p>
-    <w:p>
-      <w:pPr>
-        <w:keepNext/>
-      </w:pPr>
-    </w:p>
-    <w:p>
-      <w:pPr>
-        <w:pStyle w:val="RequiredOutput"/>
-      </w:pPr>
-      <w:r>
-        <w:t>{"code":"not_found","message":"no such path"}</w:t>
-      </w:r>
-    </w:p>
-    <w:p>
-      <w:pPr>
-        <w:keepNext/>
-      </w:pPr>
-    </w:p>
-    <w:p>
-      <w:pPr>
-        <w:keepNext/>
-      </w:pPr>
-      <w:r>
-        <w:t>The curl Check must print the Required Clean-Run Output, one line per address:</w:t>
-      </w:r>
-    </w:p>
-    <w:p>
-      <w:pPr>
-        <w:keepNext/>
-      </w:pPr>
-    </w:p>
-    <w:p>
-      <w:pPr>
-        <w:pStyle w:val="RequiredOutput"/>
-        <w:keepNext/>
-      </w:pPr>
-      <w:r>
-        <w:t>200 text/html; charset=utf-8</w:t>
-      </w:r>
-    </w:p>
-    <w:p>
-      <w:pPr>
-        <w:pStyle w:val="RequiredOutput"/>
-        <w:keepNext/>
-      </w:pPr>
-      <w:r>
-        <w:t>200 application/json; charset=utf-8</w:t>
-      </w:r>
-    </w:p>
-    <w:p>
-      <w:pPr>
-        <w:pStyle w:val="RequiredOutput"/>
-        <w:keepNext/>
-      </w:pPr>
-      <w:r>
-        <w:t>404 application/json; charset=utf-8</w:t>
-      </w:r>
-    </w:p>
-    <w:p>
-      <w:pPr>
-        <w:pStyle w:val="RequiredOutput"/>
-      </w:pPr>
-      <w:r>
-        <w:t>404 application/json; charset=utf-8</w:t>
-      </w:r>
-    </w:p>
-    <w:p>
-      <w:pPr>
-        <w:keepNext/>
-      </w:pPr>
-    </w:p>
-    <w:p>
-      <w:pPr>
-        <w:keepNext/>
-      </w:pPr>
-      <w:r>
-        <w:t>Terminal 1 must show the Listening line and one line per request: the browser's three pages, each followed by its own /favicon.ico request, then curl.exe's four. Your browser may show fewer favicon lines, because it remembers for a while that the icon is missing:</w:t>
-      </w:r>
-    </w:p>
-    <w:p>
-      <w:pPr>
-        <w:keepNext/>
-      </w:pPr>
-    </w:p>
-    <w:p>
-      <w:pPr>
-        <w:pStyle w:val="RequiredOutput"/>
-        <w:keepNext/>
-      </w:pPr>
-      <w:r>
-        <w:t>Listening on https://127.0.0.1:8765</w:t>
-      </w:r>
-    </w:p>
-    <w:p>
-      <w:pPr>
-        <w:pStyle w:val="RequiredOutput"/>
-        <w:keepNext/>
-      </w:pPr>
-      <w:r>
-        <w:t>GET / -&gt; 200</w:t>
-      </w:r>
-    </w:p>
-    <w:p>
-      <w:pPr>
-        <w:pStyle w:val="RequiredOutput"/>
-        <w:keepNext/>
-      </w:pPr>
-      <w:r>
-        <w:t>GET /favicon.ico -&gt; 404</w:t>
-      </w:r>
-    </w:p>
-    <w:p>
-      <w:pPr>
-        <w:pStyle w:val="RequiredOutput"/>
-        <w:keepNext/>
-      </w:pPr>
-      <w:r>
-        <w:t>GET /api/v1/health -&gt; 200</w:t>
-      </w:r>
-    </w:p>
-    <w:p>
-      <w:pPr>
-        <w:pStyle w:val="RequiredOutput"/>
-        <w:keepNext/>
-      </w:pPr>
-      <w:r>
-        <w:t>GET /favicon.ico -&gt; 404</w:t>
-      </w:r>
-    </w:p>
-    <w:p>
-      <w:pPr>
-        <w:pStyle w:val="RequiredOutput"/>
-        <w:keepNext/>
-      </w:pPr>
-      <w:r>
-        <w:t>GET /contacts -&gt; 404</w:t>
-      </w:r>
-    </w:p>
-    <w:p>
-      <w:pPr>
-        <w:pStyle w:val="RequiredOutput"/>
-        <w:keepNext/>
-      </w:pPr>
-      <w:r>
-        <w:t>GET /favicon.ico -&gt; 404</w:t>
-      </w:r>
-    </w:p>
-    <w:p>
-      <w:pPr>
-        <w:pStyle w:val="RequiredOutput"/>
-        <w:keepNext/>
-      </w:pPr>
-      <w:r>
-        <w:t>GET / -&gt; 200</w:t>
-      </w:r>
-    </w:p>
-    <w:p>
-      <w:pPr>
-        <w:pStyle w:val="RequiredOutput"/>
-        <w:keepNext/>
-      </w:pPr>
-      <w:r>
-        <w:t>GET /api/v1/health -&gt; 200</w:t>
-      </w:r>
-    </w:p>
-    <w:p>
-      <w:pPr>
-        <w:pStyle w:val="RequiredOutput"/>
-        <w:keepNext/>
-      </w:pPr>
-      <w:r>
-        <w:t>GET /favicon.ico -&gt; 404</w:t>
-      </w:r>
-    </w:p>
-    <w:p>
-      <w:pPr>
-        <w:pStyle w:val="RequiredOutput"/>
-      </w:pPr>
-      <w:r>
-        <w:t>GET /robots.txt -&gt; 404</w:t>
-      </w:r>
-    </w:p>
-    <w:p>
-      <w:pPr>
-        <w:keepNext/>
-      </w:pPr>
-    </w:p>
-    <w:p>
-      <w:pPr>
-        <w:pStyle w:val="ListBullet"/>
-      </w:pPr>
-      <w:r>
-        <w:t>The health route answered application/json although the request said Accept: text/html: Accept asks, and the route answers in its own format.</w:t>
-      </w:r>
-    </w:p>
-    <w:p>
-      <w:pPr>
-        <w:pStyle w:val="ListBullet"/>
-      </w:pPr>
-      <w:r>
-        <w:t>/contacts and /robots.txt got the same 404 as /favicon.ico: every path without a route gets the route table's 404.</w:t>
-      </w:r>
-    </w:p>
-    <w:p>
-      <w:pPr>
-        <w:keepNext/>
-      </w:pPr>
-    </w:p>
-    <w:p>
-      <w:pPr>
-        <w:keepNext/>
-      </w:pPr>
-    </w:p>
-    <w:p>
-      <w:pPr>
-        <w:pStyle w:val="Heading2"/>
-      </w:pPr>
-      <w:r>
-        <w:t>What to Notice</w:t>
-      </w:r>
-    </w:p>
-    <w:p>
-      <w:pPr>
-        <w:pStyle w:val="ListBullet"/>
-      </w:pPr>
-      <w:r>
-        <w:t>A cpp-httplib route's pattern must match the whole path, so "/" is the home page alone, and ".*", any characters, matches every path.</w:t>
-      </w:r>
-    </w:p>
-    <w:p>
-      <w:pPr>
-        <w:pStyle w:val="ListBullet"/>
-      </w:pPr>
-      <w:r>
-        <w:t>Remember, cpp-httplib's GET routes also answer HEAD (Lesson 6.0): the headers, with no body.</w:t>
-      </w:r>
-    </w:p>
-    <w:p>
-      <w:pPr>
-        <w:pStyle w:val="ListBullet"/>
-      </w:pPr>
-      <w:r>
-        <w:t>sendHtml calls set_header after set_content: headers may be set in any order until the handler returns and the answer is sent.</w:t>
-      </w:r>
-    </w:p>
-    <w:p>
-      <w:pPr>
-        <w:keepNext/>
-      </w:pPr>
-    </w:p>
-    <w:p>
-      <w:pPr>
-        <w:pStyle w:val="Heading3"/>
-      </w:pPr>
-      <w:r>
-        <w:t>Basic and Production-Minded Comparison</w:t>
-      </w:r>
-    </w:p>
-    <w:p>
-      <w:r>
-        <w:t>Both C++ servers answer GET / with the same page and headers; the Production-Minded server adds the constants, sendHtml beside sendJson, the health route, the route table's handler functions, and a log line for every answer.</w:t>
-      </w:r>
-    </w:p>
-    <w:p>
-      <w:pPr>
-        <w:keepNext/>
-      </w:pPr>
-    </w:p>
-    <w:p>
-      <w:pPr>
-        <w:keepNext/>
-      </w:pPr>
-    </w:p>
-    <w:p>
-      <w:pPr>
-        <w:keepNext/>
-      </w:pPr>
-    </w:p>
-    <w:p>
-      <w:pPr>
-        <w:pStyle w:val="Heading1"/>
-      </w:pPr>
-      <w:r>
-        <w:t>C# Implementation</w:t>
-      </w:r>
-    </w:p>
-    <w:p>
-      <w:r>
-        <w:t>C#'s servers are Lesson 6.0's, built on ASP.NET Core and its server, Kestrel, which come with the project's Sdk, Microsoft.NET.Sdk.Web. Nothing new is installed.</w:t>
-      </w:r>
-    </w:p>
-    <w:p>
-      <w:pPr>
-        <w:keepNext/>
-      </w:pPr>
-    </w:p>
-    <w:p>
-      <w:pPr>
-        <w:keepNext/>
-      </w:pPr>
-    </w:p>
-    <w:p>
-      <w:pPr>
-        <w:pStyle w:val="Heading2"/>
-      </w:pPr>
-      <w:r>
-        <w:t>Basic Implementation</w:t>
-      </w:r>
-    </w:p>
-    <w:p>
-      <w:r>
-        <w:t>Start with the most direct version: Lesson 6.0's Basic server with its health route replaced by the page. app.MapGet("/", ...) registers the home page. Its route method takes the HttpResponse, which ASP.NET Core passes in, adds the nosniff header, and returns Results.Text with the page and its content type. The page is written as one string per line of HTML, joined with +. New steps are commented in full; Lesson 6.0's steps have short reminders.</w:t>
-      </w:r>
-    </w:p>
-    <w:p>
-      <w:pPr>
-        <w:keepNext/>
-      </w:pPr>
-    </w:p>
-    <w:p>
-      <w:pPr>
-        <w:pStyle w:val="Heading3"/>
-      </w:pPr>
-      <w:r>
-        <w:t>csharp/BasicServer/Program.cs</w:t>
-      </w:r>
-    </w:p>
-    <w:p>
-      <w:pPr>
-        <w:pStyle w:val="SourceCode"/>
-        <w:keepNext/>
-      </w:pPr>
-      <w:r>
-        <w:t>// Lesson 8.1 Basic: an HTTPS server whose home page is HTML for a browser.</w:t>
-      </w:r>
-    </w:p>
-    <w:p>
-      <w:pPr>
-        <w:pStyle w:val="SourceCode"/>
-        <w:keepNext/>
-      </w:pPr>
-      <w:r>
-        <w:t>// Remember, ASP.NET Core is .NET's web framework and Kestrel its server.</w:t>
-      </w:r>
-    </w:p>
-    <w:p>
-      <w:pPr>
-        <w:pStyle w:val="SourceCode"/>
-      </w:pPr>
-      <w:r>
-        <w:t>using System.Net;</w:t>
-      </w:r>
-    </w:p>
-    <w:p>
-      <w:pPr>
-        <w:pStyle w:val="SourceCode"/>
-      </w:pPr>
-      <w:r>
-        <w:t>using System.Security.Cryptography.X509Certificates;</w:t>
-      </w:r>
-    </w:p>
-    <w:p>
-      <w:pPr>
-        <w:pStyle w:val="SourceCode"/>
-      </w:pPr>
-    </w:p>
-    <w:p>
-      <w:pPr>
-        <w:pStyle w:val="SourceCode"/>
-      </w:pPr>
-      <w:r>
-        <w:t>internal static class Program</w:t>
-      </w:r>
-    </w:p>
-    <w:p>
-      <w:pPr>
-        <w:pStyle w:val="SourceCode"/>
-      </w:pPr>
-      <w:r>
-        <w:t>{</w:t>
-      </w:r>
-    </w:p>
-    <w:p>
-      <w:pPr>
-        <w:pStyle w:val="SourceCode"/>
-      </w:pPr>
-      <w:r>
         <w:t xml:space="preserve">    private static void Main()</w:t>
       </w:r>
     </w:p>
@@ -9386,47 +9389,39 @@
         <w:pStyle w:val="SourceCode"/>
       </w:pPr>
       <w:r>
-        <w:t xml:space="preserve">        // document, one line of HTML per string, joined with +.</w:t>
-      </w:r>
-    </w:p>
-    <w:p>
-      <w:pPr>
-        <w:pStyle w:val="SourceCode"/>
-      </w:pPr>
-      <w:r>
-        <w:t xml:space="preserve">        // text/html tells the browser to draw the body as a page;</w:t>
-      </w:r>
-    </w:p>
-    <w:p>
-      <w:pPr>
-        <w:pStyle w:val="SourceCode"/>
-      </w:pPr>
-      <w:r>
-        <w:t xml:space="preserve">        // charset=utf-8 tells it how to turn the bytes into characters.</w:t>
-      </w:r>
-    </w:p>
-    <w:p>
-      <w:pPr>
-        <w:pStyle w:val="SourceCode"/>
-      </w:pPr>
-      <w:r>
-        <w:t xml:space="preserve">        // The route method takes the HttpResponse, which ASP.NET Core</w:t>
-      </w:r>
-    </w:p>
-    <w:p>
-      <w:pPr>
-        <w:pStyle w:val="SourceCode"/>
-      </w:pPr>
-      <w:r>
-        <w:t xml:space="preserve">        // passes in, so it can add a header: nosniff tells the browser to</w:t>
-      </w:r>
-    </w:p>
-    <w:p>
-      <w:pPr>
-        <w:pStyle w:val="SourceCode"/>
-      </w:pPr>
-      <w:r>
-        <w:t xml:space="preserve">        // believe Content-Type and never guess the type from the body.</w:t>
+        <w:t xml:space="preserve">        // document, one line of HTML per string, joined with +. text/html</w:t>
+      </w:r>
+    </w:p>
+    <w:p>
+      <w:pPr>
+        <w:pStyle w:val="SourceCode"/>
+      </w:pPr>
+      <w:r>
+        <w:t xml:space="preserve">        // tells the browser to draw it as a page; charset=utf-8 how to turn</w:t>
+      </w:r>
+    </w:p>
+    <w:p>
+      <w:pPr>
+        <w:pStyle w:val="SourceCode"/>
+      </w:pPr>
+      <w:r>
+        <w:t xml:space="preserve">        // the bytes into characters. The route method takes the HttpResponse,</w:t>
+      </w:r>
+    </w:p>
+    <w:p>
+      <w:pPr>
+        <w:pStyle w:val="SourceCode"/>
+      </w:pPr>
+      <w:r>
+        <w:t xml:space="preserve">        // which ASP.NET Core passes in, so it can add nosniff: the browser</w:t>
+      </w:r>
+    </w:p>
+    <w:p>
+      <w:pPr>
+        <w:pStyle w:val="SourceCode"/>
+      </w:pPr>
+      <w:r>
+        <w:t xml:space="preserve">        // believes Content-Type and never guesses the type from the body.</w:t>
       </w:r>
     </w:p>
     <w:p>
@@ -9435,6 +9430,14 @@
       </w:pPr>
       <w:r>
         <w:t xml:space="preserve">        // Its braces hold two statements, and return gives the answer.</w:t>
+      </w:r>
+    </w:p>
+    <w:p>
+      <w:pPr>
+        <w:pStyle w:val="SourceCode"/>
+      </w:pPr>
+      <w:r>
+        <w:t xml:space="preserve">        // Remember, Results.Text: body, type, null (UTF-8), then the status.</w:t>
       </w:r>
     </w:p>
     <w:p>
@@ -13367,7 +13370,7 @@
         <w:pStyle w:val="SourceCode"/>
       </w:pPr>
       <w:r>
-        <w:t>// Remember, every JSON answer goes through here, so every answer is logged.</w:t>
+        <w:t>// Remember, every JSON answer is logged here; RequestURI is the target as sent.</w:t>
       </w:r>
     </w:p>
     <w:p>
@@ -13827,7 +13830,7 @@
       </w:pPr>
       <w:r>
         <w:tab/>
-        <w:t>// Remember, io.Discard throws away the library's own messages, such as</w:t>
+        <w:t>// Remember, io.Discard throws away the library's own messages; the</w:t>
       </w:r>
     </w:p>
     <w:p>
@@ -13836,7 +13839,7 @@
       </w:pPr>
       <w:r>
         <w:tab/>
-        <w:t>// a client that hung up during the TLS handshake.</w:t>
+        <w:t>// certificate is in TLSConfig, so ServeTLS's two file names are empty.</w:t>
       </w:r>
     </w:p>
     <w:p>
@@ -13881,6 +13884,8 @@
       </w:r>
       <w:r>
         <w:tab/>
+      </w:r>
+      <w:r>
         <w:t>ErrorLog:  log.New(io.Discard, "", 0),</w:t>
       </w:r>
     </w:p>
@@ -13899,8 +13904,6 @@
       </w:pPr>
       <w:r>
         <w:tab/>
-      </w:r>
-      <w:r>
         <w:t>fmt.Printf("Listening on https://%s\n", address)</w:t>
       </w:r>
     </w:p>
@@ -18143,6 +18146,9 @@
       <w:pPr>
         <w:pStyle w:val="SourceCode"/>
       </w:pPr>
+      <w:r>
+        <w:t>// Remember, import type, above, brings in names used only as types.</w:t>
+      </w:r>
     </w:p>
     <w:p>
       <w:pPr>
@@ -18692,6 +18698,9 @@
       <w:pPr>
         <w:pStyle w:val="SourceCode"/>
       </w:pPr>
+      <w:r>
+        <w:t>// Remember, Buffer is Node's type for bytes, which readFileSync returns.</w:t>
+      </w:r>
     </w:p>
     <w:p>
       <w:pPr>
@@ -20325,7 +20334,10 @@
     </w:p>
     <w:p>
       <w:r>
-        <w:t>Build and start the server again, and run the curl Check. The output must match the Required Challenge Output below, and Terminal 1 must show GET /robots.txt -&gt; 200. Remember, robots.txt asks; a polite crawler obeys, but it is not access control. Every path still answers, and anyone can read robots.txt, so never list a secret path in it. With the Exercise as well, the output must match the Required Combined Output after it.</w:t>
+        <w:t xml:space="preserve">Build and start the server again, and run the curl Check. Update the comments the change makes stale too: in C, C++, C#, and Go, the route table's comment names each route, so add /robots.txt to it. The output must match the Required Challenge Output below, and Terminal 1 must show GET /robots.txt -&gt; 200. Remember, robots.txt asks; a polite crawler obeys, but it is not access control. Every path still answers, and anyone can read robots.txt, so never list a secret path in it. With the Exercise as well, the </w:t>
+      </w:r>
+      <w:r>
+        <w:t>output must match the Required Combined Output after it.</w:t>
       </w:r>
     </w:p>
     <w:p>
@@ -20753,31 +20765,31 @@
       </w:rPr>
     </w:lvl>
   </w:abstractNum>
-  <w:num w:numId="1" w16cid:durableId="871068380">
+  <w:num w:numId="1" w16cid:durableId="1287807389">
     <w:abstractNumId w:val="8"/>
   </w:num>
-  <w:num w:numId="2" w16cid:durableId="1277636722">
+  <w:num w:numId="2" w16cid:durableId="1574898357">
     <w:abstractNumId w:val="6"/>
   </w:num>
-  <w:num w:numId="3" w16cid:durableId="1630352563">
+  <w:num w:numId="3" w16cid:durableId="1455828335">
     <w:abstractNumId w:val="5"/>
   </w:num>
-  <w:num w:numId="4" w16cid:durableId="539175011">
+  <w:num w:numId="4" w16cid:durableId="1929072611">
     <w:abstractNumId w:val="4"/>
   </w:num>
-  <w:num w:numId="5" w16cid:durableId="1661078655">
+  <w:num w:numId="5" w16cid:durableId="1644388828">
     <w:abstractNumId w:val="7"/>
   </w:num>
-  <w:num w:numId="6" w16cid:durableId="2141261068">
+  <w:num w:numId="6" w16cid:durableId="943147188">
     <w:abstractNumId w:val="3"/>
   </w:num>
-  <w:num w:numId="7" w16cid:durableId="1178696043">
+  <w:num w:numId="7" w16cid:durableId="167641707">
     <w:abstractNumId w:val="2"/>
   </w:num>
-  <w:num w:numId="8" w16cid:durableId="421998230">
+  <w:num w:numId="8" w16cid:durableId="30814139">
     <w:abstractNumId w:val="1"/>
   </w:num>
-  <w:num w:numId="9" w16cid:durableId="2118138387">
+  <w:num w:numId="9" w16cid:durableId="527719719">
     <w:abstractNumId w:val="0"/>
   </w:num>
 </w:numbering>

--- a/Volume 1/Chapter 08 - Web Applications/SPA_Vol1_Ch8_Lesson8_1_HTTP_Review.docx
+++ b/Volume 1/Chapter 08 - Web Applications/SPA_Vol1_Ch8_Lesson8_1_HTTP_Review.docx
@@ -1692,7 +1692,7 @@
         <w:keepNext/>
       </w:pPr>
       <w:r>
-        <w:t>$openssl = "C:\Program Files\Git\mingw64\bin\openssl.exe"</w:t>
+        <w:t>$openssl = "C:\Program Files\Git\ucrt64\bin\openssl.exe"</w:t>
       </w:r>
     </w:p>
     <w:p>
@@ -20765,31 +20765,31 @@
       </w:rPr>
     </w:lvl>
   </w:abstractNum>
-  <w:num w:numId="1" w16cid:durableId="1287807389">
+  <w:num w:numId="1" w16cid:durableId="1475413002">
     <w:abstractNumId w:val="8"/>
   </w:num>
-  <w:num w:numId="2" w16cid:durableId="1574898357">
+  <w:num w:numId="2" w16cid:durableId="1245336278">
     <w:abstractNumId w:val="6"/>
   </w:num>
-  <w:num w:numId="3" w16cid:durableId="1455828335">
+  <w:num w:numId="3" w16cid:durableId="1240797772">
     <w:abstractNumId w:val="5"/>
   </w:num>
-  <w:num w:numId="4" w16cid:durableId="1929072611">
+  <w:num w:numId="4" w16cid:durableId="934478343">
     <w:abstractNumId w:val="4"/>
   </w:num>
-  <w:num w:numId="5" w16cid:durableId="1644388828">
+  <w:num w:numId="5" w16cid:durableId="765661435">
     <w:abstractNumId w:val="7"/>
   </w:num>
-  <w:num w:numId="6" w16cid:durableId="943147188">
+  <w:num w:numId="6" w16cid:durableId="1512259407">
     <w:abstractNumId w:val="3"/>
   </w:num>
-  <w:num w:numId="7" w16cid:durableId="167641707">
+  <w:num w:numId="7" w16cid:durableId="759253467">
     <w:abstractNumId w:val="2"/>
   </w:num>
-  <w:num w:numId="8" w16cid:durableId="30814139">
+  <w:num w:numId="8" w16cid:durableId="317614092">
     <w:abstractNumId w:val="1"/>
   </w:num>
-  <w:num w:numId="9" w16cid:durableId="527719719">
+  <w:num w:numId="9" w16cid:durableId="1132601093">
     <w:abstractNumId w:val="0"/>
   </w:num>
 </w:numbering>
